--- a/40_AWS/05_改修資料/KSM_AWS_MOD_020_改修指示書_シークレット命名改善_ja_vi.docx
+++ b/40_AWS/05_改修資料/KSM_AWS_MOD_020_改修指示書_シークレット命名改善_ja_vi.docx
@@ -80,7 +80,7 @@
           <w:sz w:val="24"/>
           <w:szCs w:val="24"/>
         </w:rPr>
-        <w:t xml:space="preserve">■ 文書情報</w:t>
+        <w:t xml:space="preserve">■ ① 文書情報</w:t>
       </w:r>
       <w:r>
         <w:br/>
@@ -418,7 +418,7 @@
                 <w:sz w:val="18"/>
                 <w:szCs w:val="18"/>
               </w:rPr>
-              <w:t xml:space="preserve">カスミPOS</w:t>
+              <w:t xml:space="preserve">カスミ POS システム</w:t>
             </w:r>
           </w:p>
         </w:tc>
@@ -1310,7 +1310,599 @@
           <w:sz w:val="24"/>
           <w:szCs w:val="24"/>
         </w:rPr>
-        <w:t xml:space="preserve">■ 改廃履歴</w:t>
+        <w:t xml:space="preserve">■ ② 改修概要</w:t>
+      </w:r>
+      <w:r>
+        <w:br/>
+      </w:r>
+      <w:r>
+        <w:rPr>
+          <w:rFonts w:ascii="BIZ UDPGothic" w:cs="BIZ UDPGothic" w:eastAsia="BIZ UDPGothic" w:hAnsi="BIZ UDPGothic"/>
+          <w:i/>
+          <w:iCs/>
+          <w:color w:val="AA3344"/>
+          <w:sz w:val="17"/>
+          <w:szCs w:val="17"/>
+        </w:rPr>
+        <w:t xml:space="preserve">　Tổng Quan Sửa Đổi</w:t>
+      </w:r>
+    </w:p>
+    <w:p>
+      <w:pPr>
+        <w:spacing w:before="100" w:after="100"/>
+      </w:pPr>
+      <w:r>
+        <w:rPr>
+          <w:rFonts w:ascii="BIZ UDPGothic" w:cs="BIZ UDPGothic" w:eastAsia="BIZ UDPGothic" w:hAnsi="BIZ UDPGothic"/>
+          <w:color w:val="404040"/>
+          <w:sz w:val="18"/>
+          <w:szCs w:val="18"/>
+        </w:rPr>
+        <w:t xml:space="preserve">現在のSecrets Manager命名がPRD/STG間で不統一（PRD:</w:t>
+      </w:r>
+    </w:p>
+    <w:p>
+      <w:pPr>
+        <w:spacing w:before="100" w:after="100"/>
+      </w:pPr>
+      <w:r>
+        <w:rPr>
+          <w:rFonts w:ascii="BIZ UDPGothic" w:cs="BIZ UDPGothic" w:eastAsia="BIZ UDPGothic" w:hAnsi="BIZ UDPGothic"/>
+          <w:color w:val="404040"/>
+          <w:sz w:val="18"/>
+          <w:szCs w:val="18"/>
+        </w:rPr>
+        <w:t xml:space="preserve">prd/Replica_Kasumi、STG: stg/Replica_Kasumi</w:t>
+      </w:r>
+    </w:p>
+    <w:p>
+      <w:pPr>
+        <w:spacing w:before="100" w:after="100"/>
+      </w:pPr>
+      <w:r>
+        <w:rPr>
+          <w:rFonts w:ascii="BIZ UDPGothic" w:cs="BIZ UDPGothic" w:eastAsia="BIZ UDPGothic" w:hAnsi="BIZ UDPGothic"/>
+          <w:color w:val="404040"/>
+          <w:sz w:val="18"/>
+          <w:szCs w:val="18"/>
+        </w:rPr>
+        <w:t xml:space="preserve">等）であり、シークレットの用途・接続先が名前から判断しにくい。命名規則を統一し、Lambda環境変数の参照先を段階的に移行する。</w:t>
+      </w:r>
+      <w:r>
+        <w:br/>
+      </w:r>
+      <w:r>
+        <w:rPr>
+          <w:rFonts w:ascii="BIZ UDPGothic" w:cs="BIZ UDPGothic" w:eastAsia="BIZ UDPGothic" w:hAnsi="BIZ UDPGothic"/>
+          <w:i/>
+          <w:iCs/>
+          <w:color w:val="777777"/>
+          <w:sz w:val="16"/>
+          <w:szCs w:val="16"/>
+        </w:rPr>
+        <w:t xml:space="preserve">/ Hiện tại, đặt tên Secrets Manager không thống nhất giữa PRD/STG.</w:t>
+      </w:r>
+    </w:p>
+    <w:p>
+      <w:pPr>
+        <w:spacing w:before="100" w:after="100"/>
+      </w:pPr>
+      <w:r>
+        <w:rPr>
+          <w:rFonts w:ascii="BIZ UDPGothic" w:cs="BIZ UDPGothic" w:eastAsia="BIZ UDPGothic" w:hAnsi="BIZ UDPGothic"/>
+          <w:color w:val="404040"/>
+          <w:sz w:val="18"/>
+          <w:szCs w:val="18"/>
+        </w:rPr>
+        <w:t xml:space="preserve">Thống nhất quy tắc đặt tên và di chuyển tham chiếu biến môi trường</w:t>
+      </w:r>
+    </w:p>
+    <w:p>
+      <w:pPr>
+        <w:spacing w:before="100" w:after="100"/>
+      </w:pPr>
+      <w:r>
+        <w:rPr>
+          <w:rFonts w:ascii="BIZ UDPGothic" w:cs="BIZ UDPGothic" w:eastAsia="BIZ UDPGothic" w:hAnsi="BIZ UDPGothic"/>
+          <w:color w:val="404040"/>
+          <w:sz w:val="18"/>
+          <w:szCs w:val="18"/>
+        </w:rPr>
+        <w:t xml:space="preserve">Lambda theo từng giai đoạn.*</w:t>
+      </w:r>
+    </w:p>
+    <w:p>
+      <w:pPr>
+        <w:spacing w:before="100" w:after="100"/>
+      </w:pPr>
+      <w:r>
+        <w:rPr>
+          <w:rFonts w:ascii="BIZ UDPGothic" w:cs="BIZ UDPGothic" w:eastAsia="BIZ UDPGothic" w:hAnsi="BIZ UDPGothic"/>
+          <w:b/>
+          <w:bCs/>
+          <w:color w:val="404040"/>
+          <w:sz w:val="18"/>
+          <w:szCs w:val="18"/>
+        </w:rPr>
+        <w:t xml:space="preserve">No.   改修タイトル */    概要 */ Tổng quan*                       工数   リスク</w:t>
+      </w:r>
+    </w:p>
+    <w:p>
+      <w:pPr>
+        <w:spacing w:before="100" w:after="100"/>
+      </w:pPr>
+      <w:r>
+        <w:rPr>
+          <w:rFonts w:ascii="BIZ UDPGothic" w:cs="BIZ UDPGothic" w:eastAsia="BIZ UDPGothic" w:hAnsi="BIZ UDPGothic"/>
+          <w:color w:val="404040"/>
+          <w:sz w:val="18"/>
+          <w:szCs w:val="18"/>
+        </w:rPr>
+        <w:t xml:space="preserve">Tiêu đề*</w:t>
+      </w:r>
+    </w:p>
+    <w:p>
+      <w:pPr>
+        <w:spacing w:before="100" w:after="100"/>
+      </w:pPr>
+      <w:r>
+        <w:rPr>
+          <w:rFonts w:ascii="BIZ UDPGothic" w:cs="BIZ UDPGothic" w:eastAsia="BIZ UDPGothic" w:hAnsi="BIZ UDPGothic"/>
+          <w:color w:val="404040"/>
+          <w:sz w:val="18"/>
+          <w:szCs w:val="18"/>
+        </w:rPr>
+        <w:t xml:space="preserve">1         影響範囲調査           全Lambda・ECSのシークレット参照先を調査      1d         低</w:t>
+      </w:r>
+    </w:p>
+    <w:p>
+      <w:pPr>
+        <w:spacing w:before="100" w:after="100"/>
+      </w:pPr>
+      <w:r>
+        <w:rPr>
+          <w:rFonts w:ascii="BIZ UDPGothic" w:cs="BIZ UDPGothic" w:eastAsia="BIZ UDPGothic" w:hAnsi="BIZ UDPGothic"/>
+          <w:color w:val="404040"/>
+          <w:sz w:val="18"/>
+          <w:szCs w:val="18"/>
+        </w:rPr>
+        <w:t xml:space="preserve">2         変更計画・移行手順書   新命名規則策定・並行稼働計画書作成           1d         低</w:t>
+      </w:r>
+    </w:p>
+    <w:p>
+      <w:pPr>
+        <w:spacing w:before="100" w:after="100"/>
+      </w:pPr>
+      <w:r>
+        <w:rPr>
+          <w:rFonts w:ascii="BIZ UDPGothic" w:cs="BIZ UDPGothic" w:eastAsia="BIZ UDPGothic" w:hAnsi="BIZ UDPGothic"/>
+          <w:color w:val="404040"/>
+          <w:sz w:val="18"/>
+          <w:szCs w:val="18"/>
+        </w:rPr>
+        <w:t xml:space="preserve">3         新シークレット作成     新命名のシークレットを作成し並行稼働確認     1d         中</w:t>
+      </w:r>
+    </w:p>
+    <w:p>
+      <w:pPr>
+        <w:spacing w:before="100" w:after="100"/>
+      </w:pPr>
+      <w:r>
+        <w:rPr>
+          <w:rFonts w:ascii="BIZ UDPGothic" w:cs="BIZ UDPGothic" w:eastAsia="BIZ UDPGothic" w:hAnsi="BIZ UDPGothic"/>
+          <w:color w:val="404040"/>
+          <w:sz w:val="18"/>
+          <w:szCs w:val="18"/>
+        </w:rPr>
+        <w:t xml:space="preserve">4         旧シークレット削除     全参照先の移行完了後に旧シークレットを削除   0.5d       中</w:t>
+      </w:r>
+    </w:p>
+    <w:p>
+      <w:pPr>
+        <w:pBdr>
+          <w:left w:val="thick" w:color="C8102E" w:sz="20" w:space="6"/>
+        </w:pBdr>
+        <w:spacing w:before="280" w:after="100"/>
+      </w:pPr>
+      <w:r>
+        <w:rPr>
+          <w:rFonts w:ascii="BIZ UDPGothic" w:cs="BIZ UDPGothic" w:eastAsia="BIZ UDPGothic" w:hAnsi="BIZ UDPGothic"/>
+          <w:b/>
+          <w:bCs/>
+          <w:color w:val="C8102E"/>
+          <w:sz w:val="24"/>
+          <w:szCs w:val="24"/>
+        </w:rPr>
+        <w:t xml:space="preserve">■ ③ 対象ファイル</w:t>
+      </w:r>
+      <w:r>
+        <w:br/>
+      </w:r>
+      <w:r>
+        <w:rPr>
+          <w:rFonts w:ascii="BIZ UDPGothic" w:cs="BIZ UDPGothic" w:eastAsia="BIZ UDPGothic" w:hAnsi="BIZ UDPGothic"/>
+          <w:i/>
+          <w:iCs/>
+          <w:color w:val="AA3344"/>
+          <w:sz w:val="17"/>
+          <w:szCs w:val="17"/>
+        </w:rPr>
+        <w:t xml:space="preserve">　File Đối Tượng</w:t>
+      </w:r>
+    </w:p>
+    <w:p>
+      <w:pPr>
+        <w:spacing w:before="100" w:after="100"/>
+      </w:pPr>
+      <w:r>
+        <w:rPr>
+          <w:rFonts w:ascii="BIZ UDPGothic" w:cs="BIZ UDPGothic" w:eastAsia="BIZ UDPGothic" w:hAnsi="BIZ UDPGothic"/>
+          <w:b/>
+          <w:bCs/>
+          <w:color w:val="C8102E"/>
+          <w:sz w:val="20"/>
+          <w:szCs w:val="20"/>
+        </w:rPr>
+        <w:t xml:space="preserve">■ 対象環境</w:t>
+      </w:r>
+    </w:p>
+    <w:p>
+      <w:pPr>
+        <w:spacing w:before="100" w:after="100"/>
+      </w:pPr>
+      <w:r>
+        <w:rPr>
+          <w:rFonts w:ascii="BIZ UDPGothic" w:cs="BIZ UDPGothic" w:eastAsia="BIZ UDPGothic" w:hAnsi="BIZ UDPGothic"/>
+          <w:color w:val="404040"/>
+          <w:sz w:val="18"/>
+          <w:szCs w:val="18"/>
+        </w:rPr>
+        <w:t xml:space="preserve">PRD（332802448674）/ STG（750735758916） */ PRD (332802448674) / STG</w:t>
+      </w:r>
+    </w:p>
+    <w:p>
+      <w:pPr>
+        <w:spacing w:before="100" w:after="100"/>
+      </w:pPr>
+      <w:r>
+        <w:rPr>
+          <w:rFonts w:ascii="BIZ UDPGothic" w:cs="BIZ UDPGothic" w:eastAsia="BIZ UDPGothic" w:hAnsi="BIZ UDPGothic"/>
+          <w:color w:val="404040"/>
+          <w:sz w:val="18"/>
+          <w:szCs w:val="18"/>
+        </w:rPr>
+        <w:t xml:space="preserve">(750735758916)*</w:t>
+      </w:r>
+    </w:p>
+    <w:p>
+      <w:pPr>
+        <w:pBdr>
+          <w:left w:val="thick" w:color="C8102E" w:sz="20" w:space="6"/>
+        </w:pBdr>
+        <w:spacing w:before="280" w:after="100"/>
+      </w:pPr>
+      <w:r>
+        <w:rPr>
+          <w:rFonts w:ascii="BIZ UDPGothic" w:cs="BIZ UDPGothic" w:eastAsia="BIZ UDPGothic" w:hAnsi="BIZ UDPGothic"/>
+          <w:b/>
+          <w:bCs/>
+          <w:color w:val="C8102E"/>
+          <w:sz w:val="24"/>
+          <w:szCs w:val="24"/>
+        </w:rPr>
+        <w:t xml:space="preserve">■ ④ 改修内容</w:t>
+      </w:r>
+      <w:r>
+        <w:br/>
+      </w:r>
+      <w:r>
+        <w:rPr>
+          <w:rFonts w:ascii="BIZ UDPGothic" w:cs="BIZ UDPGothic" w:eastAsia="BIZ UDPGothic" w:hAnsi="BIZ UDPGothic"/>
+          <w:i/>
+          <w:iCs/>
+          <w:color w:val="AA3344"/>
+          <w:sz w:val="17"/>
+          <w:szCs w:val="17"/>
+        </w:rPr>
+        <w:t xml:space="preserve">　Nội Dung Sửa Đổi</w:t>
+      </w:r>
+    </w:p>
+    <w:p>
+      <w:pPr>
+        <w:spacing w:before="100" w:after="100"/>
+      </w:pPr>
+      <w:r>
+        <w:rPr>
+          <w:rFonts w:ascii="BIZ UDPGothic" w:cs="BIZ UDPGothic" w:eastAsia="BIZ UDPGothic" w:hAnsi="BIZ UDPGothic"/>
+          <w:b/>
+          <w:bCs/>
+          <w:color w:val="C8102E"/>
+          <w:sz w:val="20"/>
+          <w:szCs w:val="20"/>
+        </w:rPr>
+        <w:t xml:space="preserve">■ No.1 影響範囲調査</w:t>
+      </w:r>
+    </w:p>
+    <w:p>
+      <w:pPr>
+        <w:spacing w:before="100" w:after="100"/>
+      </w:pPr>
+      <w:r>
+        <w:rPr>
+          <w:rFonts w:ascii="BIZ UDPGothic" w:cs="BIZ UDPGothic" w:eastAsia="BIZ UDPGothic" w:hAnsi="BIZ UDPGothic"/>
+          <w:b/>
+          <w:bCs/>
+          <w:color w:val="C8102E"/>
+          <w:sz w:val="20"/>
+          <w:szCs w:val="20"/>
+        </w:rPr>
+        <w:t xml:space="preserve">■ 現在の命名状況</w:t>
+      </w:r>
+    </w:p>
+    <w:p>
+      <w:pPr>
+        <w:spacing w:before="100" w:after="100"/>
+      </w:pPr>
+      <w:r>
+        <w:rPr>
+          <w:rFonts w:ascii="BIZ UDPGothic" w:cs="BIZ UDPGothic" w:eastAsia="BIZ UDPGothic" w:hAnsi="BIZ UDPGothic"/>
+          <w:b/>
+          <w:bCs/>
+          <w:color w:val="404040"/>
+          <w:sz w:val="18"/>
+          <w:szCs w:val="18"/>
+        </w:rPr>
+        <w:t xml:space="preserve">シークレット名   PRD                    STG</w:t>
+      </w:r>
+    </w:p>
+    <w:p>
+      <w:pPr>
+        <w:spacing w:before="100" w:after="100"/>
+      </w:pPr>
+      <w:r>
+        <w:rPr>
+          <w:rFonts w:ascii="BIZ UDPGothic" w:cs="BIZ UDPGothic" w:eastAsia="BIZ UDPGothic" w:hAnsi="BIZ UDPGothic"/>
+          <w:color w:val="404040"/>
+          <w:sz w:val="18"/>
+          <w:szCs w:val="18"/>
+        </w:rPr>
+        <w:t xml:space="preserve">DB Write             prd/Replica_Kasumi         stg/Replica_Kasumi</w:t>
+      </w:r>
+    </w:p>
+    <w:p>
+      <w:pPr>
+        <w:spacing w:before="100" w:after="100"/>
+      </w:pPr>
+      <w:r>
+        <w:rPr>
+          <w:rFonts w:ascii="BIZ UDPGothic" w:cs="BIZ UDPGothic" w:eastAsia="BIZ UDPGothic" w:hAnsi="BIZ UDPGothic"/>
+          <w:color w:val="404040"/>
+          <w:sz w:val="18"/>
+          <w:szCs w:val="18"/>
+        </w:rPr>
+        <w:t xml:space="preserve">DB Read-Only         prd/Replica_Kasumi_RO      stg/Replica_Kasumi_RO</w:t>
+      </w:r>
+    </w:p>
+    <w:p>
+      <w:pPr>
+        <w:spacing w:before="100" w:after="100"/>
+      </w:pPr>
+      <w:r>
+        <w:rPr>
+          <w:rFonts w:ascii="BIZ UDPGothic" w:cs="BIZ UDPGothic" w:eastAsia="BIZ UDPGothic" w:hAnsi="BIZ UDPGothic"/>
+          <w:color w:val="404040"/>
+          <w:sz w:val="18"/>
+          <w:szCs w:val="18"/>
+        </w:rPr>
+        <w:t xml:space="preserve">Batch DB             prd/Batch_Kasumi           stg/Batch_Kasumi</w:t>
+      </w:r>
+    </w:p>
+    <w:p>
+      <w:pPr>
+        <w:spacing w:before="100" w:after="100"/>
+      </w:pPr>
+      <w:r>
+        <w:rPr>
+          <w:rFonts w:ascii="BIZ UDPGothic" w:cs="BIZ UDPGothic" w:eastAsia="BIZ UDPGothic" w:hAnsi="BIZ UDPGothic"/>
+          <w:color w:val="404040"/>
+          <w:sz w:val="18"/>
+          <w:szCs w:val="18"/>
+        </w:rPr>
+        <w:t xml:space="preserve">Mail DB              prd/Mail_Kasumi            stg/Mail_Kasumi</w:t>
+      </w:r>
+    </w:p>
+    <w:p>
+      <w:pPr>
+        <w:spacing w:before="100" w:after="100"/>
+      </w:pPr>
+      <w:r>
+        <w:rPr>
+          <w:rFonts w:ascii="BIZ UDPGothic" w:cs="BIZ UDPGothic" w:eastAsia="BIZ UDPGothic" w:hAnsi="BIZ UDPGothic"/>
+          <w:color w:val="404040"/>
+          <w:sz w:val="18"/>
+          <w:szCs w:val="18"/>
+        </w:rPr>
+        <w:t xml:space="preserve">SFTP                 ksm-posprd-sm-sftp         ksm-posstg-sm-sftp</w:t>
+      </w:r>
+    </w:p>
+    <w:p>
+      <w:pPr>
+        <w:spacing w:before="100" w:after="100"/>
+      </w:pPr>
+      <w:r>
+        <w:rPr>
+          <w:rFonts w:ascii="BIZ UDPGothic" w:cs="BIZ UDPGothic" w:eastAsia="BIZ UDPGothic" w:hAnsi="BIZ UDPGothic"/>
+          <w:b/>
+          <w:bCs/>
+          <w:color w:val="C8102E"/>
+          <w:sz w:val="20"/>
+          <w:szCs w:val="20"/>
+        </w:rPr>
+        <w:t xml:space="preserve">■ 調査内容</w:t>
+      </w:r>
+    </w:p>
+    <w:p>
+      <w:pPr>
+        <w:spacing w:before="100" w:after="100"/>
+      </w:pPr>
+      <w:r>
+        <w:rPr>
+          <w:rFonts w:ascii="BIZ UDPGothic" w:cs="BIZ UDPGothic" w:eastAsia="BIZ UDPGothic" w:hAnsi="BIZ UDPGothic"/>
+          <w:color w:val="404040"/>
+          <w:sz w:val="18"/>
+          <w:szCs w:val="18"/>
+        </w:rPr>
+        <w:t xml:space="preserve">全Lambda関数（PRD:21本 /</w:t>
+      </w:r>
+    </w:p>
+    <w:p>
+      <w:pPr>
+        <w:spacing w:before="100" w:after="100"/>
+      </w:pPr>
+      <w:r>
+        <w:rPr>
+          <w:rFonts w:ascii="BIZ UDPGothic" w:cs="BIZ UDPGothic" w:eastAsia="BIZ UDPGothic" w:hAnsi="BIZ UDPGothic"/>
+          <w:color w:val="404040"/>
+          <w:sz w:val="18"/>
+          <w:szCs w:val="18"/>
+        </w:rPr>
+        <w:t xml:space="preserve">STG:23本）およびECSタスク定義の環境変数を確認し、各シークレットの参照元一覧を作成する。</w:t>
+      </w:r>
+      <w:r>
+        <w:br/>
+      </w:r>
+      <w:r>
+        <w:rPr>
+          <w:rFonts w:ascii="BIZ UDPGothic" w:cs="BIZ UDPGothic" w:eastAsia="BIZ UDPGothic" w:hAnsi="BIZ UDPGothic"/>
+          <w:i/>
+          <w:iCs/>
+          <w:color w:val="777777"/>
+          <w:sz w:val="16"/>
+          <w:szCs w:val="16"/>
+        </w:rPr>
+        <w:t xml:space="preserve">/ Kiểm tra biến môi trường của tất cả Lambda (PRD:21 / STG:23) và ECS</w:t>
+      </w:r>
+    </w:p>
+    <w:p>
+      <w:pPr>
+        <w:spacing w:before="100" w:after="100"/>
+      </w:pPr>
+      <w:r>
+        <w:rPr>
+          <w:rFonts w:ascii="BIZ UDPGothic" w:cs="BIZ UDPGothic" w:eastAsia="BIZ UDPGothic" w:hAnsi="BIZ UDPGothic"/>
+          <w:color w:val="404040"/>
+          <w:sz w:val="18"/>
+          <w:szCs w:val="18"/>
+        </w:rPr>
+        <w:t xml:space="preserve">task definition, tạo danh sách nguồn tham chiếu.*</w:t>
+      </w:r>
+    </w:p>
+    <w:p>
+      <w:pPr>
+        <w:pBdr>
+          <w:left w:val="thick" w:color="C8102E" w:sz="20" w:space="6"/>
+        </w:pBdr>
+        <w:spacing w:before="280" w:after="100"/>
+      </w:pPr>
+      <w:r>
+        <w:rPr>
+          <w:rFonts w:ascii="BIZ UDPGothic" w:cs="BIZ UDPGothic" w:eastAsia="BIZ UDPGothic" w:hAnsi="BIZ UDPGothic"/>
+          <w:b/>
+          <w:bCs/>
+          <w:color w:val="C8102E"/>
+          <w:sz w:val="24"/>
+          <w:szCs w:val="24"/>
+        </w:rPr>
+        <w:t xml:space="preserve">■ 報告方法</w:t>
+      </w:r>
+      <w:r>
+        <w:br/>
+      </w:r>
+      <w:r>
+        <w:rPr>
+          <w:rFonts w:ascii="BIZ UDPGothic" w:cs="BIZ UDPGothic" w:eastAsia="BIZ UDPGothic" w:hAnsi="BIZ UDPGothic"/>
+          <w:i/>
+          <w:iCs/>
+          <w:color w:val="AA3344"/>
+          <w:sz w:val="17"/>
+          <w:szCs w:val="17"/>
+        </w:rPr>
+        <w:t xml:space="preserve">　Phương Thức Báo Cáo</w:t>
+      </w:r>
+    </w:p>
+    <w:p>
+      <w:pPr>
+        <w:spacing w:before="100" w:after="100"/>
+      </w:pPr>
+      <w:r>
+        <w:rPr>
+          <w:rFonts w:ascii="BIZ UDPGothic" w:cs="BIZ UDPGothic" w:eastAsia="BIZ UDPGothic" w:hAnsi="BIZ UDPGothic"/>
+          <w:color w:val="404040"/>
+          <w:sz w:val="18"/>
+          <w:szCs w:val="18"/>
+        </w:rPr>
+        <w:t xml:space="preserve">全テスト完了後、結果欄（OK/NG）を記入して Thanh Nguyên へ提出すること。</w:t>
+      </w:r>
+      <w:r>
+        <w:br/>
+      </w:r>
+      <w:r>
+        <w:rPr>
+          <w:rFonts w:ascii="BIZ UDPGothic" w:cs="BIZ UDPGothic" w:eastAsia="BIZ UDPGothic" w:hAnsi="BIZ UDPGothic"/>
+          <w:i/>
+          <w:iCs/>
+          <w:color w:val="777777"/>
+          <w:sz w:val="16"/>
+          <w:szCs w:val="16"/>
+        </w:rPr>
+        <w:t xml:space="preserve">/ Sau khi hoàn thành tất cả kiểm thử, điền kết quả (OK/NG) và gửi cho Thanh Nguyên.</w:t>
+      </w:r>
+    </w:p>
+    <w:p>
+      <w:pPr>
+        <w:spacing w:before="100" w:after="100"/>
+      </w:pPr>
+      <w:r>
+        <w:rPr>
+          <w:rFonts w:ascii="BIZ UDPGothic" w:cs="BIZ UDPGothic" w:eastAsia="BIZ UDPGothic" w:hAnsi="BIZ UDPGothic"/>
+          <w:color w:val="404040"/>
+          <w:sz w:val="18"/>
+          <w:szCs w:val="18"/>
+        </w:rPr>
+        <w:t xml:space="preserve">提出先: thanh.nguyen@luvina.net</w:t>
+      </w:r>
+      <w:r>
+        <w:br/>
+      </w:r>
+      <w:r>
+        <w:rPr>
+          <w:rFonts w:ascii="BIZ UDPGothic" w:cs="BIZ UDPGothic" w:eastAsia="BIZ UDPGothic" w:hAnsi="BIZ UDPGothic"/>
+          <w:i/>
+          <w:iCs/>
+          <w:color w:val="777777"/>
+          <w:sz w:val="16"/>
+          <w:szCs w:val="16"/>
+        </w:rPr>
+        <w:t xml:space="preserve">/ Địa chỉ nộp: thanh.nguyen@luvina.net</w:t>
+      </w:r>
+    </w:p>
+    <w:p>
+      <w:pPr>
+        <w:pBdr>
+          <w:left w:val="thick" w:color="C8102E" w:sz="20" w:space="6"/>
+        </w:pBdr>
+        <w:spacing w:before="280" w:after="100"/>
+      </w:pPr>
+      <w:r>
+        <w:rPr>
+          <w:rFonts w:ascii="BIZ UDPGothic" w:cs="BIZ UDPGothic" w:eastAsia="BIZ UDPGothic" w:hAnsi="BIZ UDPGothic"/>
+          <w:b/>
+          <w:bCs/>
+          <w:color w:val="C8102E"/>
+          <w:sz w:val="24"/>
+          <w:szCs w:val="24"/>
+        </w:rPr>
+        <w:t xml:space="preserve">■ ⑨ 改廃履歴</w:t>
       </w:r>
       <w:r>
         <w:br/>
@@ -2042,703 +2634,6 @@
         </w:tc>
       </w:tr>
     </w:tbl>
-    <w:p>
-      <w:pPr>
-        <w:pBdr>
-          <w:left w:val="thick" w:color="C8102E" w:sz="20" w:space="6"/>
-        </w:pBdr>
-        <w:spacing w:before="280" w:after="100"/>
-      </w:pPr>
-      <w:r>
-        <w:rPr>
-          <w:rFonts w:ascii="BIZ UDPGothic" w:cs="BIZ UDPGothic" w:eastAsia="BIZ UDPGothic" w:hAnsi="BIZ UDPGothic"/>
-          <w:b/>
-          <w:bCs/>
-          <w:color w:val="C8102E"/>
-          <w:sz w:val="24"/>
-          <w:szCs w:val="24"/>
-        </w:rPr>
-        <w:t xml:space="preserve">■ 概要・目的</w:t>
-      </w:r>
-      <w:r>
-        <w:br/>
-      </w:r>
-      <w:r>
-        <w:rPr>
-          <w:rFonts w:ascii="BIZ UDPGothic" w:cs="BIZ UDPGothic" w:eastAsia="BIZ UDPGothic" w:hAnsi="BIZ UDPGothic"/>
-          <w:i/>
-          <w:iCs/>
-          <w:color w:val="AA3344"/>
-          <w:sz w:val="17"/>
-          <w:szCs w:val="17"/>
-        </w:rPr>
-        <w:t xml:space="preserve">　Tổng Quan</w:t>
-      </w:r>
-    </w:p>
-    <w:p>
-      <w:pPr>
-        <w:spacing w:before="100" w:after="100"/>
-      </w:pPr>
-      <w:r>
-        <w:rPr>
-          <w:rFonts w:ascii="BIZ UDPGothic" w:cs="BIZ UDPGothic" w:eastAsia="BIZ UDPGothic" w:hAnsi="BIZ UDPGothic"/>
-          <w:color w:val="404040"/>
-          <w:sz w:val="18"/>
-          <w:szCs w:val="18"/>
-        </w:rPr>
-        <w:t xml:space="preserve">現在のSecrets Manager命名がPRD/STG間で不統一（PRD:</w:t>
-      </w:r>
-    </w:p>
-    <w:p>
-      <w:pPr>
-        <w:spacing w:before="100" w:after="100"/>
-      </w:pPr>
-      <w:r>
-        <w:rPr>
-          <w:rFonts w:ascii="BIZ UDPGothic" w:cs="BIZ UDPGothic" w:eastAsia="BIZ UDPGothic" w:hAnsi="BIZ UDPGothic"/>
-          <w:color w:val="404040"/>
-          <w:sz w:val="18"/>
-          <w:szCs w:val="18"/>
-        </w:rPr>
-        <w:t xml:space="preserve">prd/Replica_Kasumi、STG: stg/Replica_Kasumi</w:t>
-      </w:r>
-    </w:p>
-    <w:p>
-      <w:pPr>
-        <w:spacing w:before="100" w:after="100"/>
-      </w:pPr>
-      <w:r>
-        <w:rPr>
-          <w:rFonts w:ascii="BIZ UDPGothic" w:cs="BIZ UDPGothic" w:eastAsia="BIZ UDPGothic" w:hAnsi="BIZ UDPGothic"/>
-          <w:color w:val="404040"/>
-          <w:sz w:val="18"/>
-          <w:szCs w:val="18"/>
-        </w:rPr>
-        <w:t xml:space="preserve">等）であり、シークレットの用途・接続先が名前から判断しにくい。命名規則を統一し、Lambda環境変数の参照先を段階的に移行する。</w:t>
-      </w:r>
-      <w:r>
-        <w:br/>
-      </w:r>
-      <w:r>
-        <w:rPr>
-          <w:rFonts w:ascii="BIZ UDPGothic" w:cs="BIZ UDPGothic" w:eastAsia="BIZ UDPGothic" w:hAnsi="BIZ UDPGothic"/>
-          <w:i/>
-          <w:iCs/>
-          <w:color w:val="777777"/>
-          <w:sz w:val="16"/>
-          <w:szCs w:val="16"/>
-        </w:rPr>
-        <w:t xml:space="preserve">/ Hiện tại, đặt tên Secrets Manager không thống nhất giữa PRD/STG.</w:t>
-      </w:r>
-    </w:p>
-    <w:p>
-      <w:pPr>
-        <w:spacing w:before="100" w:after="100"/>
-      </w:pPr>
-      <w:r>
-        <w:rPr>
-          <w:rFonts w:ascii="BIZ UDPGothic" w:cs="BIZ UDPGothic" w:eastAsia="BIZ UDPGothic" w:hAnsi="BIZ UDPGothic"/>
-          <w:color w:val="404040"/>
-          <w:sz w:val="18"/>
-          <w:szCs w:val="18"/>
-        </w:rPr>
-        <w:t xml:space="preserve">Thống nhất quy tắc đặt tên và di chuyển tham chiếu biến môi trường</w:t>
-      </w:r>
-    </w:p>
-    <w:p>
-      <w:pPr>
-        <w:spacing w:before="100" w:after="100"/>
-      </w:pPr>
-      <w:r>
-        <w:rPr>
-          <w:rFonts w:ascii="BIZ UDPGothic" w:cs="BIZ UDPGothic" w:eastAsia="BIZ UDPGothic" w:hAnsi="BIZ UDPGothic"/>
-          <w:color w:val="404040"/>
-          <w:sz w:val="18"/>
-          <w:szCs w:val="18"/>
-        </w:rPr>
-        <w:t xml:space="preserve">Lambda theo từng giai đoạn.*</w:t>
-      </w:r>
-    </w:p>
-    <w:p>
-      <w:pPr>
-        <w:spacing w:before="100" w:after="100"/>
-      </w:pPr>
-      <w:r>
-        <w:rPr>
-          <w:rFonts w:ascii="BIZ UDPGothic" w:cs="BIZ UDPGothic" w:eastAsia="BIZ UDPGothic" w:hAnsi="BIZ UDPGothic"/>
-          <w:b/>
-          <w:bCs/>
-          <w:color w:val="C8102E"/>
-          <w:sz w:val="20"/>
-          <w:szCs w:val="20"/>
-        </w:rPr>
-        <w:t xml:space="preserve">No.   改修タイトル */    概要 */ Tổng quan*                       工数   リスク</w:t>
-      </w:r>
-    </w:p>
-    <w:p>
-      <w:pPr>
-        <w:spacing w:before="100" w:after="100"/>
-      </w:pPr>
-      <w:r>
-        <w:rPr>
-          <w:rFonts w:ascii="BIZ UDPGothic" w:cs="BIZ UDPGothic" w:eastAsia="BIZ UDPGothic" w:hAnsi="BIZ UDPGothic"/>
-          <w:color w:val="404040"/>
-          <w:sz w:val="18"/>
-          <w:szCs w:val="18"/>
-        </w:rPr>
-        <w:t xml:space="preserve">Tiêu đề*</w:t>
-      </w:r>
-    </w:p>
-    <w:p>
-      <w:pPr>
-        <w:spacing w:before="100" w:after="100"/>
-      </w:pPr>
-      <w:r>
-        <w:rPr>
-          <w:rFonts w:ascii="BIZ UDPGothic" w:cs="BIZ UDPGothic" w:eastAsia="BIZ UDPGothic" w:hAnsi="BIZ UDPGothic"/>
-          <w:color w:val="404040"/>
-          <w:sz w:val="18"/>
-          <w:szCs w:val="18"/>
-        </w:rPr>
-        <w:t xml:space="preserve">1         影響範囲調査           全Lambda・ECSのシークレット参照先を調査      1d         低</w:t>
-      </w:r>
-    </w:p>
-    <w:p>
-      <w:pPr>
-        <w:spacing w:before="100" w:after="100"/>
-      </w:pPr>
-      <w:r>
-        <w:rPr>
-          <w:rFonts w:ascii="BIZ UDPGothic" w:cs="BIZ UDPGothic" w:eastAsia="BIZ UDPGothic" w:hAnsi="BIZ UDPGothic"/>
-          <w:color w:val="404040"/>
-          <w:sz w:val="18"/>
-          <w:szCs w:val="18"/>
-        </w:rPr>
-        <w:t xml:space="preserve">2         変更計画・移行手順書   新命名規則策定・並行稼働計画書作成           1d         低</w:t>
-      </w:r>
-    </w:p>
-    <w:p>
-      <w:pPr>
-        <w:spacing w:before="100" w:after="100"/>
-      </w:pPr>
-      <w:r>
-        <w:rPr>
-          <w:rFonts w:ascii="BIZ UDPGothic" w:cs="BIZ UDPGothic" w:eastAsia="BIZ UDPGothic" w:hAnsi="BIZ UDPGothic"/>
-          <w:color w:val="404040"/>
-          <w:sz w:val="18"/>
-          <w:szCs w:val="18"/>
-        </w:rPr>
-        <w:t xml:space="preserve">3         新シークレット作成     新命名のシークレットを作成し並行稼働確認     1d         中</w:t>
-      </w:r>
-    </w:p>
-    <w:p>
-      <w:pPr>
-        <w:spacing w:before="100" w:after="100"/>
-      </w:pPr>
-      <w:r>
-        <w:rPr>
-          <w:rFonts w:ascii="BIZ UDPGothic" w:cs="BIZ UDPGothic" w:eastAsia="BIZ UDPGothic" w:hAnsi="BIZ UDPGothic"/>
-          <w:color w:val="404040"/>
-          <w:sz w:val="18"/>
-          <w:szCs w:val="18"/>
-        </w:rPr>
-        <w:t xml:space="preserve">4         旧シークレット削除     全参照先の移行完了後に旧シークレットを削除   0.5d       中</w:t>
-      </w:r>
-    </w:p>
-    <w:p>
-      <w:pPr>
-        <w:pBdr>
-          <w:left w:val="thick" w:color="C8102E" w:sz="20" w:space="6"/>
-        </w:pBdr>
-        <w:spacing w:before="280" w:after="100"/>
-      </w:pPr>
-      <w:r>
-        <w:rPr>
-          <w:rFonts w:ascii="BIZ UDPGothic" w:cs="BIZ UDPGothic" w:eastAsia="BIZ UDPGothic" w:hAnsi="BIZ UDPGothic"/>
-          <w:b/>
-          <w:bCs/>
-          <w:color w:val="C8102E"/>
-          <w:sz w:val="24"/>
-          <w:szCs w:val="24"/>
-        </w:rPr>
-        <w:t xml:space="preserve">■ No.1 影響範囲調査</w:t>
-      </w:r>
-      <w:r>
-        <w:br/>
-      </w:r>
-      <w:r>
-        <w:rPr>
-          <w:rFonts w:ascii="BIZ UDPGothic" w:cs="BIZ UDPGothic" w:eastAsia="BIZ UDPGothic" w:hAnsi="BIZ UDPGothic"/>
-          <w:i/>
-          <w:iCs/>
-          <w:color w:val="AA3344"/>
-          <w:sz w:val="17"/>
-          <w:szCs w:val="17"/>
-        </w:rPr>
-        <w:t xml:space="preserve">　Phạm Vi Ảnh Hưởng</w:t>
-      </w:r>
-    </w:p>
-    <w:p>
-      <w:pPr>
-        <w:pBdr>
-          <w:left w:val="thick" w:color="C8102E" w:sz="20" w:space="6"/>
-        </w:pBdr>
-        <w:spacing w:before="280" w:after="100"/>
-      </w:pPr>
-      <w:r>
-        <w:rPr>
-          <w:rFonts w:ascii="BIZ UDPGothic" w:cs="BIZ UDPGothic" w:eastAsia="BIZ UDPGothic" w:hAnsi="BIZ UDPGothic"/>
-          <w:b/>
-          <w:bCs/>
-          <w:color w:val="C8102E"/>
-          <w:sz w:val="24"/>
-          <w:szCs w:val="24"/>
-        </w:rPr>
-        <w:t xml:space="preserve">■ 対象環境</w:t>
-      </w:r>
-      <w:r>
-        <w:br/>
-      </w:r>
-      <w:r>
-        <w:rPr>
-          <w:rFonts w:ascii="BIZ UDPGothic" w:cs="BIZ UDPGothic" w:eastAsia="BIZ UDPGothic" w:hAnsi="BIZ UDPGothic"/>
-          <w:i/>
-          <w:iCs/>
-          <w:color w:val="AA3344"/>
-          <w:sz w:val="17"/>
-          <w:szCs w:val="17"/>
-        </w:rPr>
-        <w:t xml:space="preserve">　Môi Trường Mục Tiêu</w:t>
-      </w:r>
-    </w:p>
-    <w:p>
-      <w:pPr>
-        <w:spacing w:before="100" w:after="100"/>
-      </w:pPr>
-      <w:r>
-        <w:rPr>
-          <w:rFonts w:ascii="BIZ UDPGothic" w:cs="BIZ UDPGothic" w:eastAsia="BIZ UDPGothic" w:hAnsi="BIZ UDPGothic"/>
-          <w:color w:val="404040"/>
-          <w:sz w:val="18"/>
-          <w:szCs w:val="18"/>
-        </w:rPr>
-        <w:t xml:space="preserve">PRD（332802448674）/ STG（750735758916） */ PRD (332802448674) / STG</w:t>
-      </w:r>
-    </w:p>
-    <w:p>
-      <w:pPr>
-        <w:spacing w:before="100" w:after="100"/>
-      </w:pPr>
-      <w:r>
-        <w:rPr>
-          <w:rFonts w:ascii="BIZ UDPGothic" w:cs="BIZ UDPGothic" w:eastAsia="BIZ UDPGothic" w:hAnsi="BIZ UDPGothic"/>
-          <w:color w:val="404040"/>
-          <w:sz w:val="18"/>
-          <w:szCs w:val="18"/>
-        </w:rPr>
-        <w:t xml:space="preserve">(750735758916)*</w:t>
-      </w:r>
-    </w:p>
-    <w:p>
-      <w:pPr>
-        <w:pBdr>
-          <w:left w:val="thick" w:color="C8102E" w:sz="20" w:space="6"/>
-        </w:pBdr>
-        <w:spacing w:before="280" w:after="100"/>
-      </w:pPr>
-      <w:r>
-        <w:rPr>
-          <w:rFonts w:ascii="BIZ UDPGothic" w:cs="BIZ UDPGothic" w:eastAsia="BIZ UDPGothic" w:hAnsi="BIZ UDPGothic"/>
-          <w:b/>
-          <w:bCs/>
-          <w:color w:val="C8102E"/>
-          <w:sz w:val="24"/>
-          <w:szCs w:val="24"/>
-        </w:rPr>
-        <w:t xml:space="preserve">■ 現在の命名状況</w:t>
-      </w:r>
-      <w:r>
-        <w:br/>
-      </w:r>
-      <w:r>
-        <w:rPr>
-          <w:rFonts w:ascii="BIZ UDPGothic" w:cs="BIZ UDPGothic" w:eastAsia="BIZ UDPGothic" w:hAnsi="BIZ UDPGothic"/>
-          <w:i/>
-          <w:iCs/>
-          <w:color w:val="AA3344"/>
-          <w:sz w:val="17"/>
-          <w:szCs w:val="17"/>
-        </w:rPr>
-        <w:t xml:space="preserve">　*シークレット名</w:t>
-      </w:r>
-    </w:p>
-    <w:p>
-      <w:pPr>
-        <w:spacing w:before="100" w:after="100"/>
-      </w:pPr>
-      <w:r>
-        <w:rPr>
-          <w:rFonts w:ascii="BIZ UDPGothic" w:cs="BIZ UDPGothic" w:eastAsia="BIZ UDPGothic" w:hAnsi="BIZ UDPGothic"/>
-          <w:b/>
-          <w:bCs/>
-          <w:color w:val="C8102E"/>
-          <w:sz w:val="20"/>
-          <w:szCs w:val="20"/>
-        </w:rPr>
-        <w:t xml:space="preserve">シークレット名   PRD                    STG</w:t>
-      </w:r>
-    </w:p>
-    <w:p>
-      <w:pPr>
-        <w:spacing w:before="100" w:after="100"/>
-      </w:pPr>
-      <w:r>
-        <w:rPr>
-          <w:rFonts w:ascii="BIZ UDPGothic" w:cs="BIZ UDPGothic" w:eastAsia="BIZ UDPGothic" w:hAnsi="BIZ UDPGothic"/>
-          <w:color w:val="404040"/>
-          <w:sz w:val="18"/>
-          <w:szCs w:val="18"/>
-        </w:rPr>
-        <w:t xml:space="preserve">DB Write             prd/Replica_Kasumi         stg/Replica_Kasumi</w:t>
-      </w:r>
-    </w:p>
-    <w:p>
-      <w:pPr>
-        <w:spacing w:before="100" w:after="100"/>
-      </w:pPr>
-      <w:r>
-        <w:rPr>
-          <w:rFonts w:ascii="BIZ UDPGothic" w:cs="BIZ UDPGothic" w:eastAsia="BIZ UDPGothic" w:hAnsi="BIZ UDPGothic"/>
-          <w:color w:val="404040"/>
-          <w:sz w:val="18"/>
-          <w:szCs w:val="18"/>
-        </w:rPr>
-        <w:t xml:space="preserve">DB Read-Only         prd/Replica_Kasumi_RO      stg/Replica_Kasumi_RO</w:t>
-      </w:r>
-    </w:p>
-    <w:p>
-      <w:pPr>
-        <w:spacing w:before="100" w:after="100"/>
-      </w:pPr>
-      <w:r>
-        <w:rPr>
-          <w:rFonts w:ascii="BIZ UDPGothic" w:cs="BIZ UDPGothic" w:eastAsia="BIZ UDPGothic" w:hAnsi="BIZ UDPGothic"/>
-          <w:color w:val="404040"/>
-          <w:sz w:val="18"/>
-          <w:szCs w:val="18"/>
-        </w:rPr>
-        <w:t xml:space="preserve">Batch DB             prd/Batch_Kasumi           stg/Batch_Kasumi</w:t>
-      </w:r>
-    </w:p>
-    <w:p>
-      <w:pPr>
-        <w:spacing w:before="100" w:after="100"/>
-      </w:pPr>
-      <w:r>
-        <w:rPr>
-          <w:rFonts w:ascii="BIZ UDPGothic" w:cs="BIZ UDPGothic" w:eastAsia="BIZ UDPGothic" w:hAnsi="BIZ UDPGothic"/>
-          <w:color w:val="404040"/>
-          <w:sz w:val="18"/>
-          <w:szCs w:val="18"/>
-        </w:rPr>
-        <w:t xml:space="preserve">Mail DB              prd/Mail_Kasumi            stg/Mail_Kasumi</w:t>
-      </w:r>
-    </w:p>
-    <w:p>
-      <w:pPr>
-        <w:spacing w:before="100" w:after="100"/>
-      </w:pPr>
-      <w:r>
-        <w:rPr>
-          <w:rFonts w:ascii="BIZ UDPGothic" w:cs="BIZ UDPGothic" w:eastAsia="BIZ UDPGothic" w:hAnsi="BIZ UDPGothic"/>
-          <w:color w:val="404040"/>
-          <w:sz w:val="18"/>
-          <w:szCs w:val="18"/>
-        </w:rPr>
-        <w:t xml:space="preserve">SFTP                 ksm-posprd-sm-sftp         ksm-posstg-sm-sftp</w:t>
-      </w:r>
-    </w:p>
-    <w:p>
-      <w:pPr>
-        <w:pBdr>
-          <w:left w:val="thick" w:color="C8102E" w:sz="20" w:space="6"/>
-        </w:pBdr>
-        <w:spacing w:before="280" w:after="100"/>
-      </w:pPr>
-      <w:r>
-        <w:rPr>
-          <w:rFonts w:ascii="BIZ UDPGothic" w:cs="BIZ UDPGothic" w:eastAsia="BIZ UDPGothic" w:hAnsi="BIZ UDPGothic"/>
-          <w:b/>
-          <w:bCs/>
-          <w:color w:val="C8102E"/>
-          <w:sz w:val="24"/>
-          <w:szCs w:val="24"/>
-        </w:rPr>
-        <w:t xml:space="preserve">■ 調査内容</w:t>
-      </w:r>
-      <w:r>
-        <w:br/>
-      </w:r>
-      <w:r>
-        <w:rPr>
-          <w:rFonts w:ascii="BIZ UDPGothic" w:cs="BIZ UDPGothic" w:eastAsia="BIZ UDPGothic" w:hAnsi="BIZ UDPGothic"/>
-          <w:i/>
-          <w:iCs/>
-          <w:color w:val="AA3344"/>
-          <w:sz w:val="17"/>
-          <w:szCs w:val="17"/>
-        </w:rPr>
-        <w:t xml:space="preserve">　調査内容</w:t>
-      </w:r>
-    </w:p>
-    <w:p>
-      <w:pPr>
-        <w:spacing w:before="100" w:after="100"/>
-      </w:pPr>
-      <w:r>
-        <w:rPr>
-          <w:rFonts w:ascii="BIZ UDPGothic" w:cs="BIZ UDPGothic" w:eastAsia="BIZ UDPGothic" w:hAnsi="BIZ UDPGothic"/>
-          <w:color w:val="404040"/>
-          <w:sz w:val="18"/>
-          <w:szCs w:val="18"/>
-        </w:rPr>
-        <w:t xml:space="preserve">全Lambda関数（PRD:21本 /</w:t>
-      </w:r>
-    </w:p>
-    <w:p>
-      <w:pPr>
-        <w:spacing w:before="100" w:after="100"/>
-      </w:pPr>
-      <w:r>
-        <w:rPr>
-          <w:rFonts w:ascii="BIZ UDPGothic" w:cs="BIZ UDPGothic" w:eastAsia="BIZ UDPGothic" w:hAnsi="BIZ UDPGothic"/>
-          <w:color w:val="404040"/>
-          <w:sz w:val="18"/>
-          <w:szCs w:val="18"/>
-        </w:rPr>
-        <w:t xml:space="preserve">STG:23本）およびECSタスク定義の環境変数を確認し、各シークレットの参照元一覧を作成する。</w:t>
-      </w:r>
-      <w:r>
-        <w:br/>
-      </w:r>
-      <w:r>
-        <w:rPr>
-          <w:rFonts w:ascii="BIZ UDPGothic" w:cs="BIZ UDPGothic" w:eastAsia="BIZ UDPGothic" w:hAnsi="BIZ UDPGothic"/>
-          <w:i/>
-          <w:iCs/>
-          <w:color w:val="777777"/>
-          <w:sz w:val="16"/>
-          <w:szCs w:val="16"/>
-        </w:rPr>
-        <w:t xml:space="preserve">/ Kiểm tra biến môi trường của tất cả Lambda (PRD:21 / STG:23) và ECS</w:t>
-      </w:r>
-    </w:p>
-    <w:p>
-      <w:pPr>
-        <w:spacing w:before="100" w:after="100"/>
-      </w:pPr>
-      <w:r>
-        <w:rPr>
-          <w:rFonts w:ascii="BIZ UDPGothic" w:cs="BIZ UDPGothic" w:eastAsia="BIZ UDPGothic" w:hAnsi="BIZ UDPGothic"/>
-          <w:color w:val="404040"/>
-          <w:sz w:val="18"/>
-          <w:szCs w:val="18"/>
-        </w:rPr>
-        <w:t xml:space="preserve">task definition, tạo danh sách nguồn tham chiếu.*</w:t>
-      </w:r>
-    </w:p>
-    <w:p>
-      <w:pPr>
-        <w:pBdr>
-          <w:left w:val="thick" w:color="C8102E" w:sz="20" w:space="6"/>
-        </w:pBdr>
-        <w:spacing w:before="280" w:after="100"/>
-      </w:pPr>
-      <w:r>
-        <w:rPr>
-          <w:rFonts w:ascii="BIZ UDPGothic" w:cs="BIZ UDPGothic" w:eastAsia="BIZ UDPGothic" w:hAnsi="BIZ UDPGothic"/>
-          <w:b/>
-          <w:bCs/>
-          <w:color w:val="C8102E"/>
-          <w:sz w:val="24"/>
-          <w:szCs w:val="24"/>
-        </w:rPr>
-        <w:t xml:space="preserve">■ 報告方法</w:t>
-      </w:r>
-      <w:r>
-        <w:br/>
-      </w:r>
-      <w:r>
-        <w:rPr>
-          <w:rFonts w:ascii="BIZ UDPGothic" w:cs="BIZ UDPGothic" w:eastAsia="BIZ UDPGothic" w:hAnsi="BIZ UDPGothic"/>
-          <w:i/>
-          <w:iCs/>
-          <w:color w:val="AA3344"/>
-          <w:sz w:val="17"/>
-          <w:szCs w:val="17"/>
-        </w:rPr>
-        <w:t xml:space="preserve">　Phương Thức Báo Cáo</w:t>
-      </w:r>
-    </w:p>
-    <w:p>
-      <w:pPr>
-        <w:spacing w:before="100" w:after="100"/>
-      </w:pPr>
-      <w:r>
-        <w:rPr>
-          <w:rFonts w:ascii="BIZ UDPGothic" w:cs="BIZ UDPGothic" w:eastAsia="BIZ UDPGothic" w:hAnsi="BIZ UDPGothic"/>
-          <w:color w:val="404040"/>
-          <w:sz w:val="18"/>
-          <w:szCs w:val="18"/>
-        </w:rPr>
-        <w:t xml:space="preserve">全テスト完了後、結果欄（OK/NG）を記入して Thanh Nguyên へ提出すること。</w:t>
-      </w:r>
-      <w:r>
-        <w:br/>
-      </w:r>
-      <w:r>
-        <w:rPr>
-          <w:rFonts w:ascii="BIZ UDPGothic" w:cs="BIZ UDPGothic" w:eastAsia="BIZ UDPGothic" w:hAnsi="BIZ UDPGothic"/>
-          <w:i/>
-          <w:iCs/>
-          <w:color w:val="777777"/>
-          <w:sz w:val="16"/>
-          <w:szCs w:val="16"/>
-        </w:rPr>
-        <w:t xml:space="preserve">/ Sau khi hoàn thành tất cả kiểm thử, điền kết quả (OK/NG) và gửi cho</w:t>
-      </w:r>
-    </w:p>
-    <w:p>
-      <w:pPr>
-        <w:spacing w:before="100" w:after="100"/>
-      </w:pPr>
-      <w:r>
-        <w:rPr>
-          <w:rFonts w:ascii="BIZ UDPGothic" w:cs="BIZ UDPGothic" w:eastAsia="BIZ UDPGothic" w:hAnsi="BIZ UDPGothic"/>
-          <w:color w:val="404040"/>
-          <w:sz w:val="18"/>
-          <w:szCs w:val="18"/>
-        </w:rPr>
-        <w:t xml:space="preserve">Thanh Nguyên.*</w:t>
-      </w:r>
-    </w:p>
-    <w:p>
-      <w:pPr>
-        <w:spacing w:before="100" w:after="100"/>
-      </w:pPr>
-      <w:r>
-        <w:rPr>
-          <w:rFonts w:ascii="BIZ UDPGothic" w:cs="BIZ UDPGothic" w:eastAsia="BIZ UDPGothic" w:hAnsi="BIZ UDPGothic"/>
-          <w:color w:val="404040"/>
-          <w:sz w:val="18"/>
-          <w:szCs w:val="18"/>
-        </w:rPr>
-        <w:t xml:space="preserve">提出先: nguyenthanhloc@luvina.net */ Địa chỉ nộp:</w:t>
-      </w:r>
-    </w:p>
-    <w:p>
-      <w:pPr>
-        <w:spacing w:before="100" w:after="100"/>
-      </w:pPr>
-      <w:r>
-        <w:rPr>
-          <w:rFonts w:ascii="BIZ UDPGothic" w:cs="BIZ UDPGothic" w:eastAsia="BIZ UDPGothic" w:hAnsi="BIZ UDPGothic"/>
-          <w:color w:val="404040"/>
-          <w:sz w:val="18"/>
-          <w:szCs w:val="18"/>
-        </w:rPr>
-        <w:t xml:space="preserve">nguyenthanhloc@luvina.net*</w:t>
-      </w:r>
-    </w:p>
-    <w:p>
-      <w:pPr>
-        <w:pBdr>
-          <w:left w:val="thick" w:color="C8102E" w:sz="20" w:space="6"/>
-        </w:pBdr>
-        <w:spacing w:before="280" w:after="100"/>
-      </w:pPr>
-      <w:r>
-        <w:rPr>
-          <w:rFonts w:ascii="BIZ UDPGothic" w:cs="BIZ UDPGothic" w:eastAsia="BIZ UDPGothic" w:hAnsi="BIZ UDPGothic"/>
-          <w:b/>
-          <w:bCs/>
-          <w:color w:val="C8102E"/>
-          <w:sz w:val="24"/>
-          <w:szCs w:val="24"/>
-        </w:rPr>
-        <w:t xml:space="preserve">■ 報告方法</w:t>
-      </w:r>
-      <w:r>
-        <w:br/>
-      </w:r>
-      <w:r>
-        <w:rPr>
-          <w:rFonts w:ascii="BIZ UDPGothic" w:cs="BIZ UDPGothic" w:eastAsia="BIZ UDPGothic" w:hAnsi="BIZ UDPGothic"/>
-          <w:i/>
-          <w:iCs/>
-          <w:color w:val="AA3344"/>
-          <w:sz w:val="17"/>
-          <w:szCs w:val="17"/>
-        </w:rPr>
-        <w:t xml:space="preserve">　Phương Thức Báo Cáo</w:t>
-      </w:r>
-    </w:p>
-    <w:p>
-      <w:pPr>
-        <w:spacing w:before="100" w:after="100"/>
-      </w:pPr>
-      <w:r>
-        <w:rPr>
-          <w:rFonts w:ascii="BIZ UDPGothic" w:cs="BIZ UDPGothic" w:eastAsia="BIZ UDPGothic" w:hAnsi="BIZ UDPGothic"/>
-          <w:color w:val="404040"/>
-          <w:sz w:val="18"/>
-          <w:szCs w:val="18"/>
-        </w:rPr>
-        <w:t xml:space="preserve">全テスト完了後、結果欄（OK/NG）を記入して Thanh Nguyên へ提出すること。</w:t>
-      </w:r>
-      <w:r>
-        <w:br/>
-      </w:r>
-      <w:r>
-        <w:rPr>
-          <w:rFonts w:ascii="BIZ UDPGothic" w:cs="BIZ UDPGothic" w:eastAsia="BIZ UDPGothic" w:hAnsi="BIZ UDPGothic"/>
-          <w:i/>
-          <w:iCs/>
-          <w:color w:val="777777"/>
-          <w:sz w:val="16"/>
-          <w:szCs w:val="16"/>
-        </w:rPr>
-        <w:t xml:space="preserve">/ Sau khi hoàn thành tất cả kiểm thử, điền kết quả (OK/NG) và gửi cho Thanh Nguyên.</w:t>
-      </w:r>
-    </w:p>
-    <w:p>
-      <w:pPr>
-        <w:spacing w:before="100" w:after="100"/>
-      </w:pPr>
-      <w:r>
-        <w:rPr>
-          <w:rFonts w:ascii="BIZ UDPGothic" w:cs="BIZ UDPGothic" w:eastAsia="BIZ UDPGothic" w:hAnsi="BIZ UDPGothic"/>
-          <w:color w:val="404040"/>
-          <w:sz w:val="18"/>
-          <w:szCs w:val="18"/>
-        </w:rPr>
-        <w:t xml:space="preserve">提出先: thanh.nguyen@luvina.net</w:t>
-      </w:r>
-      <w:r>
-        <w:br/>
-      </w:r>
-      <w:r>
-        <w:rPr>
-          <w:rFonts w:ascii="BIZ UDPGothic" w:cs="BIZ UDPGothic" w:eastAsia="BIZ UDPGothic" w:hAnsi="BIZ UDPGothic"/>
-          <w:i/>
-          <w:iCs/>
-          <w:color w:val="777777"/>
-          <w:sz w:val="16"/>
-          <w:szCs w:val="16"/>
-        </w:rPr>
-        <w:t xml:space="preserve">/ Địa chỉ nộp: thanh.nguyen@luvina.net</w:t>
-      </w:r>
-    </w:p>
     <w:sectPr>
       <w:headerReference w:type="default" r:id="rId6"/>
       <w:footerReference w:type="default" r:id="rId7"/>

--- a/40_AWS/05_改修資料/KSM_AWS_MOD_020_改修指示書_シークレット命名改善_ja_vi.docx
+++ b/40_AWS/05_改修資料/KSM_AWS_MOD_020_改修指示書_シークレット命名改善_ja_vi.docx
@@ -80,7 +80,7 @@
           <w:sz w:val="24"/>
           <w:szCs w:val="24"/>
         </w:rPr>
-        <w:t xml:space="preserve">■ ① 文書情報</w:t>
+        <w:t xml:space="preserve">■ 文書情報</w:t>
       </w:r>
       <w:r>
         <w:br/>
@@ -1310,7 +1310,7 @@
           <w:sz w:val="24"/>
           <w:szCs w:val="24"/>
         </w:rPr>
-        <w:t xml:space="preserve">■ ② 改修概要</w:t>
+        <w:t xml:space="preserve">■ 改修概要</w:t>
       </w:r>
       <w:r>
         <w:br/>
@@ -1513,7 +1513,7 @@
           <w:sz w:val="24"/>
           <w:szCs w:val="24"/>
         </w:rPr>
-        <w:t xml:space="preserve">■ ③ 対象ファイル</w:t>
+        <w:t xml:space="preserve">■ 改修内容</w:t>
       </w:r>
       <w:r>
         <w:br/>
@@ -1527,7 +1527,7 @@
           <w:sz w:val="17"/>
           <w:szCs w:val="17"/>
         </w:rPr>
-        <w:t xml:space="preserve">　File Đối Tượng</w:t>
+        <w:t xml:space="preserve">　Nội Dung Sửa Đổi</w:t>
       </w:r>
     </w:p>
     <w:p>
@@ -1543,6 +1543,22 @@
           <w:sz w:val="20"/>
           <w:szCs w:val="20"/>
         </w:rPr>
+        <w:t xml:space="preserve">■ No.1 影響範囲調査</w:t>
+      </w:r>
+    </w:p>
+    <w:p>
+      <w:pPr>
+        <w:spacing w:before="100" w:after="100"/>
+      </w:pPr>
+      <w:r>
+        <w:rPr>
+          <w:rFonts w:ascii="BIZ UDPGothic" w:cs="BIZ UDPGothic" w:eastAsia="BIZ UDPGothic" w:hAnsi="BIZ UDPGothic"/>
+          <w:b/>
+          <w:bCs/>
+          <w:color w:val="C8102E"/>
+          <w:sz w:val="20"/>
+          <w:szCs w:val="20"/>
+        </w:rPr>
         <w:t xml:space="preserve">■ 対象環境</w:t>
       </w:r>
     </w:p>
@@ -1572,6 +1588,180 @@
           <w:szCs w:val="18"/>
         </w:rPr>
         <w:t xml:space="preserve">(750735758916)*</w:t>
+      </w:r>
+    </w:p>
+    <w:p>
+      <w:pPr>
+        <w:spacing w:before="100" w:after="100"/>
+      </w:pPr>
+      <w:r>
+        <w:rPr>
+          <w:rFonts w:ascii="BIZ UDPGothic" w:cs="BIZ UDPGothic" w:eastAsia="BIZ UDPGothic" w:hAnsi="BIZ UDPGothic"/>
+          <w:b/>
+          <w:bCs/>
+          <w:color w:val="C8102E"/>
+          <w:sz w:val="20"/>
+          <w:szCs w:val="20"/>
+        </w:rPr>
+        <w:t xml:space="preserve">■ 現在の命名状況</w:t>
+      </w:r>
+    </w:p>
+    <w:p>
+      <w:pPr>
+        <w:spacing w:before="100" w:after="100"/>
+      </w:pPr>
+      <w:r>
+        <w:rPr>
+          <w:rFonts w:ascii="BIZ UDPGothic" w:cs="BIZ UDPGothic" w:eastAsia="BIZ UDPGothic" w:hAnsi="BIZ UDPGothic"/>
+          <w:b/>
+          <w:bCs/>
+          <w:color w:val="404040"/>
+          <w:sz w:val="18"/>
+          <w:szCs w:val="18"/>
+        </w:rPr>
+        <w:t xml:space="preserve">シークレット名   PRD                    STG</w:t>
+      </w:r>
+    </w:p>
+    <w:p>
+      <w:pPr>
+        <w:spacing w:before="100" w:after="100"/>
+      </w:pPr>
+      <w:r>
+        <w:rPr>
+          <w:rFonts w:ascii="BIZ UDPGothic" w:cs="BIZ UDPGothic" w:eastAsia="BIZ UDPGothic" w:hAnsi="BIZ UDPGothic"/>
+          <w:color w:val="404040"/>
+          <w:sz w:val="18"/>
+          <w:szCs w:val="18"/>
+        </w:rPr>
+        <w:t xml:space="preserve">DB Write             prd/Replica_Kasumi         stg/Replica_Kasumi</w:t>
+      </w:r>
+    </w:p>
+    <w:p>
+      <w:pPr>
+        <w:spacing w:before="100" w:after="100"/>
+      </w:pPr>
+      <w:r>
+        <w:rPr>
+          <w:rFonts w:ascii="BIZ UDPGothic" w:cs="BIZ UDPGothic" w:eastAsia="BIZ UDPGothic" w:hAnsi="BIZ UDPGothic"/>
+          <w:color w:val="404040"/>
+          <w:sz w:val="18"/>
+          <w:szCs w:val="18"/>
+        </w:rPr>
+        <w:t xml:space="preserve">DB Read-Only         prd/Replica_Kasumi_RO      stg/Replica_Kasumi_RO</w:t>
+      </w:r>
+    </w:p>
+    <w:p>
+      <w:pPr>
+        <w:spacing w:before="100" w:after="100"/>
+      </w:pPr>
+      <w:r>
+        <w:rPr>
+          <w:rFonts w:ascii="BIZ UDPGothic" w:cs="BIZ UDPGothic" w:eastAsia="BIZ UDPGothic" w:hAnsi="BIZ UDPGothic"/>
+          <w:color w:val="404040"/>
+          <w:sz w:val="18"/>
+          <w:szCs w:val="18"/>
+        </w:rPr>
+        <w:t xml:space="preserve">Batch DB             prd/Batch_Kasumi           stg/Batch_Kasumi</w:t>
+      </w:r>
+    </w:p>
+    <w:p>
+      <w:pPr>
+        <w:spacing w:before="100" w:after="100"/>
+      </w:pPr>
+      <w:r>
+        <w:rPr>
+          <w:rFonts w:ascii="BIZ UDPGothic" w:cs="BIZ UDPGothic" w:eastAsia="BIZ UDPGothic" w:hAnsi="BIZ UDPGothic"/>
+          <w:color w:val="404040"/>
+          <w:sz w:val="18"/>
+          <w:szCs w:val="18"/>
+        </w:rPr>
+        <w:t xml:space="preserve">Mail DB              prd/Mail_Kasumi            stg/Mail_Kasumi</w:t>
+      </w:r>
+    </w:p>
+    <w:p>
+      <w:pPr>
+        <w:spacing w:before="100" w:after="100"/>
+      </w:pPr>
+      <w:r>
+        <w:rPr>
+          <w:rFonts w:ascii="BIZ UDPGothic" w:cs="BIZ UDPGothic" w:eastAsia="BIZ UDPGothic" w:hAnsi="BIZ UDPGothic"/>
+          <w:color w:val="404040"/>
+          <w:sz w:val="18"/>
+          <w:szCs w:val="18"/>
+        </w:rPr>
+        <w:t xml:space="preserve">SFTP                 ksm-posprd-sm-sftp         ksm-posstg-sm-sftp</w:t>
+      </w:r>
+    </w:p>
+    <w:p>
+      <w:pPr>
+        <w:spacing w:before="100" w:after="100"/>
+      </w:pPr>
+      <w:r>
+        <w:rPr>
+          <w:rFonts w:ascii="BIZ UDPGothic" w:cs="BIZ UDPGothic" w:eastAsia="BIZ UDPGothic" w:hAnsi="BIZ UDPGothic"/>
+          <w:b/>
+          <w:bCs/>
+          <w:color w:val="C8102E"/>
+          <w:sz w:val="20"/>
+          <w:szCs w:val="20"/>
+        </w:rPr>
+        <w:t xml:space="preserve">■ 調査内容</w:t>
+      </w:r>
+    </w:p>
+    <w:p>
+      <w:pPr>
+        <w:spacing w:before="100" w:after="100"/>
+      </w:pPr>
+      <w:r>
+        <w:rPr>
+          <w:rFonts w:ascii="BIZ UDPGothic" w:cs="BIZ UDPGothic" w:eastAsia="BIZ UDPGothic" w:hAnsi="BIZ UDPGothic"/>
+          <w:color w:val="404040"/>
+          <w:sz w:val="18"/>
+          <w:szCs w:val="18"/>
+        </w:rPr>
+        <w:t xml:space="preserve">全Lambda関数（PRD:21本 /</w:t>
+      </w:r>
+    </w:p>
+    <w:p>
+      <w:pPr>
+        <w:spacing w:before="100" w:after="100"/>
+      </w:pPr>
+      <w:r>
+        <w:rPr>
+          <w:rFonts w:ascii="BIZ UDPGothic" w:cs="BIZ UDPGothic" w:eastAsia="BIZ UDPGothic" w:hAnsi="BIZ UDPGothic"/>
+          <w:color w:val="404040"/>
+          <w:sz w:val="18"/>
+          <w:szCs w:val="18"/>
+        </w:rPr>
+        <w:t xml:space="preserve">STG:23本）およびECSタスク定義の環境変数を確認し、各シークレットの参照元一覧を作成する。</w:t>
+      </w:r>
+      <w:r>
+        <w:br/>
+      </w:r>
+      <w:r>
+        <w:rPr>
+          <w:rFonts w:ascii="BIZ UDPGothic" w:cs="BIZ UDPGothic" w:eastAsia="BIZ UDPGothic" w:hAnsi="BIZ UDPGothic"/>
+          <w:i/>
+          <w:iCs/>
+          <w:color w:val="777777"/>
+          <w:sz w:val="16"/>
+          <w:szCs w:val="16"/>
+        </w:rPr>
+        <w:t xml:space="preserve">/ Kiểm tra biến môi trường của tất cả Lambda (PRD:21 / STG:23) và ECS</w:t>
+      </w:r>
+    </w:p>
+    <w:p>
+      <w:pPr>
+        <w:spacing w:before="100" w:after="100"/>
+      </w:pPr>
+      <w:r>
+        <w:rPr>
+          <w:rFonts w:ascii="BIZ UDPGothic" w:cs="BIZ UDPGothic" w:eastAsia="BIZ UDPGothic" w:hAnsi="BIZ UDPGothic"/>
+          <w:color w:val="404040"/>
+          <w:sz w:val="18"/>
+          <w:szCs w:val="18"/>
+        </w:rPr>
+        <w:t xml:space="preserve">task definition, tạo danh sách nguồn tham chiếu.*</w:t>
       </w:r>
     </w:p>
     <w:p>
@@ -1590,7 +1780,7 @@
           <w:sz w:val="24"/>
           <w:szCs w:val="24"/>
         </w:rPr>
-        <w:t xml:space="preserve">■ ④ 改修内容</w:t>
+        <w:t xml:space="preserve">■ 報告方法</w:t>
       </w:r>
       <w:r>
         <w:br/>
@@ -1604,7 +1794,7 @@
           <w:sz w:val="17"/>
           <w:szCs w:val="17"/>
         </w:rPr>
-        <w:t xml:space="preserve">　Nội Dung Sửa Đổi</w:t>
+        <w:t xml:space="preserve">　Phương Thức Báo Cáo</w:t>
       </w:r>
     </w:p>
     <w:p>
@@ -1614,159 +1804,11 @@
       <w:r>
         <w:rPr>
           <w:rFonts w:ascii="BIZ UDPGothic" w:cs="BIZ UDPGothic" w:eastAsia="BIZ UDPGothic" w:hAnsi="BIZ UDPGothic"/>
-          <w:b/>
-          <w:bCs/>
-          <w:color w:val="C8102E"/>
-          <w:sz w:val="20"/>
-          <w:szCs w:val="20"/>
-        </w:rPr>
-        <w:t xml:space="preserve">■ No.1 影響範囲調査</w:t>
-      </w:r>
-    </w:p>
-    <w:p>
-      <w:pPr>
-        <w:spacing w:before="100" w:after="100"/>
-      </w:pPr>
-      <w:r>
-        <w:rPr>
-          <w:rFonts w:ascii="BIZ UDPGothic" w:cs="BIZ UDPGothic" w:eastAsia="BIZ UDPGothic" w:hAnsi="BIZ UDPGothic"/>
-          <w:b/>
-          <w:bCs/>
-          <w:color w:val="C8102E"/>
-          <w:sz w:val="20"/>
-          <w:szCs w:val="20"/>
-        </w:rPr>
-        <w:t xml:space="preserve">■ 現在の命名状況</w:t>
-      </w:r>
-    </w:p>
-    <w:p>
-      <w:pPr>
-        <w:spacing w:before="100" w:after="100"/>
-      </w:pPr>
-      <w:r>
-        <w:rPr>
-          <w:rFonts w:ascii="BIZ UDPGothic" w:cs="BIZ UDPGothic" w:eastAsia="BIZ UDPGothic" w:hAnsi="BIZ UDPGothic"/>
-          <w:b/>
-          <w:bCs/>
           <w:color w:val="404040"/>
           <w:sz w:val="18"/>
           <w:szCs w:val="18"/>
         </w:rPr>
-        <w:t xml:space="preserve">シークレット名   PRD                    STG</w:t>
-      </w:r>
-    </w:p>
-    <w:p>
-      <w:pPr>
-        <w:spacing w:before="100" w:after="100"/>
-      </w:pPr>
-      <w:r>
-        <w:rPr>
-          <w:rFonts w:ascii="BIZ UDPGothic" w:cs="BIZ UDPGothic" w:eastAsia="BIZ UDPGothic" w:hAnsi="BIZ UDPGothic"/>
-          <w:color w:val="404040"/>
-          <w:sz w:val="18"/>
-          <w:szCs w:val="18"/>
-        </w:rPr>
-        <w:t xml:space="preserve">DB Write             prd/Replica_Kasumi         stg/Replica_Kasumi</w:t>
-      </w:r>
-    </w:p>
-    <w:p>
-      <w:pPr>
-        <w:spacing w:before="100" w:after="100"/>
-      </w:pPr>
-      <w:r>
-        <w:rPr>
-          <w:rFonts w:ascii="BIZ UDPGothic" w:cs="BIZ UDPGothic" w:eastAsia="BIZ UDPGothic" w:hAnsi="BIZ UDPGothic"/>
-          <w:color w:val="404040"/>
-          <w:sz w:val="18"/>
-          <w:szCs w:val="18"/>
-        </w:rPr>
-        <w:t xml:space="preserve">DB Read-Only         prd/Replica_Kasumi_RO      stg/Replica_Kasumi_RO</w:t>
-      </w:r>
-    </w:p>
-    <w:p>
-      <w:pPr>
-        <w:spacing w:before="100" w:after="100"/>
-      </w:pPr>
-      <w:r>
-        <w:rPr>
-          <w:rFonts w:ascii="BIZ UDPGothic" w:cs="BIZ UDPGothic" w:eastAsia="BIZ UDPGothic" w:hAnsi="BIZ UDPGothic"/>
-          <w:color w:val="404040"/>
-          <w:sz w:val="18"/>
-          <w:szCs w:val="18"/>
-        </w:rPr>
-        <w:t xml:space="preserve">Batch DB             prd/Batch_Kasumi           stg/Batch_Kasumi</w:t>
-      </w:r>
-    </w:p>
-    <w:p>
-      <w:pPr>
-        <w:spacing w:before="100" w:after="100"/>
-      </w:pPr>
-      <w:r>
-        <w:rPr>
-          <w:rFonts w:ascii="BIZ UDPGothic" w:cs="BIZ UDPGothic" w:eastAsia="BIZ UDPGothic" w:hAnsi="BIZ UDPGothic"/>
-          <w:color w:val="404040"/>
-          <w:sz w:val="18"/>
-          <w:szCs w:val="18"/>
-        </w:rPr>
-        <w:t xml:space="preserve">Mail DB              prd/Mail_Kasumi            stg/Mail_Kasumi</w:t>
-      </w:r>
-    </w:p>
-    <w:p>
-      <w:pPr>
-        <w:spacing w:before="100" w:after="100"/>
-      </w:pPr>
-      <w:r>
-        <w:rPr>
-          <w:rFonts w:ascii="BIZ UDPGothic" w:cs="BIZ UDPGothic" w:eastAsia="BIZ UDPGothic" w:hAnsi="BIZ UDPGothic"/>
-          <w:color w:val="404040"/>
-          <w:sz w:val="18"/>
-          <w:szCs w:val="18"/>
-        </w:rPr>
-        <w:t xml:space="preserve">SFTP                 ksm-posprd-sm-sftp         ksm-posstg-sm-sftp</w:t>
-      </w:r>
-    </w:p>
-    <w:p>
-      <w:pPr>
-        <w:spacing w:before="100" w:after="100"/>
-      </w:pPr>
-      <w:r>
-        <w:rPr>
-          <w:rFonts w:ascii="BIZ UDPGothic" w:cs="BIZ UDPGothic" w:eastAsia="BIZ UDPGothic" w:hAnsi="BIZ UDPGothic"/>
-          <w:b/>
-          <w:bCs/>
-          <w:color w:val="C8102E"/>
-          <w:sz w:val="20"/>
-          <w:szCs w:val="20"/>
-        </w:rPr>
-        <w:t xml:space="preserve">■ 調査内容</w:t>
-      </w:r>
-    </w:p>
-    <w:p>
-      <w:pPr>
-        <w:spacing w:before="100" w:after="100"/>
-      </w:pPr>
-      <w:r>
-        <w:rPr>
-          <w:rFonts w:ascii="BIZ UDPGothic" w:cs="BIZ UDPGothic" w:eastAsia="BIZ UDPGothic" w:hAnsi="BIZ UDPGothic"/>
-          <w:color w:val="404040"/>
-          <w:sz w:val="18"/>
-          <w:szCs w:val="18"/>
-        </w:rPr>
-        <w:t xml:space="preserve">全Lambda関数（PRD:21本 /</w:t>
-      </w:r>
-    </w:p>
-    <w:p>
-      <w:pPr>
-        <w:spacing w:before="100" w:after="100"/>
-      </w:pPr>
-      <w:r>
-        <w:rPr>
-          <w:rFonts w:ascii="BIZ UDPGothic" w:cs="BIZ UDPGothic" w:eastAsia="BIZ UDPGothic" w:hAnsi="BIZ UDPGothic"/>
-          <w:color w:val="404040"/>
-          <w:sz w:val="18"/>
-          <w:szCs w:val="18"/>
-        </w:rPr>
-        <w:t xml:space="preserve">STG:23本）およびECSタスク定義の環境変数を確認し、各シークレットの参照元一覧を作成する。</w:t>
+        <w:t xml:space="preserve">全テスト完了後、結果欄（OK/NG）を記入して Thanh Nguyên へ提出すること。</w:t>
       </w:r>
       <w:r>
         <w:br/>
@@ -1780,7 +1822,7 @@
           <w:sz w:val="16"/>
           <w:szCs w:val="16"/>
         </w:rPr>
-        <w:t xml:space="preserve">/ Kiểm tra biến môi trường của tất cả Lambda (PRD:21 / STG:23) và ECS</w:t>
+        <w:t xml:space="preserve">/ Sau khi hoàn thành tất cả kiểm thử, điền kết quả (OK/NG) và gửi cho Thanh Nguyên.</w:t>
       </w:r>
     </w:p>
     <w:p>
@@ -1794,7 +1836,21 @@
           <w:sz w:val="18"/>
           <w:szCs w:val="18"/>
         </w:rPr>
-        <w:t xml:space="preserve">task definition, tạo danh sách nguồn tham chiếu.*</w:t>
+        <w:t xml:space="preserve">提出先: thanh.nguyen@luvina.net</w:t>
+      </w:r>
+      <w:r>
+        <w:br/>
+      </w:r>
+      <w:r>
+        <w:rPr>
+          <w:rFonts w:ascii="BIZ UDPGothic" w:cs="BIZ UDPGothic" w:eastAsia="BIZ UDPGothic" w:hAnsi="BIZ UDPGothic"/>
+          <w:i/>
+          <w:iCs/>
+          <w:color w:val="777777"/>
+          <w:sz w:val="16"/>
+          <w:szCs w:val="16"/>
+        </w:rPr>
+        <w:t xml:space="preserve">/ Địa chỉ nộp: thanh.nguyen@luvina.net</w:t>
       </w:r>
     </w:p>
     <w:p>
@@ -1813,96 +1869,7 @@
           <w:sz w:val="24"/>
           <w:szCs w:val="24"/>
         </w:rPr>
-        <w:t xml:space="preserve">■ 報告方法</w:t>
-      </w:r>
-      <w:r>
-        <w:br/>
-      </w:r>
-      <w:r>
-        <w:rPr>
-          <w:rFonts w:ascii="BIZ UDPGothic" w:cs="BIZ UDPGothic" w:eastAsia="BIZ UDPGothic" w:hAnsi="BIZ UDPGothic"/>
-          <w:i/>
-          <w:iCs/>
-          <w:color w:val="AA3344"/>
-          <w:sz w:val="17"/>
-          <w:szCs w:val="17"/>
-        </w:rPr>
-        <w:t xml:space="preserve">　Phương Thức Báo Cáo</w:t>
-      </w:r>
-    </w:p>
-    <w:p>
-      <w:pPr>
-        <w:spacing w:before="100" w:after="100"/>
-      </w:pPr>
-      <w:r>
-        <w:rPr>
-          <w:rFonts w:ascii="BIZ UDPGothic" w:cs="BIZ UDPGothic" w:eastAsia="BIZ UDPGothic" w:hAnsi="BIZ UDPGothic"/>
-          <w:color w:val="404040"/>
-          <w:sz w:val="18"/>
-          <w:szCs w:val="18"/>
-        </w:rPr>
-        <w:t xml:space="preserve">全テスト完了後、結果欄（OK/NG）を記入して Thanh Nguyên へ提出すること。</w:t>
-      </w:r>
-      <w:r>
-        <w:br/>
-      </w:r>
-      <w:r>
-        <w:rPr>
-          <w:rFonts w:ascii="BIZ UDPGothic" w:cs="BIZ UDPGothic" w:eastAsia="BIZ UDPGothic" w:hAnsi="BIZ UDPGothic"/>
-          <w:i/>
-          <w:iCs/>
-          <w:color w:val="777777"/>
-          <w:sz w:val="16"/>
-          <w:szCs w:val="16"/>
-        </w:rPr>
-        <w:t xml:space="preserve">/ Sau khi hoàn thành tất cả kiểm thử, điền kết quả (OK/NG) và gửi cho Thanh Nguyên.</w:t>
-      </w:r>
-    </w:p>
-    <w:p>
-      <w:pPr>
-        <w:spacing w:before="100" w:after="100"/>
-      </w:pPr>
-      <w:r>
-        <w:rPr>
-          <w:rFonts w:ascii="BIZ UDPGothic" w:cs="BIZ UDPGothic" w:eastAsia="BIZ UDPGothic" w:hAnsi="BIZ UDPGothic"/>
-          <w:color w:val="404040"/>
-          <w:sz w:val="18"/>
-          <w:szCs w:val="18"/>
-        </w:rPr>
-        <w:t xml:space="preserve">提出先: thanh.nguyen@luvina.net</w:t>
-      </w:r>
-      <w:r>
-        <w:br/>
-      </w:r>
-      <w:r>
-        <w:rPr>
-          <w:rFonts w:ascii="BIZ UDPGothic" w:cs="BIZ UDPGothic" w:eastAsia="BIZ UDPGothic" w:hAnsi="BIZ UDPGothic"/>
-          <w:i/>
-          <w:iCs/>
-          <w:color w:val="777777"/>
-          <w:sz w:val="16"/>
-          <w:szCs w:val="16"/>
-        </w:rPr>
-        <w:t xml:space="preserve">/ Địa chỉ nộp: thanh.nguyen@luvina.net</w:t>
-      </w:r>
-    </w:p>
-    <w:p>
-      <w:pPr>
-        <w:pBdr>
-          <w:left w:val="thick" w:color="C8102E" w:sz="20" w:space="6"/>
-        </w:pBdr>
-        <w:spacing w:before="280" w:after="100"/>
-      </w:pPr>
-      <w:r>
-        <w:rPr>
-          <w:rFonts w:ascii="BIZ UDPGothic" w:cs="BIZ UDPGothic" w:eastAsia="BIZ UDPGothic" w:hAnsi="BIZ UDPGothic"/>
-          <w:b/>
-          <w:bCs/>
-          <w:color w:val="C8102E"/>
-          <w:sz w:val="24"/>
-          <w:szCs w:val="24"/>
-        </w:rPr>
-        <w:t xml:space="preserve">■ ⑨ 改廃履歴</w:t>
+        <w:t xml:space="preserve">■ 改廃履歴</w:t>
       </w:r>
       <w:r>
         <w:br/>

--- a/40_AWS/05_改修資料/KSM_AWS_MOD_020_改修指示書_シークレット命名改善_ja_vi.docx
+++ b/40_AWS/05_改修資料/KSM_AWS_MOD_020_改修指示書_シークレット命名改善_ja_vi.docx
@@ -1310,7 +1310,7 @@
           <w:sz w:val="24"/>
           <w:szCs w:val="24"/>
         </w:rPr>
-        <w:t xml:space="preserve">■ 改修概要</w:t>
+        <w:t xml:space="preserve">■ 概要・目的</w:t>
       </w:r>
       <w:r>
         <w:br/>
@@ -1324,7 +1324,7 @@
           <w:sz w:val="17"/>
           <w:szCs w:val="17"/>
         </w:rPr>
-        <w:t xml:space="preserve">　Tổng Quan Sửa Đổi</w:t>
+        <w:t xml:space="preserve">　Tổng quan / Mục đích</w:t>
       </w:r>
     </w:p>
     <w:p>
@@ -1338,35 +1338,7 @@
           <w:sz w:val="18"/>
           <w:szCs w:val="18"/>
         </w:rPr>
-        <w:t xml:space="preserve">現在のSecrets Manager命名がPRD/STG間で不統一（PRD:</w:t>
-      </w:r>
-    </w:p>
-    <w:p>
-      <w:pPr>
-        <w:spacing w:before="100" w:after="100"/>
-      </w:pPr>
-      <w:r>
-        <w:rPr>
-          <w:rFonts w:ascii="BIZ UDPGothic" w:cs="BIZ UDPGothic" w:eastAsia="BIZ UDPGothic" w:hAnsi="BIZ UDPGothic"/>
-          <w:color w:val="404040"/>
-          <w:sz w:val="18"/>
-          <w:szCs w:val="18"/>
-        </w:rPr>
-        <w:t xml:space="preserve">prd/Replica_Kasumi、STG: stg/Replica_Kasumi</w:t>
-      </w:r>
-    </w:p>
-    <w:p>
-      <w:pPr>
-        <w:spacing w:before="100" w:after="100"/>
-      </w:pPr>
-      <w:r>
-        <w:rPr>
-          <w:rFonts w:ascii="BIZ UDPGothic" w:cs="BIZ UDPGothic" w:eastAsia="BIZ UDPGothic" w:hAnsi="BIZ UDPGothic"/>
-          <w:color w:val="404040"/>
-          <w:sz w:val="18"/>
-          <w:szCs w:val="18"/>
-        </w:rPr>
-        <w:t xml:space="preserve">等）であり、シークレットの用途・接続先が名前から判断しにくい。命名規則を統一し、Lambda環境変数の参照先を段階的に移行する。</w:t>
+        <w:t xml:space="preserve">現在のSecrets Manager命名がPRD</w:t>
       </w:r>
       <w:r>
         <w:br/>
@@ -1380,121 +1352,886 @@
           <w:sz w:val="16"/>
           <w:szCs w:val="16"/>
         </w:rPr>
-        <w:t xml:space="preserve">/ Hiện tại, đặt tên Secrets Manager không thống nhất giữa PRD/STG.</w:t>
+        <w:t xml:space="preserve">/ STG間で不統一（PRD: prd/Replica_Kasumi、STG: stg/Replica_Kasumi 等）であり、シークレットの用途・接続先が名前から判断しにくい。命名規則を統一し、Lambda環境変数の参照先を段階的に移行する。 / Hiện tại, đặt tên Secrets Manager không thống nhất giữa PRD/STG. Thống nhất quy tắc đặt tên và di chuyển tham chiếu biến môi trường Lambda theo từng giai đoạn.</w:t>
       </w:r>
     </w:p>
+    <w:tbl>
+      <w:tblPr>
+        <w:tblW w:type="dxa" w:w="9506"/>
+        <w:tblBorders>
+          <w:top w:val="single" w:color="CCCCCC" w:sz="4"/>
+          <w:left w:val="single" w:color="CCCCCC" w:sz="4"/>
+          <w:bottom w:val="single" w:color="CCCCCC" w:sz="4"/>
+          <w:right w:val="single" w:color="CCCCCC" w:sz="4"/>
+          <w:insideH w:val="single" w:color="auto" w:sz="4"/>
+          <w:insideV w:val="single" w:color="auto" w:sz="4"/>
+        </w:tblBorders>
+      </w:tblPr>
+      <w:tblGrid>
+        <w:gridCol w:w="1901"/>
+        <w:gridCol w:w="1901"/>
+        <w:gridCol w:w="1901"/>
+        <w:gridCol w:w="1901"/>
+        <w:gridCol w:w="1902"/>
+      </w:tblGrid>
+      <w:tr>
+        <w:trPr>
+          <w:cantSplit/>
+          <w:tblHeader/>
+        </w:trPr>
+        <w:tc>
+          <w:tcPr>
+            <w:tcW w:type="dxa" w:w="1901"/>
+            <w:tcBorders>
+              <w:top w:val="single" w:color="CCCCCC" w:sz="4"/>
+              <w:left w:val="single" w:color="CCCCCC" w:sz="4"/>
+              <w:bottom w:val="single" w:color="CCCCCC" w:sz="4"/>
+              <w:right w:val="single" w:color="CCCCCC" w:sz="4"/>
+            </w:tcBorders>
+            <w:shd w:fill="E8E8E8" w:val="clear"/>
+            <w:tcMar>
+              <w:top w:type="dxa" w:w="80"/>
+              <w:left w:type="dxa" w:w="120"/>
+              <w:bottom w:type="dxa" w:w="80"/>
+              <w:right w:type="dxa" w:w="120"/>
+            </w:tcMar>
+          </w:tcPr>
+          <w:p>
+            <w:pPr>
+              <w:spacing w:before="0" w:after="0"/>
+            </w:pPr>
+            <w:r>
+              <w:rPr>
+                <w:rFonts w:ascii="BIZ UDPGothic" w:cs="BIZ UDPGothic" w:eastAsia="BIZ UDPGothic" w:hAnsi="BIZ UDPGothic"/>
+                <w:color w:val="404040"/>
+                <w:sz w:val="18"/>
+                <w:szCs w:val="18"/>
+              </w:rPr>
+              <w:t xml:space="preserve">No.</w:t>
+            </w:r>
+          </w:p>
+        </w:tc>
+        <w:tc>
+          <w:tcPr>
+            <w:tcW w:type="dxa" w:w="1901"/>
+            <w:tcBorders>
+              <w:top w:val="single" w:color="CCCCCC" w:sz="4"/>
+              <w:left w:val="single" w:color="CCCCCC" w:sz="4"/>
+              <w:bottom w:val="single" w:color="CCCCCC" w:sz="4"/>
+              <w:right w:val="single" w:color="CCCCCC" w:sz="4"/>
+            </w:tcBorders>
+            <w:shd w:fill="E8E8E8" w:val="clear"/>
+            <w:tcMar>
+              <w:top w:type="dxa" w:w="80"/>
+              <w:left w:type="dxa" w:w="120"/>
+              <w:bottom w:type="dxa" w:w="80"/>
+              <w:right w:type="dxa" w:w="120"/>
+            </w:tcMar>
+          </w:tcPr>
+          <w:p>
+            <w:pPr>
+              <w:spacing w:before="0" w:after="0"/>
+            </w:pPr>
+            <w:r>
+              <w:rPr>
+                <w:rFonts w:ascii="BIZ UDPGothic" w:cs="BIZ UDPGothic" w:eastAsia="BIZ UDPGothic" w:hAnsi="BIZ UDPGothic"/>
+                <w:color w:val="404040"/>
+                <w:sz w:val="18"/>
+                <w:szCs w:val="18"/>
+              </w:rPr>
+              <w:t xml:space="preserve">改修タイトル / Tiêu đề</w:t>
+            </w:r>
+          </w:p>
+        </w:tc>
+        <w:tc>
+          <w:tcPr>
+            <w:tcW w:type="dxa" w:w="1901"/>
+            <w:tcBorders>
+              <w:top w:val="single" w:color="CCCCCC" w:sz="4"/>
+              <w:left w:val="single" w:color="CCCCCC" w:sz="4"/>
+              <w:bottom w:val="single" w:color="CCCCCC" w:sz="4"/>
+              <w:right w:val="single" w:color="CCCCCC" w:sz="4"/>
+            </w:tcBorders>
+            <w:shd w:fill="E8E8E8" w:val="clear"/>
+            <w:tcMar>
+              <w:top w:type="dxa" w:w="80"/>
+              <w:left w:type="dxa" w:w="120"/>
+              <w:bottom w:type="dxa" w:w="80"/>
+              <w:right w:type="dxa" w:w="120"/>
+            </w:tcMar>
+          </w:tcPr>
+          <w:p>
+            <w:pPr>
+              <w:spacing w:before="0" w:after="0"/>
+            </w:pPr>
+            <w:r>
+              <w:rPr>
+                <w:rFonts w:ascii="BIZ UDPGothic" w:cs="BIZ UDPGothic" w:eastAsia="BIZ UDPGothic" w:hAnsi="BIZ UDPGothic"/>
+                <w:color w:val="404040"/>
+                <w:sz w:val="18"/>
+                <w:szCs w:val="18"/>
+              </w:rPr>
+              <w:t xml:space="preserve">概要 / Tổng quan</w:t>
+            </w:r>
+          </w:p>
+        </w:tc>
+        <w:tc>
+          <w:tcPr>
+            <w:tcW w:type="dxa" w:w="1901"/>
+            <w:tcBorders>
+              <w:top w:val="single" w:color="CCCCCC" w:sz="4"/>
+              <w:left w:val="single" w:color="CCCCCC" w:sz="4"/>
+              <w:bottom w:val="single" w:color="CCCCCC" w:sz="4"/>
+              <w:right w:val="single" w:color="CCCCCC" w:sz="4"/>
+            </w:tcBorders>
+            <w:shd w:fill="E8E8E8" w:val="clear"/>
+            <w:tcMar>
+              <w:top w:type="dxa" w:w="80"/>
+              <w:left w:type="dxa" w:w="120"/>
+              <w:bottom w:type="dxa" w:w="80"/>
+              <w:right w:type="dxa" w:w="120"/>
+            </w:tcMar>
+          </w:tcPr>
+          <w:p>
+            <w:pPr>
+              <w:spacing w:before="0" w:after="0"/>
+            </w:pPr>
+            <w:r>
+              <w:rPr>
+                <w:rFonts w:ascii="BIZ UDPGothic" w:cs="BIZ UDPGothic" w:eastAsia="BIZ UDPGothic" w:hAnsi="BIZ UDPGothic"/>
+                <w:color w:val="404040"/>
+                <w:sz w:val="18"/>
+                <w:szCs w:val="18"/>
+              </w:rPr>
+              <w:t xml:space="preserve">工数</w:t>
+            </w:r>
+          </w:p>
+        </w:tc>
+        <w:tc>
+          <w:tcPr>
+            <w:tcW w:type="dxa" w:w="1902"/>
+            <w:tcBorders>
+              <w:top w:val="single" w:color="CCCCCC" w:sz="4"/>
+              <w:left w:val="single" w:color="CCCCCC" w:sz="4"/>
+              <w:bottom w:val="single" w:color="CCCCCC" w:sz="4"/>
+              <w:right w:val="single" w:color="CCCCCC" w:sz="4"/>
+            </w:tcBorders>
+            <w:shd w:fill="E8E8E8" w:val="clear"/>
+            <w:tcMar>
+              <w:top w:type="dxa" w:w="80"/>
+              <w:left w:type="dxa" w:w="120"/>
+              <w:bottom w:type="dxa" w:w="80"/>
+              <w:right w:type="dxa" w:w="120"/>
+            </w:tcMar>
+          </w:tcPr>
+          <w:p>
+            <w:pPr>
+              <w:spacing w:before="0" w:after="0"/>
+            </w:pPr>
+            <w:r>
+              <w:rPr>
+                <w:rFonts w:ascii="BIZ UDPGothic" w:cs="BIZ UDPGothic" w:eastAsia="BIZ UDPGothic" w:hAnsi="BIZ UDPGothic"/>
+                <w:color w:val="404040"/>
+                <w:sz w:val="18"/>
+                <w:szCs w:val="18"/>
+              </w:rPr>
+              <w:t xml:space="preserve">リスク</w:t>
+            </w:r>
+          </w:p>
+        </w:tc>
+      </w:tr>
+      <w:tr>
+        <w:trPr>
+          <w:cantSplit/>
+        </w:trPr>
+        <w:tc>
+          <w:tcPr>
+            <w:tcW w:type="dxa" w:w="1901"/>
+            <w:tcBorders>
+              <w:top w:val="single" w:color="CCCCCC" w:sz="4"/>
+              <w:left w:val="single" w:color="CCCCCC" w:sz="4"/>
+              <w:bottom w:val="single" w:color="CCCCCC" w:sz="4"/>
+              <w:right w:val="single" w:color="CCCCCC" w:sz="4"/>
+            </w:tcBorders>
+            <w:shd w:fill="FFFFFF" w:val="clear"/>
+            <w:tcMar>
+              <w:top w:type="dxa" w:w="80"/>
+              <w:left w:type="dxa" w:w="120"/>
+              <w:bottom w:type="dxa" w:w="80"/>
+              <w:right w:type="dxa" w:w="120"/>
+            </w:tcMar>
+          </w:tcPr>
+          <w:p>
+            <w:pPr>
+              <w:spacing w:before="0" w:after="0"/>
+            </w:pPr>
+            <w:r>
+              <w:rPr>
+                <w:rFonts w:ascii="BIZ UDPGothic" w:cs="BIZ UDPGothic" w:eastAsia="BIZ UDPGothic" w:hAnsi="BIZ UDPGothic"/>
+                <w:color w:val="404040"/>
+                <w:sz w:val="18"/>
+                <w:szCs w:val="18"/>
+              </w:rPr>
+              <w:t xml:space="preserve">1</w:t>
+            </w:r>
+          </w:p>
+        </w:tc>
+        <w:tc>
+          <w:tcPr>
+            <w:tcW w:type="dxa" w:w="1901"/>
+            <w:tcBorders>
+              <w:top w:val="single" w:color="CCCCCC" w:sz="4"/>
+              <w:left w:val="single" w:color="CCCCCC" w:sz="4"/>
+              <w:bottom w:val="single" w:color="CCCCCC" w:sz="4"/>
+              <w:right w:val="single" w:color="CCCCCC" w:sz="4"/>
+            </w:tcBorders>
+            <w:shd w:fill="FFFFFF" w:val="clear"/>
+            <w:tcMar>
+              <w:top w:type="dxa" w:w="80"/>
+              <w:left w:type="dxa" w:w="120"/>
+              <w:bottom w:type="dxa" w:w="80"/>
+              <w:right w:type="dxa" w:w="120"/>
+            </w:tcMar>
+          </w:tcPr>
+          <w:p>
+            <w:pPr>
+              <w:spacing w:before="0" w:after="0"/>
+            </w:pPr>
+            <w:r>
+              <w:rPr>
+                <w:rFonts w:ascii="BIZ UDPGothic" w:cs="BIZ UDPGothic" w:eastAsia="BIZ UDPGothic" w:hAnsi="BIZ UDPGothic"/>
+                <w:color w:val="404040"/>
+                <w:sz w:val="18"/>
+                <w:szCs w:val="18"/>
+              </w:rPr>
+              <w:t xml:space="preserve">影響範囲調査</w:t>
+            </w:r>
+          </w:p>
+        </w:tc>
+        <w:tc>
+          <w:tcPr>
+            <w:tcW w:type="dxa" w:w="1901"/>
+            <w:tcBorders>
+              <w:top w:val="single" w:color="CCCCCC" w:sz="4"/>
+              <w:left w:val="single" w:color="CCCCCC" w:sz="4"/>
+              <w:bottom w:val="single" w:color="CCCCCC" w:sz="4"/>
+              <w:right w:val="single" w:color="CCCCCC" w:sz="4"/>
+            </w:tcBorders>
+            <w:shd w:fill="FFFFFF" w:val="clear"/>
+            <w:tcMar>
+              <w:top w:type="dxa" w:w="80"/>
+              <w:left w:type="dxa" w:w="120"/>
+              <w:bottom w:type="dxa" w:w="80"/>
+              <w:right w:type="dxa" w:w="120"/>
+            </w:tcMar>
+          </w:tcPr>
+          <w:p>
+            <w:pPr>
+              <w:spacing w:before="0" w:after="0"/>
+            </w:pPr>
+            <w:r>
+              <w:rPr>
+                <w:rFonts w:ascii="BIZ UDPGothic" w:cs="BIZ UDPGothic" w:eastAsia="BIZ UDPGothic" w:hAnsi="BIZ UDPGothic"/>
+                <w:color w:val="404040"/>
+                <w:sz w:val="18"/>
+                <w:szCs w:val="18"/>
+              </w:rPr>
+              <w:t xml:space="preserve">全Lambda・ECSのシークレット参照先を調査</w:t>
+            </w:r>
+          </w:p>
+        </w:tc>
+        <w:tc>
+          <w:tcPr>
+            <w:tcW w:type="dxa" w:w="1901"/>
+            <w:tcBorders>
+              <w:top w:val="single" w:color="CCCCCC" w:sz="4"/>
+              <w:left w:val="single" w:color="CCCCCC" w:sz="4"/>
+              <w:bottom w:val="single" w:color="CCCCCC" w:sz="4"/>
+              <w:right w:val="single" w:color="CCCCCC" w:sz="4"/>
+            </w:tcBorders>
+            <w:shd w:fill="FFFFFF" w:val="clear"/>
+            <w:tcMar>
+              <w:top w:type="dxa" w:w="80"/>
+              <w:left w:type="dxa" w:w="120"/>
+              <w:bottom w:type="dxa" w:w="80"/>
+              <w:right w:type="dxa" w:w="120"/>
+            </w:tcMar>
+          </w:tcPr>
+          <w:p>
+            <w:pPr>
+              <w:spacing w:before="0" w:after="0"/>
+            </w:pPr>
+            <w:r>
+              <w:rPr>
+                <w:rFonts w:ascii="BIZ UDPGothic" w:cs="BIZ UDPGothic" w:eastAsia="BIZ UDPGothic" w:hAnsi="BIZ UDPGothic"/>
+                <w:color w:val="404040"/>
+                <w:sz w:val="18"/>
+                <w:szCs w:val="18"/>
+              </w:rPr>
+              <w:t xml:space="preserve">1d</w:t>
+            </w:r>
+          </w:p>
+        </w:tc>
+        <w:tc>
+          <w:tcPr>
+            <w:tcW w:type="dxa" w:w="1902"/>
+            <w:tcBorders>
+              <w:top w:val="single" w:color="CCCCCC" w:sz="4"/>
+              <w:left w:val="single" w:color="CCCCCC" w:sz="4"/>
+              <w:bottom w:val="single" w:color="CCCCCC" w:sz="4"/>
+              <w:right w:val="single" w:color="CCCCCC" w:sz="4"/>
+            </w:tcBorders>
+            <w:shd w:fill="FFFFFF" w:val="clear"/>
+            <w:tcMar>
+              <w:top w:type="dxa" w:w="80"/>
+              <w:left w:type="dxa" w:w="120"/>
+              <w:bottom w:type="dxa" w:w="80"/>
+              <w:right w:type="dxa" w:w="120"/>
+            </w:tcMar>
+          </w:tcPr>
+          <w:p>
+            <w:pPr>
+              <w:spacing w:before="0" w:after="0"/>
+            </w:pPr>
+            <w:r>
+              <w:rPr>
+                <w:rFonts w:ascii="BIZ UDPGothic" w:cs="BIZ UDPGothic" w:eastAsia="BIZ UDPGothic" w:hAnsi="BIZ UDPGothic"/>
+                <w:color w:val="404040"/>
+                <w:sz w:val="18"/>
+                <w:szCs w:val="18"/>
+              </w:rPr>
+              <w:t xml:space="preserve">低</w:t>
+            </w:r>
+          </w:p>
+        </w:tc>
+      </w:tr>
+      <w:tr>
+        <w:trPr>
+          <w:cantSplit/>
+        </w:trPr>
+        <w:tc>
+          <w:tcPr>
+            <w:tcW w:type="dxa" w:w="1901"/>
+            <w:tcBorders>
+              <w:top w:val="single" w:color="CCCCCC" w:sz="4"/>
+              <w:left w:val="single" w:color="CCCCCC" w:sz="4"/>
+              <w:bottom w:val="single" w:color="CCCCCC" w:sz="4"/>
+              <w:right w:val="single" w:color="CCCCCC" w:sz="4"/>
+            </w:tcBorders>
+            <w:shd w:fill="FFFFFF" w:val="clear"/>
+            <w:tcMar>
+              <w:top w:type="dxa" w:w="80"/>
+              <w:left w:type="dxa" w:w="120"/>
+              <w:bottom w:type="dxa" w:w="80"/>
+              <w:right w:type="dxa" w:w="120"/>
+            </w:tcMar>
+          </w:tcPr>
+          <w:p>
+            <w:pPr>
+              <w:spacing w:before="0" w:after="0"/>
+            </w:pPr>
+            <w:r>
+              <w:rPr>
+                <w:rFonts w:ascii="BIZ UDPGothic" w:cs="BIZ UDPGothic" w:eastAsia="BIZ UDPGothic" w:hAnsi="BIZ UDPGothic"/>
+                <w:color w:val="404040"/>
+                <w:sz w:val="18"/>
+                <w:szCs w:val="18"/>
+              </w:rPr>
+              <w:t xml:space="preserve">2</w:t>
+            </w:r>
+          </w:p>
+        </w:tc>
+        <w:tc>
+          <w:tcPr>
+            <w:tcW w:type="dxa" w:w="1901"/>
+            <w:tcBorders>
+              <w:top w:val="single" w:color="CCCCCC" w:sz="4"/>
+              <w:left w:val="single" w:color="CCCCCC" w:sz="4"/>
+              <w:bottom w:val="single" w:color="CCCCCC" w:sz="4"/>
+              <w:right w:val="single" w:color="CCCCCC" w:sz="4"/>
+            </w:tcBorders>
+            <w:shd w:fill="FFFFFF" w:val="clear"/>
+            <w:tcMar>
+              <w:top w:type="dxa" w:w="80"/>
+              <w:left w:type="dxa" w:w="120"/>
+              <w:bottom w:type="dxa" w:w="80"/>
+              <w:right w:type="dxa" w:w="120"/>
+            </w:tcMar>
+          </w:tcPr>
+          <w:p>
+            <w:pPr>
+              <w:spacing w:before="0" w:after="0"/>
+            </w:pPr>
+            <w:r>
+              <w:rPr>
+                <w:rFonts w:ascii="BIZ UDPGothic" w:cs="BIZ UDPGothic" w:eastAsia="BIZ UDPGothic" w:hAnsi="BIZ UDPGothic"/>
+                <w:color w:val="404040"/>
+                <w:sz w:val="18"/>
+                <w:szCs w:val="18"/>
+              </w:rPr>
+              <w:t xml:space="preserve">変更計画・移行手順書</w:t>
+            </w:r>
+          </w:p>
+        </w:tc>
+        <w:tc>
+          <w:tcPr>
+            <w:tcW w:type="dxa" w:w="1901"/>
+            <w:tcBorders>
+              <w:top w:val="single" w:color="CCCCCC" w:sz="4"/>
+              <w:left w:val="single" w:color="CCCCCC" w:sz="4"/>
+              <w:bottom w:val="single" w:color="CCCCCC" w:sz="4"/>
+              <w:right w:val="single" w:color="CCCCCC" w:sz="4"/>
+            </w:tcBorders>
+            <w:shd w:fill="FFFFFF" w:val="clear"/>
+            <w:tcMar>
+              <w:top w:type="dxa" w:w="80"/>
+              <w:left w:type="dxa" w:w="120"/>
+              <w:bottom w:type="dxa" w:w="80"/>
+              <w:right w:type="dxa" w:w="120"/>
+            </w:tcMar>
+          </w:tcPr>
+          <w:p>
+            <w:pPr>
+              <w:spacing w:before="0" w:after="0"/>
+            </w:pPr>
+            <w:r>
+              <w:rPr>
+                <w:rFonts w:ascii="BIZ UDPGothic" w:cs="BIZ UDPGothic" w:eastAsia="BIZ UDPGothic" w:hAnsi="BIZ UDPGothic"/>
+                <w:color w:val="404040"/>
+                <w:sz w:val="18"/>
+                <w:szCs w:val="18"/>
+              </w:rPr>
+              <w:t xml:space="preserve">新命名規則策定・並行稼働計画書作成</w:t>
+            </w:r>
+          </w:p>
+        </w:tc>
+        <w:tc>
+          <w:tcPr>
+            <w:tcW w:type="dxa" w:w="1901"/>
+            <w:tcBorders>
+              <w:top w:val="single" w:color="CCCCCC" w:sz="4"/>
+              <w:left w:val="single" w:color="CCCCCC" w:sz="4"/>
+              <w:bottom w:val="single" w:color="CCCCCC" w:sz="4"/>
+              <w:right w:val="single" w:color="CCCCCC" w:sz="4"/>
+            </w:tcBorders>
+            <w:shd w:fill="FFFFFF" w:val="clear"/>
+            <w:tcMar>
+              <w:top w:type="dxa" w:w="80"/>
+              <w:left w:type="dxa" w:w="120"/>
+              <w:bottom w:type="dxa" w:w="80"/>
+              <w:right w:type="dxa" w:w="120"/>
+            </w:tcMar>
+          </w:tcPr>
+          <w:p>
+            <w:pPr>
+              <w:spacing w:before="0" w:after="0"/>
+            </w:pPr>
+            <w:r>
+              <w:rPr>
+                <w:rFonts w:ascii="BIZ UDPGothic" w:cs="BIZ UDPGothic" w:eastAsia="BIZ UDPGothic" w:hAnsi="BIZ UDPGothic"/>
+                <w:color w:val="404040"/>
+                <w:sz w:val="18"/>
+                <w:szCs w:val="18"/>
+              </w:rPr>
+              <w:t xml:space="preserve">1d</w:t>
+            </w:r>
+          </w:p>
+        </w:tc>
+        <w:tc>
+          <w:tcPr>
+            <w:tcW w:type="dxa" w:w="1902"/>
+            <w:tcBorders>
+              <w:top w:val="single" w:color="CCCCCC" w:sz="4"/>
+              <w:left w:val="single" w:color="CCCCCC" w:sz="4"/>
+              <w:bottom w:val="single" w:color="CCCCCC" w:sz="4"/>
+              <w:right w:val="single" w:color="CCCCCC" w:sz="4"/>
+            </w:tcBorders>
+            <w:shd w:fill="FFFFFF" w:val="clear"/>
+            <w:tcMar>
+              <w:top w:type="dxa" w:w="80"/>
+              <w:left w:type="dxa" w:w="120"/>
+              <w:bottom w:type="dxa" w:w="80"/>
+              <w:right w:type="dxa" w:w="120"/>
+            </w:tcMar>
+          </w:tcPr>
+          <w:p>
+            <w:pPr>
+              <w:spacing w:before="0" w:after="0"/>
+            </w:pPr>
+            <w:r>
+              <w:rPr>
+                <w:rFonts w:ascii="BIZ UDPGothic" w:cs="BIZ UDPGothic" w:eastAsia="BIZ UDPGothic" w:hAnsi="BIZ UDPGothic"/>
+                <w:color w:val="404040"/>
+                <w:sz w:val="18"/>
+                <w:szCs w:val="18"/>
+              </w:rPr>
+              <w:t xml:space="preserve">低</w:t>
+            </w:r>
+          </w:p>
+        </w:tc>
+      </w:tr>
+      <w:tr>
+        <w:trPr>
+          <w:cantSplit/>
+        </w:trPr>
+        <w:tc>
+          <w:tcPr>
+            <w:tcW w:type="dxa" w:w="1901"/>
+            <w:tcBorders>
+              <w:top w:val="single" w:color="CCCCCC" w:sz="4"/>
+              <w:left w:val="single" w:color="CCCCCC" w:sz="4"/>
+              <w:bottom w:val="single" w:color="CCCCCC" w:sz="4"/>
+              <w:right w:val="single" w:color="CCCCCC" w:sz="4"/>
+            </w:tcBorders>
+            <w:shd w:fill="FFFFFF" w:val="clear"/>
+            <w:tcMar>
+              <w:top w:type="dxa" w:w="80"/>
+              <w:left w:type="dxa" w:w="120"/>
+              <w:bottom w:type="dxa" w:w="80"/>
+              <w:right w:type="dxa" w:w="120"/>
+            </w:tcMar>
+          </w:tcPr>
+          <w:p>
+            <w:pPr>
+              <w:spacing w:before="0" w:after="0"/>
+            </w:pPr>
+            <w:r>
+              <w:rPr>
+                <w:rFonts w:ascii="BIZ UDPGothic" w:cs="BIZ UDPGothic" w:eastAsia="BIZ UDPGothic" w:hAnsi="BIZ UDPGothic"/>
+                <w:color w:val="404040"/>
+                <w:sz w:val="18"/>
+                <w:szCs w:val="18"/>
+              </w:rPr>
+              <w:t xml:space="preserve">3</w:t>
+            </w:r>
+          </w:p>
+        </w:tc>
+        <w:tc>
+          <w:tcPr>
+            <w:tcW w:type="dxa" w:w="1901"/>
+            <w:tcBorders>
+              <w:top w:val="single" w:color="CCCCCC" w:sz="4"/>
+              <w:left w:val="single" w:color="CCCCCC" w:sz="4"/>
+              <w:bottom w:val="single" w:color="CCCCCC" w:sz="4"/>
+              <w:right w:val="single" w:color="CCCCCC" w:sz="4"/>
+            </w:tcBorders>
+            <w:shd w:fill="FFFFFF" w:val="clear"/>
+            <w:tcMar>
+              <w:top w:type="dxa" w:w="80"/>
+              <w:left w:type="dxa" w:w="120"/>
+              <w:bottom w:type="dxa" w:w="80"/>
+              <w:right w:type="dxa" w:w="120"/>
+            </w:tcMar>
+          </w:tcPr>
+          <w:p>
+            <w:pPr>
+              <w:spacing w:before="0" w:after="0"/>
+            </w:pPr>
+            <w:r>
+              <w:rPr>
+                <w:rFonts w:ascii="BIZ UDPGothic" w:cs="BIZ UDPGothic" w:eastAsia="BIZ UDPGothic" w:hAnsi="BIZ UDPGothic"/>
+                <w:color w:val="404040"/>
+                <w:sz w:val="18"/>
+                <w:szCs w:val="18"/>
+              </w:rPr>
+              <w:t xml:space="preserve">新シークレット作成</w:t>
+            </w:r>
+          </w:p>
+        </w:tc>
+        <w:tc>
+          <w:tcPr>
+            <w:tcW w:type="dxa" w:w="1901"/>
+            <w:tcBorders>
+              <w:top w:val="single" w:color="CCCCCC" w:sz="4"/>
+              <w:left w:val="single" w:color="CCCCCC" w:sz="4"/>
+              <w:bottom w:val="single" w:color="CCCCCC" w:sz="4"/>
+              <w:right w:val="single" w:color="CCCCCC" w:sz="4"/>
+            </w:tcBorders>
+            <w:shd w:fill="FFFFFF" w:val="clear"/>
+            <w:tcMar>
+              <w:top w:type="dxa" w:w="80"/>
+              <w:left w:type="dxa" w:w="120"/>
+              <w:bottom w:type="dxa" w:w="80"/>
+              <w:right w:type="dxa" w:w="120"/>
+            </w:tcMar>
+          </w:tcPr>
+          <w:p>
+            <w:pPr>
+              <w:spacing w:before="0" w:after="0"/>
+            </w:pPr>
+            <w:r>
+              <w:rPr>
+                <w:rFonts w:ascii="BIZ UDPGothic" w:cs="BIZ UDPGothic" w:eastAsia="BIZ UDPGothic" w:hAnsi="BIZ UDPGothic"/>
+                <w:color w:val="404040"/>
+                <w:sz w:val="18"/>
+                <w:szCs w:val="18"/>
+              </w:rPr>
+              <w:t xml:space="preserve">新命名のシークレットを作成し並行稼働確認</w:t>
+            </w:r>
+          </w:p>
+        </w:tc>
+        <w:tc>
+          <w:tcPr>
+            <w:tcW w:type="dxa" w:w="1901"/>
+            <w:tcBorders>
+              <w:top w:val="single" w:color="CCCCCC" w:sz="4"/>
+              <w:left w:val="single" w:color="CCCCCC" w:sz="4"/>
+              <w:bottom w:val="single" w:color="CCCCCC" w:sz="4"/>
+              <w:right w:val="single" w:color="CCCCCC" w:sz="4"/>
+            </w:tcBorders>
+            <w:shd w:fill="FFFFFF" w:val="clear"/>
+            <w:tcMar>
+              <w:top w:type="dxa" w:w="80"/>
+              <w:left w:type="dxa" w:w="120"/>
+              <w:bottom w:type="dxa" w:w="80"/>
+              <w:right w:type="dxa" w:w="120"/>
+            </w:tcMar>
+          </w:tcPr>
+          <w:p>
+            <w:pPr>
+              <w:spacing w:before="0" w:after="0"/>
+            </w:pPr>
+            <w:r>
+              <w:rPr>
+                <w:rFonts w:ascii="BIZ UDPGothic" w:cs="BIZ UDPGothic" w:eastAsia="BIZ UDPGothic" w:hAnsi="BIZ UDPGothic"/>
+                <w:color w:val="404040"/>
+                <w:sz w:val="18"/>
+                <w:szCs w:val="18"/>
+              </w:rPr>
+              <w:t xml:space="preserve">1d</w:t>
+            </w:r>
+          </w:p>
+        </w:tc>
+        <w:tc>
+          <w:tcPr>
+            <w:tcW w:type="dxa" w:w="1902"/>
+            <w:tcBorders>
+              <w:top w:val="single" w:color="CCCCCC" w:sz="4"/>
+              <w:left w:val="single" w:color="CCCCCC" w:sz="4"/>
+              <w:bottom w:val="single" w:color="CCCCCC" w:sz="4"/>
+              <w:right w:val="single" w:color="CCCCCC" w:sz="4"/>
+            </w:tcBorders>
+            <w:shd w:fill="FFFFFF" w:val="clear"/>
+            <w:tcMar>
+              <w:top w:type="dxa" w:w="80"/>
+              <w:left w:type="dxa" w:w="120"/>
+              <w:bottom w:type="dxa" w:w="80"/>
+              <w:right w:type="dxa" w:w="120"/>
+            </w:tcMar>
+          </w:tcPr>
+          <w:p>
+            <w:pPr>
+              <w:spacing w:before="0" w:after="0"/>
+            </w:pPr>
+            <w:r>
+              <w:rPr>
+                <w:rFonts w:ascii="BIZ UDPGothic" w:cs="BIZ UDPGothic" w:eastAsia="BIZ UDPGothic" w:hAnsi="BIZ UDPGothic"/>
+                <w:color w:val="404040"/>
+                <w:sz w:val="18"/>
+                <w:szCs w:val="18"/>
+              </w:rPr>
+              <w:t xml:space="preserve">中</w:t>
+            </w:r>
+          </w:p>
+        </w:tc>
+      </w:tr>
+      <w:tr>
+        <w:trPr>
+          <w:cantSplit/>
+        </w:trPr>
+        <w:tc>
+          <w:tcPr>
+            <w:tcW w:type="dxa" w:w="1901"/>
+            <w:tcBorders>
+              <w:top w:val="single" w:color="CCCCCC" w:sz="4"/>
+              <w:left w:val="single" w:color="CCCCCC" w:sz="4"/>
+              <w:bottom w:val="single" w:color="CCCCCC" w:sz="4"/>
+              <w:right w:val="single" w:color="CCCCCC" w:sz="4"/>
+            </w:tcBorders>
+            <w:shd w:fill="FFFFFF" w:val="clear"/>
+            <w:tcMar>
+              <w:top w:type="dxa" w:w="80"/>
+              <w:left w:type="dxa" w:w="120"/>
+              <w:bottom w:type="dxa" w:w="80"/>
+              <w:right w:type="dxa" w:w="120"/>
+            </w:tcMar>
+          </w:tcPr>
+          <w:p>
+            <w:pPr>
+              <w:spacing w:before="0" w:after="0"/>
+            </w:pPr>
+            <w:r>
+              <w:rPr>
+                <w:rFonts w:ascii="BIZ UDPGothic" w:cs="BIZ UDPGothic" w:eastAsia="BIZ UDPGothic" w:hAnsi="BIZ UDPGothic"/>
+                <w:color w:val="404040"/>
+                <w:sz w:val="18"/>
+                <w:szCs w:val="18"/>
+              </w:rPr>
+              <w:t xml:space="preserve">4</w:t>
+            </w:r>
+          </w:p>
+        </w:tc>
+        <w:tc>
+          <w:tcPr>
+            <w:tcW w:type="dxa" w:w="1901"/>
+            <w:tcBorders>
+              <w:top w:val="single" w:color="CCCCCC" w:sz="4"/>
+              <w:left w:val="single" w:color="CCCCCC" w:sz="4"/>
+              <w:bottom w:val="single" w:color="CCCCCC" w:sz="4"/>
+              <w:right w:val="single" w:color="CCCCCC" w:sz="4"/>
+            </w:tcBorders>
+            <w:shd w:fill="FFFFFF" w:val="clear"/>
+            <w:tcMar>
+              <w:top w:type="dxa" w:w="80"/>
+              <w:left w:type="dxa" w:w="120"/>
+              <w:bottom w:type="dxa" w:w="80"/>
+              <w:right w:type="dxa" w:w="120"/>
+            </w:tcMar>
+          </w:tcPr>
+          <w:p>
+            <w:pPr>
+              <w:spacing w:before="0" w:after="0"/>
+            </w:pPr>
+            <w:r>
+              <w:rPr>
+                <w:rFonts w:ascii="BIZ UDPGothic" w:cs="BIZ UDPGothic" w:eastAsia="BIZ UDPGothic" w:hAnsi="BIZ UDPGothic"/>
+                <w:color w:val="404040"/>
+                <w:sz w:val="18"/>
+                <w:szCs w:val="18"/>
+              </w:rPr>
+              <w:t xml:space="preserve">旧シークレット削除</w:t>
+            </w:r>
+          </w:p>
+        </w:tc>
+        <w:tc>
+          <w:tcPr>
+            <w:tcW w:type="dxa" w:w="1901"/>
+            <w:tcBorders>
+              <w:top w:val="single" w:color="CCCCCC" w:sz="4"/>
+              <w:left w:val="single" w:color="CCCCCC" w:sz="4"/>
+              <w:bottom w:val="single" w:color="CCCCCC" w:sz="4"/>
+              <w:right w:val="single" w:color="CCCCCC" w:sz="4"/>
+            </w:tcBorders>
+            <w:shd w:fill="FFFFFF" w:val="clear"/>
+            <w:tcMar>
+              <w:top w:type="dxa" w:w="80"/>
+              <w:left w:type="dxa" w:w="120"/>
+              <w:bottom w:type="dxa" w:w="80"/>
+              <w:right w:type="dxa" w:w="120"/>
+            </w:tcMar>
+          </w:tcPr>
+          <w:p>
+            <w:pPr>
+              <w:spacing w:before="0" w:after="0"/>
+            </w:pPr>
+            <w:r>
+              <w:rPr>
+                <w:rFonts w:ascii="BIZ UDPGothic" w:cs="BIZ UDPGothic" w:eastAsia="BIZ UDPGothic" w:hAnsi="BIZ UDPGothic"/>
+                <w:color w:val="404040"/>
+                <w:sz w:val="18"/>
+                <w:szCs w:val="18"/>
+              </w:rPr>
+              <w:t xml:space="preserve">全参照先の移行完了後に旧シークレットを削除</w:t>
+            </w:r>
+          </w:p>
+        </w:tc>
+        <w:tc>
+          <w:tcPr>
+            <w:tcW w:type="dxa" w:w="1901"/>
+            <w:tcBorders>
+              <w:top w:val="single" w:color="CCCCCC" w:sz="4"/>
+              <w:left w:val="single" w:color="CCCCCC" w:sz="4"/>
+              <w:bottom w:val="single" w:color="CCCCCC" w:sz="4"/>
+              <w:right w:val="single" w:color="CCCCCC" w:sz="4"/>
+            </w:tcBorders>
+            <w:shd w:fill="FFFFFF" w:val="clear"/>
+            <w:tcMar>
+              <w:top w:type="dxa" w:w="80"/>
+              <w:left w:type="dxa" w:w="120"/>
+              <w:bottom w:type="dxa" w:w="80"/>
+              <w:right w:type="dxa" w:w="120"/>
+            </w:tcMar>
+          </w:tcPr>
+          <w:p>
+            <w:pPr>
+              <w:spacing w:before="0" w:after="0"/>
+            </w:pPr>
+            <w:r>
+              <w:rPr>
+                <w:rFonts w:ascii="BIZ UDPGothic" w:cs="BIZ UDPGothic" w:eastAsia="BIZ UDPGothic" w:hAnsi="BIZ UDPGothic"/>
+                <w:color w:val="404040"/>
+                <w:sz w:val="18"/>
+                <w:szCs w:val="18"/>
+              </w:rPr>
+              <w:t xml:space="preserve">0.5d</w:t>
+            </w:r>
+          </w:p>
+        </w:tc>
+        <w:tc>
+          <w:tcPr>
+            <w:tcW w:type="dxa" w:w="1902"/>
+            <w:tcBorders>
+              <w:top w:val="single" w:color="CCCCCC" w:sz="4"/>
+              <w:left w:val="single" w:color="CCCCCC" w:sz="4"/>
+              <w:bottom w:val="single" w:color="CCCCCC" w:sz="4"/>
+              <w:right w:val="single" w:color="CCCCCC" w:sz="4"/>
+            </w:tcBorders>
+            <w:shd w:fill="FFFFFF" w:val="clear"/>
+            <w:tcMar>
+              <w:top w:type="dxa" w:w="80"/>
+              <w:left w:type="dxa" w:w="120"/>
+              <w:bottom w:type="dxa" w:w="80"/>
+              <w:right w:type="dxa" w:w="120"/>
+            </w:tcMar>
+          </w:tcPr>
+          <w:p>
+            <w:pPr>
+              <w:spacing w:before="0" w:after="0"/>
+            </w:pPr>
+            <w:r>
+              <w:rPr>
+                <w:rFonts w:ascii="BIZ UDPGothic" w:cs="BIZ UDPGothic" w:eastAsia="BIZ UDPGothic" w:hAnsi="BIZ UDPGothic"/>
+                <w:color w:val="404040"/>
+                <w:sz w:val="18"/>
+                <w:szCs w:val="18"/>
+              </w:rPr>
+              <w:t xml:space="preserve">中</w:t>
+            </w:r>
+          </w:p>
+        </w:tc>
+      </w:tr>
+    </w:tbl>
     <w:p>
       <w:pPr>
-        <w:spacing w:before="100" w:after="100"/>
-      </w:pPr>
-      <w:r>
-        <w:rPr>
-          <w:rFonts w:ascii="BIZ UDPGothic" w:cs="BIZ UDPGothic" w:eastAsia="BIZ UDPGothic" w:hAnsi="BIZ UDPGothic"/>
-          <w:color w:val="404040"/>
-          <w:sz w:val="18"/>
-          <w:szCs w:val="18"/>
-        </w:rPr>
-        <w:t xml:space="preserve">Thống nhất quy tắc đặt tên và di chuyển tham chiếu biến môi trường</w:t>
-      </w:r>
-    </w:p>
-    <w:p>
-      <w:pPr>
-        <w:spacing w:before="100" w:after="100"/>
-      </w:pPr>
-      <w:r>
-        <w:rPr>
-          <w:rFonts w:ascii="BIZ UDPGothic" w:cs="BIZ UDPGothic" w:eastAsia="BIZ UDPGothic" w:hAnsi="BIZ UDPGothic"/>
-          <w:color w:val="404040"/>
-          <w:sz w:val="18"/>
-          <w:szCs w:val="18"/>
-        </w:rPr>
-        <w:t xml:space="preserve">Lambda theo từng giai đoạn.*</w:t>
-      </w:r>
-    </w:p>
-    <w:p>
-      <w:pPr>
-        <w:spacing w:before="100" w:after="100"/>
+        <w:pBdr>
+          <w:left w:val="thick" w:color="C8102E" w:sz="20" w:space="6"/>
+        </w:pBdr>
+        <w:spacing w:before="280" w:after="100"/>
       </w:pPr>
       <w:r>
         <w:rPr>
           <w:rFonts w:ascii="BIZ UDPGothic" w:cs="BIZ UDPGothic" w:eastAsia="BIZ UDPGothic" w:hAnsi="BIZ UDPGothic"/>
           <w:b/>
           <w:bCs/>
-          <w:color w:val="404040"/>
-          <w:sz w:val="18"/>
-          <w:szCs w:val="18"/>
+          <w:color w:val="C8102E"/>
+          <w:sz w:val="24"/>
+          <w:szCs w:val="24"/>
         </w:rPr>
-        <w:t xml:space="preserve">No.   改修タイトル */    概要 */ Tổng quan*                       工数   リスク</w:t>
-      </w:r>
-    </w:p>
-    <w:p>
-      <w:pPr>
-        <w:spacing w:before="100" w:after="100"/>
-      </w:pPr>
+        <w:t xml:space="preserve">■ No.1 影響範囲調査</w:t>
+      </w:r>
+      <w:r>
+        <w:br/>
+      </w:r>
       <w:r>
         <w:rPr>
           <w:rFonts w:ascii="BIZ UDPGothic" w:cs="BIZ UDPGothic" w:eastAsia="BIZ UDPGothic" w:hAnsi="BIZ UDPGothic"/>
-          <w:color w:val="404040"/>
-          <w:sz w:val="18"/>
-          <w:szCs w:val="18"/>
+          <w:i/>
+          <w:iCs/>
+          <w:color w:val="AA3344"/>
+          <w:sz w:val="17"/>
+          <w:szCs w:val="17"/>
         </w:rPr>
-        <w:t xml:space="preserve">Tiêu đề*</w:t>
-      </w:r>
-    </w:p>
-    <w:p>
-      <w:pPr>
-        <w:spacing w:before="100" w:after="100"/>
-      </w:pPr>
-      <w:r>
-        <w:rPr>
-          <w:rFonts w:ascii="BIZ UDPGothic" w:cs="BIZ UDPGothic" w:eastAsia="BIZ UDPGothic" w:hAnsi="BIZ UDPGothic"/>
-          <w:color w:val="404040"/>
-          <w:sz w:val="18"/>
-          <w:szCs w:val="18"/>
-        </w:rPr>
-        <w:t xml:space="preserve">1         影響範囲調査           全Lambda・ECSのシークレット参照先を調査      1d         低</w:t>
-      </w:r>
-    </w:p>
-    <w:p>
-      <w:pPr>
-        <w:spacing w:before="100" w:after="100"/>
-      </w:pPr>
-      <w:r>
-        <w:rPr>
-          <w:rFonts w:ascii="BIZ UDPGothic" w:cs="BIZ UDPGothic" w:eastAsia="BIZ UDPGothic" w:hAnsi="BIZ UDPGothic"/>
-          <w:color w:val="404040"/>
-          <w:sz w:val="18"/>
-          <w:szCs w:val="18"/>
-        </w:rPr>
-        <w:t xml:space="preserve">2         変更計画・移行手順書   新命名規則策定・並行稼働計画書作成           1d         低</w:t>
-      </w:r>
-    </w:p>
-    <w:p>
-      <w:pPr>
-        <w:spacing w:before="100" w:after="100"/>
-      </w:pPr>
-      <w:r>
-        <w:rPr>
-          <w:rFonts w:ascii="BIZ UDPGothic" w:cs="BIZ UDPGothic" w:eastAsia="BIZ UDPGothic" w:hAnsi="BIZ UDPGothic"/>
-          <w:color w:val="404040"/>
-          <w:sz w:val="18"/>
-          <w:szCs w:val="18"/>
-        </w:rPr>
-        <w:t xml:space="preserve">3         新シークレット作成     新命名のシークレットを作成し並行稼働確認     1d         中</w:t>
-      </w:r>
-    </w:p>
-    <w:p>
-      <w:pPr>
-        <w:spacing w:before="100" w:after="100"/>
-      </w:pPr>
-      <w:r>
-        <w:rPr>
-          <w:rFonts w:ascii="BIZ UDPGothic" w:cs="BIZ UDPGothic" w:eastAsia="BIZ UDPGothic" w:hAnsi="BIZ UDPGothic"/>
-          <w:color w:val="404040"/>
-          <w:sz w:val="18"/>
-          <w:szCs w:val="18"/>
-        </w:rPr>
-        <w:t xml:space="preserve">4         旧シークレット削除     全参照先の移行完了後に旧シークレットを削除   0.5d       中</w:t>
+        <w:t xml:space="preserve">　Điều tra phạm vi ảnh hưởng</w:t>
       </w:r>
     </w:p>
     <w:p>
@@ -1513,7 +2250,7 @@
           <w:sz w:val="24"/>
           <w:szCs w:val="24"/>
         </w:rPr>
-        <w:t xml:space="preserve">■ 改修内容</w:t>
+        <w:t xml:space="preserve">■ 対象環境 / Môi trường mục tiêu</w:t>
       </w:r>
       <w:r>
         <w:br/>
@@ -1527,39 +2264,7 @@
           <w:sz w:val="17"/>
           <w:szCs w:val="17"/>
         </w:rPr>
-        <w:t xml:space="preserve">　Nội Dung Sửa Đổi</w:t>
-      </w:r>
-    </w:p>
-    <w:p>
-      <w:pPr>
-        <w:spacing w:before="100" w:after="100"/>
-      </w:pPr>
-      <w:r>
-        <w:rPr>
-          <w:rFonts w:ascii="BIZ UDPGothic" w:cs="BIZ UDPGothic" w:eastAsia="BIZ UDPGothic" w:hAnsi="BIZ UDPGothic"/>
-          <w:b/>
-          <w:bCs/>
-          <w:color w:val="C8102E"/>
-          <w:sz w:val="20"/>
-          <w:szCs w:val="20"/>
-        </w:rPr>
-        <w:t xml:space="preserve">■ No.1 影響範囲調査</w:t>
-      </w:r>
-    </w:p>
-    <w:p>
-      <w:pPr>
-        <w:spacing w:before="100" w:after="100"/>
-      </w:pPr>
-      <w:r>
-        <w:rPr>
-          <w:rFonts w:ascii="BIZ UDPGothic" w:cs="BIZ UDPGothic" w:eastAsia="BIZ UDPGothic" w:hAnsi="BIZ UDPGothic"/>
-          <w:b/>
-          <w:bCs/>
-          <w:color w:val="C8102E"/>
-          <w:sz w:val="20"/>
-          <w:szCs w:val="20"/>
-        </w:rPr>
-        <w:t xml:space="preserve">■ 対象環境</w:t>
+        <w:t xml:space="preserve">　</w:t>
       </w:r>
     </w:p>
     <w:p>
@@ -1573,7 +2278,698 @@
           <w:sz w:val="18"/>
           <w:szCs w:val="18"/>
         </w:rPr>
-        <w:t xml:space="preserve">PRD（332802448674）/ STG（750735758916） */ PRD (332802448674) / STG</w:t>
+        <w:t xml:space="preserve">PRD（332802448674）/ STG（750735758916） / PRD (332802448674) / STG (750735758916)</w:t>
+      </w:r>
+    </w:p>
+    <w:p>
+      <w:pPr>
+        <w:pBdr>
+          <w:left w:val="thick" w:color="C8102E" w:sz="20" w:space="6"/>
+        </w:pBdr>
+        <w:spacing w:before="280" w:after="100"/>
+      </w:pPr>
+      <w:r>
+        <w:rPr>
+          <w:rFonts w:ascii="BIZ UDPGothic" w:cs="BIZ UDPGothic" w:eastAsia="BIZ UDPGothic" w:hAnsi="BIZ UDPGothic"/>
+          <w:b/>
+          <w:bCs/>
+          <w:color w:val="C8102E"/>
+          <w:sz w:val="24"/>
+          <w:szCs w:val="24"/>
+        </w:rPr>
+        <w:t xml:space="preserve">■ 現在の命名状況 / Tình trạng đặt tên hiện tại</w:t>
+      </w:r>
+      <w:r>
+        <w:br/>
+      </w:r>
+      <w:r>
+        <w:rPr>
+          <w:rFonts w:ascii="BIZ UDPGothic" w:cs="BIZ UDPGothic" w:eastAsia="BIZ UDPGothic" w:hAnsi="BIZ UDPGothic"/>
+          <w:i/>
+          <w:iCs/>
+          <w:color w:val="AA3344"/>
+          <w:sz w:val="17"/>
+          <w:szCs w:val="17"/>
+        </w:rPr>
+        <w:t xml:space="preserve">　</w:t>
+      </w:r>
+    </w:p>
+    <w:tbl>
+      <w:tblPr>
+        <w:tblW w:type="dxa" w:w="9506"/>
+        <w:tblBorders>
+          <w:top w:val="single" w:color="CCCCCC" w:sz="4"/>
+          <w:left w:val="single" w:color="CCCCCC" w:sz="4"/>
+          <w:bottom w:val="single" w:color="CCCCCC" w:sz="4"/>
+          <w:right w:val="single" w:color="CCCCCC" w:sz="4"/>
+          <w:insideH w:val="single" w:color="auto" w:sz="4"/>
+          <w:insideV w:val="single" w:color="auto" w:sz="4"/>
+        </w:tblBorders>
+      </w:tblPr>
+      <w:tblGrid>
+        <w:gridCol w:w="3168"/>
+        <w:gridCol w:w="3168"/>
+        <w:gridCol w:w="3170"/>
+      </w:tblGrid>
+      <w:tr>
+        <w:trPr>
+          <w:cantSplit/>
+          <w:tblHeader/>
+        </w:trPr>
+        <w:tc>
+          <w:tcPr>
+            <w:tcW w:type="dxa" w:w="3168"/>
+            <w:tcBorders>
+              <w:top w:val="single" w:color="CCCCCC" w:sz="4"/>
+              <w:left w:val="single" w:color="CCCCCC" w:sz="4"/>
+              <w:bottom w:val="single" w:color="CCCCCC" w:sz="4"/>
+              <w:right w:val="single" w:color="CCCCCC" w:sz="4"/>
+            </w:tcBorders>
+            <w:shd w:fill="E8E8E8" w:val="clear"/>
+            <w:tcMar>
+              <w:top w:type="dxa" w:w="80"/>
+              <w:left w:type="dxa" w:w="120"/>
+              <w:bottom w:type="dxa" w:w="80"/>
+              <w:right w:type="dxa" w:w="120"/>
+            </w:tcMar>
+          </w:tcPr>
+          <w:p>
+            <w:pPr>
+              <w:spacing w:before="0" w:after="0"/>
+            </w:pPr>
+            <w:r>
+              <w:rPr>
+                <w:rFonts w:ascii="BIZ UDPGothic" w:cs="BIZ UDPGothic" w:eastAsia="BIZ UDPGothic" w:hAnsi="BIZ UDPGothic"/>
+                <w:color w:val="404040"/>
+                <w:sz w:val="18"/>
+                <w:szCs w:val="18"/>
+              </w:rPr>
+              <w:t xml:space="preserve">シークレット名</w:t>
+            </w:r>
+          </w:p>
+        </w:tc>
+        <w:tc>
+          <w:tcPr>
+            <w:tcW w:type="dxa" w:w="3168"/>
+            <w:tcBorders>
+              <w:top w:val="single" w:color="CCCCCC" w:sz="4"/>
+              <w:left w:val="single" w:color="CCCCCC" w:sz="4"/>
+              <w:bottom w:val="single" w:color="CCCCCC" w:sz="4"/>
+              <w:right w:val="single" w:color="CCCCCC" w:sz="4"/>
+            </w:tcBorders>
+            <w:shd w:fill="E8E8E8" w:val="clear"/>
+            <w:tcMar>
+              <w:top w:type="dxa" w:w="80"/>
+              <w:left w:type="dxa" w:w="120"/>
+              <w:bottom w:type="dxa" w:w="80"/>
+              <w:right w:type="dxa" w:w="120"/>
+            </w:tcMar>
+          </w:tcPr>
+          <w:p>
+            <w:pPr>
+              <w:spacing w:before="0" w:after="0"/>
+            </w:pPr>
+            <w:r>
+              <w:rPr>
+                <w:rFonts w:ascii="BIZ UDPGothic" w:cs="BIZ UDPGothic" w:eastAsia="BIZ UDPGothic" w:hAnsi="BIZ UDPGothic"/>
+                <w:color w:val="404040"/>
+                <w:sz w:val="18"/>
+                <w:szCs w:val="18"/>
+              </w:rPr>
+              <w:t xml:space="preserve">PRD</w:t>
+            </w:r>
+          </w:p>
+        </w:tc>
+        <w:tc>
+          <w:tcPr>
+            <w:tcW w:type="dxa" w:w="3170"/>
+            <w:tcBorders>
+              <w:top w:val="single" w:color="CCCCCC" w:sz="4"/>
+              <w:left w:val="single" w:color="CCCCCC" w:sz="4"/>
+              <w:bottom w:val="single" w:color="CCCCCC" w:sz="4"/>
+              <w:right w:val="single" w:color="CCCCCC" w:sz="4"/>
+            </w:tcBorders>
+            <w:shd w:fill="E8E8E8" w:val="clear"/>
+            <w:tcMar>
+              <w:top w:type="dxa" w:w="80"/>
+              <w:left w:type="dxa" w:w="120"/>
+              <w:bottom w:type="dxa" w:w="80"/>
+              <w:right w:type="dxa" w:w="120"/>
+            </w:tcMar>
+          </w:tcPr>
+          <w:p>
+            <w:pPr>
+              <w:spacing w:before="0" w:after="0"/>
+            </w:pPr>
+            <w:r>
+              <w:rPr>
+                <w:rFonts w:ascii="BIZ UDPGothic" w:cs="BIZ UDPGothic" w:eastAsia="BIZ UDPGothic" w:hAnsi="BIZ UDPGothic"/>
+                <w:color w:val="404040"/>
+                <w:sz w:val="18"/>
+                <w:szCs w:val="18"/>
+              </w:rPr>
+              <w:t xml:space="preserve">STG</w:t>
+            </w:r>
+          </w:p>
+        </w:tc>
+      </w:tr>
+      <w:tr>
+        <w:trPr>
+          <w:cantSplit/>
+        </w:trPr>
+        <w:tc>
+          <w:tcPr>
+            <w:tcW w:type="dxa" w:w="3168"/>
+            <w:tcBorders>
+              <w:top w:val="single" w:color="CCCCCC" w:sz="4"/>
+              <w:left w:val="single" w:color="CCCCCC" w:sz="4"/>
+              <w:bottom w:val="single" w:color="CCCCCC" w:sz="4"/>
+              <w:right w:val="single" w:color="CCCCCC" w:sz="4"/>
+            </w:tcBorders>
+            <w:shd w:fill="FFFFFF" w:val="clear"/>
+            <w:tcMar>
+              <w:top w:type="dxa" w:w="80"/>
+              <w:left w:type="dxa" w:w="120"/>
+              <w:bottom w:type="dxa" w:w="80"/>
+              <w:right w:type="dxa" w:w="120"/>
+            </w:tcMar>
+          </w:tcPr>
+          <w:p>
+            <w:pPr>
+              <w:spacing w:before="0" w:after="0"/>
+            </w:pPr>
+            <w:r>
+              <w:rPr>
+                <w:rFonts w:ascii="BIZ UDPGothic" w:cs="BIZ UDPGothic" w:eastAsia="BIZ UDPGothic" w:hAnsi="BIZ UDPGothic"/>
+                <w:color w:val="404040"/>
+                <w:sz w:val="18"/>
+                <w:szCs w:val="18"/>
+              </w:rPr>
+              <w:t xml:space="preserve">DB Write</w:t>
+            </w:r>
+          </w:p>
+        </w:tc>
+        <w:tc>
+          <w:tcPr>
+            <w:tcW w:type="dxa" w:w="3168"/>
+            <w:tcBorders>
+              <w:top w:val="single" w:color="CCCCCC" w:sz="4"/>
+              <w:left w:val="single" w:color="CCCCCC" w:sz="4"/>
+              <w:bottom w:val="single" w:color="CCCCCC" w:sz="4"/>
+              <w:right w:val="single" w:color="CCCCCC" w:sz="4"/>
+            </w:tcBorders>
+            <w:shd w:fill="FFFFFF" w:val="clear"/>
+            <w:tcMar>
+              <w:top w:type="dxa" w:w="80"/>
+              <w:left w:type="dxa" w:w="120"/>
+              <w:bottom w:type="dxa" w:w="80"/>
+              <w:right w:type="dxa" w:w="120"/>
+            </w:tcMar>
+          </w:tcPr>
+          <w:p>
+            <w:pPr>
+              <w:spacing w:before="0" w:after="0"/>
+            </w:pPr>
+            <w:r>
+              <w:rPr>
+                <w:rFonts w:ascii="BIZ UDPGothic" w:cs="BIZ UDPGothic" w:eastAsia="BIZ UDPGothic" w:hAnsi="BIZ UDPGothic"/>
+                <w:color w:val="404040"/>
+                <w:sz w:val="18"/>
+                <w:szCs w:val="18"/>
+              </w:rPr>
+              <w:t xml:space="preserve">prd/Replica_Kasumi</w:t>
+            </w:r>
+          </w:p>
+        </w:tc>
+        <w:tc>
+          <w:tcPr>
+            <w:tcW w:type="dxa" w:w="3170"/>
+            <w:tcBorders>
+              <w:top w:val="single" w:color="CCCCCC" w:sz="4"/>
+              <w:left w:val="single" w:color="CCCCCC" w:sz="4"/>
+              <w:bottom w:val="single" w:color="CCCCCC" w:sz="4"/>
+              <w:right w:val="single" w:color="CCCCCC" w:sz="4"/>
+            </w:tcBorders>
+            <w:shd w:fill="FFFFFF" w:val="clear"/>
+            <w:tcMar>
+              <w:top w:type="dxa" w:w="80"/>
+              <w:left w:type="dxa" w:w="120"/>
+              <w:bottom w:type="dxa" w:w="80"/>
+              <w:right w:type="dxa" w:w="120"/>
+            </w:tcMar>
+          </w:tcPr>
+          <w:p>
+            <w:pPr>
+              <w:spacing w:before="0" w:after="0"/>
+            </w:pPr>
+            <w:r>
+              <w:rPr>
+                <w:rFonts w:ascii="BIZ UDPGothic" w:cs="BIZ UDPGothic" w:eastAsia="BIZ UDPGothic" w:hAnsi="BIZ UDPGothic"/>
+                <w:color w:val="404040"/>
+                <w:sz w:val="18"/>
+                <w:szCs w:val="18"/>
+              </w:rPr>
+              <w:t xml:space="preserve">stg/Replica_Kasumi</w:t>
+            </w:r>
+          </w:p>
+        </w:tc>
+      </w:tr>
+      <w:tr>
+        <w:trPr>
+          <w:cantSplit/>
+        </w:trPr>
+        <w:tc>
+          <w:tcPr>
+            <w:tcW w:type="dxa" w:w="3168"/>
+            <w:tcBorders>
+              <w:top w:val="single" w:color="CCCCCC" w:sz="4"/>
+              <w:left w:val="single" w:color="CCCCCC" w:sz="4"/>
+              <w:bottom w:val="single" w:color="CCCCCC" w:sz="4"/>
+              <w:right w:val="single" w:color="CCCCCC" w:sz="4"/>
+            </w:tcBorders>
+            <w:shd w:fill="FFFFFF" w:val="clear"/>
+            <w:tcMar>
+              <w:top w:type="dxa" w:w="80"/>
+              <w:left w:type="dxa" w:w="120"/>
+              <w:bottom w:type="dxa" w:w="80"/>
+              <w:right w:type="dxa" w:w="120"/>
+            </w:tcMar>
+          </w:tcPr>
+          <w:p>
+            <w:pPr>
+              <w:spacing w:before="0" w:after="0"/>
+            </w:pPr>
+            <w:r>
+              <w:rPr>
+                <w:rFonts w:ascii="BIZ UDPGothic" w:cs="BIZ UDPGothic" w:eastAsia="BIZ UDPGothic" w:hAnsi="BIZ UDPGothic"/>
+                <w:color w:val="404040"/>
+                <w:sz w:val="18"/>
+                <w:szCs w:val="18"/>
+              </w:rPr>
+              <w:t xml:space="preserve">DB Read-Only</w:t>
+            </w:r>
+          </w:p>
+        </w:tc>
+        <w:tc>
+          <w:tcPr>
+            <w:tcW w:type="dxa" w:w="3168"/>
+            <w:tcBorders>
+              <w:top w:val="single" w:color="CCCCCC" w:sz="4"/>
+              <w:left w:val="single" w:color="CCCCCC" w:sz="4"/>
+              <w:bottom w:val="single" w:color="CCCCCC" w:sz="4"/>
+              <w:right w:val="single" w:color="CCCCCC" w:sz="4"/>
+            </w:tcBorders>
+            <w:shd w:fill="FFFFFF" w:val="clear"/>
+            <w:tcMar>
+              <w:top w:type="dxa" w:w="80"/>
+              <w:left w:type="dxa" w:w="120"/>
+              <w:bottom w:type="dxa" w:w="80"/>
+              <w:right w:type="dxa" w:w="120"/>
+            </w:tcMar>
+          </w:tcPr>
+          <w:p>
+            <w:pPr>
+              <w:spacing w:before="0" w:after="0"/>
+            </w:pPr>
+            <w:r>
+              <w:rPr>
+                <w:rFonts w:ascii="BIZ UDPGothic" w:cs="BIZ UDPGothic" w:eastAsia="BIZ UDPGothic" w:hAnsi="BIZ UDPGothic"/>
+                <w:color w:val="404040"/>
+                <w:sz w:val="18"/>
+                <w:szCs w:val="18"/>
+              </w:rPr>
+              <w:t xml:space="preserve">prd/Replica_Kasumi_RO</w:t>
+            </w:r>
+          </w:p>
+        </w:tc>
+        <w:tc>
+          <w:tcPr>
+            <w:tcW w:type="dxa" w:w="3170"/>
+            <w:tcBorders>
+              <w:top w:val="single" w:color="CCCCCC" w:sz="4"/>
+              <w:left w:val="single" w:color="CCCCCC" w:sz="4"/>
+              <w:bottom w:val="single" w:color="CCCCCC" w:sz="4"/>
+              <w:right w:val="single" w:color="CCCCCC" w:sz="4"/>
+            </w:tcBorders>
+            <w:shd w:fill="FFFFFF" w:val="clear"/>
+            <w:tcMar>
+              <w:top w:type="dxa" w:w="80"/>
+              <w:left w:type="dxa" w:w="120"/>
+              <w:bottom w:type="dxa" w:w="80"/>
+              <w:right w:type="dxa" w:w="120"/>
+            </w:tcMar>
+          </w:tcPr>
+          <w:p>
+            <w:pPr>
+              <w:spacing w:before="0" w:after="0"/>
+            </w:pPr>
+            <w:r>
+              <w:rPr>
+                <w:rFonts w:ascii="BIZ UDPGothic" w:cs="BIZ UDPGothic" w:eastAsia="BIZ UDPGothic" w:hAnsi="BIZ UDPGothic"/>
+                <w:color w:val="404040"/>
+                <w:sz w:val="18"/>
+                <w:szCs w:val="18"/>
+              </w:rPr>
+              <w:t xml:space="preserve">stg/Replica_Kasumi_RO</w:t>
+            </w:r>
+          </w:p>
+        </w:tc>
+      </w:tr>
+      <w:tr>
+        <w:trPr>
+          <w:cantSplit/>
+        </w:trPr>
+        <w:tc>
+          <w:tcPr>
+            <w:tcW w:type="dxa" w:w="3168"/>
+            <w:tcBorders>
+              <w:top w:val="single" w:color="CCCCCC" w:sz="4"/>
+              <w:left w:val="single" w:color="CCCCCC" w:sz="4"/>
+              <w:bottom w:val="single" w:color="CCCCCC" w:sz="4"/>
+              <w:right w:val="single" w:color="CCCCCC" w:sz="4"/>
+            </w:tcBorders>
+            <w:shd w:fill="FFFFFF" w:val="clear"/>
+            <w:tcMar>
+              <w:top w:type="dxa" w:w="80"/>
+              <w:left w:type="dxa" w:w="120"/>
+              <w:bottom w:type="dxa" w:w="80"/>
+              <w:right w:type="dxa" w:w="120"/>
+            </w:tcMar>
+          </w:tcPr>
+          <w:p>
+            <w:pPr>
+              <w:spacing w:before="0" w:after="0"/>
+            </w:pPr>
+            <w:r>
+              <w:rPr>
+                <w:rFonts w:ascii="BIZ UDPGothic" w:cs="BIZ UDPGothic" w:eastAsia="BIZ UDPGothic" w:hAnsi="BIZ UDPGothic"/>
+                <w:color w:val="404040"/>
+                <w:sz w:val="18"/>
+                <w:szCs w:val="18"/>
+              </w:rPr>
+              <w:t xml:space="preserve">Batch DB</w:t>
+            </w:r>
+          </w:p>
+        </w:tc>
+        <w:tc>
+          <w:tcPr>
+            <w:tcW w:type="dxa" w:w="3168"/>
+            <w:tcBorders>
+              <w:top w:val="single" w:color="CCCCCC" w:sz="4"/>
+              <w:left w:val="single" w:color="CCCCCC" w:sz="4"/>
+              <w:bottom w:val="single" w:color="CCCCCC" w:sz="4"/>
+              <w:right w:val="single" w:color="CCCCCC" w:sz="4"/>
+            </w:tcBorders>
+            <w:shd w:fill="FFFFFF" w:val="clear"/>
+            <w:tcMar>
+              <w:top w:type="dxa" w:w="80"/>
+              <w:left w:type="dxa" w:w="120"/>
+              <w:bottom w:type="dxa" w:w="80"/>
+              <w:right w:type="dxa" w:w="120"/>
+            </w:tcMar>
+          </w:tcPr>
+          <w:p>
+            <w:pPr>
+              <w:spacing w:before="0" w:after="0"/>
+            </w:pPr>
+            <w:r>
+              <w:rPr>
+                <w:rFonts w:ascii="BIZ UDPGothic" w:cs="BIZ UDPGothic" w:eastAsia="BIZ UDPGothic" w:hAnsi="BIZ UDPGothic"/>
+                <w:color w:val="404040"/>
+                <w:sz w:val="18"/>
+                <w:szCs w:val="18"/>
+              </w:rPr>
+              <w:t xml:space="preserve">prd/Batch_Kasumi</w:t>
+            </w:r>
+          </w:p>
+        </w:tc>
+        <w:tc>
+          <w:tcPr>
+            <w:tcW w:type="dxa" w:w="3170"/>
+            <w:tcBorders>
+              <w:top w:val="single" w:color="CCCCCC" w:sz="4"/>
+              <w:left w:val="single" w:color="CCCCCC" w:sz="4"/>
+              <w:bottom w:val="single" w:color="CCCCCC" w:sz="4"/>
+              <w:right w:val="single" w:color="CCCCCC" w:sz="4"/>
+            </w:tcBorders>
+            <w:shd w:fill="FFFFFF" w:val="clear"/>
+            <w:tcMar>
+              <w:top w:type="dxa" w:w="80"/>
+              <w:left w:type="dxa" w:w="120"/>
+              <w:bottom w:type="dxa" w:w="80"/>
+              <w:right w:type="dxa" w:w="120"/>
+            </w:tcMar>
+          </w:tcPr>
+          <w:p>
+            <w:pPr>
+              <w:spacing w:before="0" w:after="0"/>
+            </w:pPr>
+            <w:r>
+              <w:rPr>
+                <w:rFonts w:ascii="BIZ UDPGothic" w:cs="BIZ UDPGothic" w:eastAsia="BIZ UDPGothic" w:hAnsi="BIZ UDPGothic"/>
+                <w:color w:val="404040"/>
+                <w:sz w:val="18"/>
+                <w:szCs w:val="18"/>
+              </w:rPr>
+              <w:t xml:space="preserve">stg/Batch_Kasumi</w:t>
+            </w:r>
+          </w:p>
+        </w:tc>
+      </w:tr>
+      <w:tr>
+        <w:trPr>
+          <w:cantSplit/>
+        </w:trPr>
+        <w:tc>
+          <w:tcPr>
+            <w:tcW w:type="dxa" w:w="3168"/>
+            <w:tcBorders>
+              <w:top w:val="single" w:color="CCCCCC" w:sz="4"/>
+              <w:left w:val="single" w:color="CCCCCC" w:sz="4"/>
+              <w:bottom w:val="single" w:color="CCCCCC" w:sz="4"/>
+              <w:right w:val="single" w:color="CCCCCC" w:sz="4"/>
+            </w:tcBorders>
+            <w:shd w:fill="FFFFFF" w:val="clear"/>
+            <w:tcMar>
+              <w:top w:type="dxa" w:w="80"/>
+              <w:left w:type="dxa" w:w="120"/>
+              <w:bottom w:type="dxa" w:w="80"/>
+              <w:right w:type="dxa" w:w="120"/>
+            </w:tcMar>
+          </w:tcPr>
+          <w:p>
+            <w:pPr>
+              <w:spacing w:before="0" w:after="0"/>
+            </w:pPr>
+            <w:r>
+              <w:rPr>
+                <w:rFonts w:ascii="BIZ UDPGothic" w:cs="BIZ UDPGothic" w:eastAsia="BIZ UDPGothic" w:hAnsi="BIZ UDPGothic"/>
+                <w:color w:val="404040"/>
+                <w:sz w:val="18"/>
+                <w:szCs w:val="18"/>
+              </w:rPr>
+              <w:t xml:space="preserve">Mail DB</w:t>
+            </w:r>
+          </w:p>
+        </w:tc>
+        <w:tc>
+          <w:tcPr>
+            <w:tcW w:type="dxa" w:w="3168"/>
+            <w:tcBorders>
+              <w:top w:val="single" w:color="CCCCCC" w:sz="4"/>
+              <w:left w:val="single" w:color="CCCCCC" w:sz="4"/>
+              <w:bottom w:val="single" w:color="CCCCCC" w:sz="4"/>
+              <w:right w:val="single" w:color="CCCCCC" w:sz="4"/>
+            </w:tcBorders>
+            <w:shd w:fill="FFFFFF" w:val="clear"/>
+            <w:tcMar>
+              <w:top w:type="dxa" w:w="80"/>
+              <w:left w:type="dxa" w:w="120"/>
+              <w:bottom w:type="dxa" w:w="80"/>
+              <w:right w:type="dxa" w:w="120"/>
+            </w:tcMar>
+          </w:tcPr>
+          <w:p>
+            <w:pPr>
+              <w:spacing w:before="0" w:after="0"/>
+            </w:pPr>
+            <w:r>
+              <w:rPr>
+                <w:rFonts w:ascii="BIZ UDPGothic" w:cs="BIZ UDPGothic" w:eastAsia="BIZ UDPGothic" w:hAnsi="BIZ UDPGothic"/>
+                <w:color w:val="404040"/>
+                <w:sz w:val="18"/>
+                <w:szCs w:val="18"/>
+              </w:rPr>
+              <w:t xml:space="preserve">prd/Mail_Kasumi</w:t>
+            </w:r>
+          </w:p>
+        </w:tc>
+        <w:tc>
+          <w:tcPr>
+            <w:tcW w:type="dxa" w:w="3170"/>
+            <w:tcBorders>
+              <w:top w:val="single" w:color="CCCCCC" w:sz="4"/>
+              <w:left w:val="single" w:color="CCCCCC" w:sz="4"/>
+              <w:bottom w:val="single" w:color="CCCCCC" w:sz="4"/>
+              <w:right w:val="single" w:color="CCCCCC" w:sz="4"/>
+            </w:tcBorders>
+            <w:shd w:fill="FFFFFF" w:val="clear"/>
+            <w:tcMar>
+              <w:top w:type="dxa" w:w="80"/>
+              <w:left w:type="dxa" w:w="120"/>
+              <w:bottom w:type="dxa" w:w="80"/>
+              <w:right w:type="dxa" w:w="120"/>
+            </w:tcMar>
+          </w:tcPr>
+          <w:p>
+            <w:pPr>
+              <w:spacing w:before="0" w:after="0"/>
+            </w:pPr>
+            <w:r>
+              <w:rPr>
+                <w:rFonts w:ascii="BIZ UDPGothic" w:cs="BIZ UDPGothic" w:eastAsia="BIZ UDPGothic" w:hAnsi="BIZ UDPGothic"/>
+                <w:color w:val="404040"/>
+                <w:sz w:val="18"/>
+                <w:szCs w:val="18"/>
+              </w:rPr>
+              <w:t xml:space="preserve">stg/Mail_Kasumi</w:t>
+            </w:r>
+          </w:p>
+        </w:tc>
+      </w:tr>
+      <w:tr>
+        <w:trPr>
+          <w:cantSplit/>
+        </w:trPr>
+        <w:tc>
+          <w:tcPr>
+            <w:tcW w:type="dxa" w:w="3168"/>
+            <w:tcBorders>
+              <w:top w:val="single" w:color="CCCCCC" w:sz="4"/>
+              <w:left w:val="single" w:color="CCCCCC" w:sz="4"/>
+              <w:bottom w:val="single" w:color="CCCCCC" w:sz="4"/>
+              <w:right w:val="single" w:color="CCCCCC" w:sz="4"/>
+            </w:tcBorders>
+            <w:shd w:fill="FFFFFF" w:val="clear"/>
+            <w:tcMar>
+              <w:top w:type="dxa" w:w="80"/>
+              <w:left w:type="dxa" w:w="120"/>
+              <w:bottom w:type="dxa" w:w="80"/>
+              <w:right w:type="dxa" w:w="120"/>
+            </w:tcMar>
+          </w:tcPr>
+          <w:p>
+            <w:pPr>
+              <w:spacing w:before="0" w:after="0"/>
+            </w:pPr>
+            <w:r>
+              <w:rPr>
+                <w:rFonts w:ascii="BIZ UDPGothic" w:cs="BIZ UDPGothic" w:eastAsia="BIZ UDPGothic" w:hAnsi="BIZ UDPGothic"/>
+                <w:color w:val="404040"/>
+                <w:sz w:val="18"/>
+                <w:szCs w:val="18"/>
+              </w:rPr>
+              <w:t xml:space="preserve">SFTP</w:t>
+            </w:r>
+          </w:p>
+        </w:tc>
+        <w:tc>
+          <w:tcPr>
+            <w:tcW w:type="dxa" w:w="3168"/>
+            <w:tcBorders>
+              <w:top w:val="single" w:color="CCCCCC" w:sz="4"/>
+              <w:left w:val="single" w:color="CCCCCC" w:sz="4"/>
+              <w:bottom w:val="single" w:color="CCCCCC" w:sz="4"/>
+              <w:right w:val="single" w:color="CCCCCC" w:sz="4"/>
+            </w:tcBorders>
+            <w:shd w:fill="FFFFFF" w:val="clear"/>
+            <w:tcMar>
+              <w:top w:type="dxa" w:w="80"/>
+              <w:left w:type="dxa" w:w="120"/>
+              <w:bottom w:type="dxa" w:w="80"/>
+              <w:right w:type="dxa" w:w="120"/>
+            </w:tcMar>
+          </w:tcPr>
+          <w:p>
+            <w:pPr>
+              <w:spacing w:before="0" w:after="0"/>
+            </w:pPr>
+            <w:r>
+              <w:rPr>
+                <w:rFonts w:ascii="BIZ UDPGothic" w:cs="BIZ UDPGothic" w:eastAsia="BIZ UDPGothic" w:hAnsi="BIZ UDPGothic"/>
+                <w:color w:val="404040"/>
+                <w:sz w:val="18"/>
+                <w:szCs w:val="18"/>
+              </w:rPr>
+              <w:t xml:space="preserve">ksm-posprd-sm-sftp</w:t>
+            </w:r>
+          </w:p>
+        </w:tc>
+        <w:tc>
+          <w:tcPr>
+            <w:tcW w:type="dxa" w:w="3170"/>
+            <w:tcBorders>
+              <w:top w:val="single" w:color="CCCCCC" w:sz="4"/>
+              <w:left w:val="single" w:color="CCCCCC" w:sz="4"/>
+              <w:bottom w:val="single" w:color="CCCCCC" w:sz="4"/>
+              <w:right w:val="single" w:color="CCCCCC" w:sz="4"/>
+            </w:tcBorders>
+            <w:shd w:fill="FFFFFF" w:val="clear"/>
+            <w:tcMar>
+              <w:top w:type="dxa" w:w="80"/>
+              <w:left w:type="dxa" w:w="120"/>
+              <w:bottom w:type="dxa" w:w="80"/>
+              <w:right w:type="dxa" w:w="120"/>
+            </w:tcMar>
+          </w:tcPr>
+          <w:p>
+            <w:pPr>
+              <w:spacing w:before="0" w:after="0"/>
+            </w:pPr>
+            <w:r>
+              <w:rPr>
+                <w:rFonts w:ascii="BIZ UDPGothic" w:cs="BIZ UDPGothic" w:eastAsia="BIZ UDPGothic" w:hAnsi="BIZ UDPGothic"/>
+                <w:color w:val="404040"/>
+                <w:sz w:val="18"/>
+                <w:szCs w:val="18"/>
+              </w:rPr>
+              <w:t xml:space="preserve">ksm-posstg-sm-sftp</w:t>
+            </w:r>
+          </w:p>
+        </w:tc>
+      </w:tr>
+    </w:tbl>
+    <w:p>
+      <w:pPr>
+        <w:pBdr>
+          <w:left w:val="thick" w:color="C8102E" w:sz="20" w:space="6"/>
+        </w:pBdr>
+        <w:spacing w:before="280" w:after="100"/>
+      </w:pPr>
+      <w:r>
+        <w:rPr>
+          <w:rFonts w:ascii="BIZ UDPGothic" w:cs="BIZ UDPGothic" w:eastAsia="BIZ UDPGothic" w:hAnsi="BIZ UDPGothic"/>
+          <w:b/>
+          <w:bCs/>
+          <w:color w:val="C8102E"/>
+          <w:sz w:val="24"/>
+          <w:szCs w:val="24"/>
+        </w:rPr>
+        <w:t xml:space="preserve">■ 調査内容 / Nội dung điều tra</w:t>
+      </w:r>
+      <w:r>
+        <w:br/>
+      </w:r>
+      <w:r>
+        <w:rPr>
+          <w:rFonts w:ascii="BIZ UDPGothic" w:cs="BIZ UDPGothic" w:eastAsia="BIZ UDPGothic" w:hAnsi="BIZ UDPGothic"/>
+          <w:i/>
+          <w:iCs/>
+          <w:color w:val="AA3344"/>
+          <w:sz w:val="17"/>
+          <w:szCs w:val="17"/>
+        </w:rPr>
+        <w:t xml:space="preserve">　</w:t>
       </w:r>
     </w:p>
     <w:p>
@@ -1587,153 +2983,7 @@
           <w:sz w:val="18"/>
           <w:szCs w:val="18"/>
         </w:rPr>
-        <w:t xml:space="preserve">(750735758916)*</w:t>
-      </w:r>
-    </w:p>
-    <w:p>
-      <w:pPr>
-        <w:spacing w:before="100" w:after="100"/>
-      </w:pPr>
-      <w:r>
-        <w:rPr>
-          <w:rFonts w:ascii="BIZ UDPGothic" w:cs="BIZ UDPGothic" w:eastAsia="BIZ UDPGothic" w:hAnsi="BIZ UDPGothic"/>
-          <w:b/>
-          <w:bCs/>
-          <w:color w:val="C8102E"/>
-          <w:sz w:val="20"/>
-          <w:szCs w:val="20"/>
-        </w:rPr>
-        <w:t xml:space="preserve">■ 現在の命名状況</w:t>
-      </w:r>
-    </w:p>
-    <w:p>
-      <w:pPr>
-        <w:spacing w:before="100" w:after="100"/>
-      </w:pPr>
-      <w:r>
-        <w:rPr>
-          <w:rFonts w:ascii="BIZ UDPGothic" w:cs="BIZ UDPGothic" w:eastAsia="BIZ UDPGothic" w:hAnsi="BIZ UDPGothic"/>
-          <w:b/>
-          <w:bCs/>
-          <w:color w:val="404040"/>
-          <w:sz w:val="18"/>
-          <w:szCs w:val="18"/>
-        </w:rPr>
-        <w:t xml:space="preserve">シークレット名   PRD                    STG</w:t>
-      </w:r>
-    </w:p>
-    <w:p>
-      <w:pPr>
-        <w:spacing w:before="100" w:after="100"/>
-      </w:pPr>
-      <w:r>
-        <w:rPr>
-          <w:rFonts w:ascii="BIZ UDPGothic" w:cs="BIZ UDPGothic" w:eastAsia="BIZ UDPGothic" w:hAnsi="BIZ UDPGothic"/>
-          <w:color w:val="404040"/>
-          <w:sz w:val="18"/>
-          <w:szCs w:val="18"/>
-        </w:rPr>
-        <w:t xml:space="preserve">DB Write             prd/Replica_Kasumi         stg/Replica_Kasumi</w:t>
-      </w:r>
-    </w:p>
-    <w:p>
-      <w:pPr>
-        <w:spacing w:before="100" w:after="100"/>
-      </w:pPr>
-      <w:r>
-        <w:rPr>
-          <w:rFonts w:ascii="BIZ UDPGothic" w:cs="BIZ UDPGothic" w:eastAsia="BIZ UDPGothic" w:hAnsi="BIZ UDPGothic"/>
-          <w:color w:val="404040"/>
-          <w:sz w:val="18"/>
-          <w:szCs w:val="18"/>
-        </w:rPr>
-        <w:t xml:space="preserve">DB Read-Only         prd/Replica_Kasumi_RO      stg/Replica_Kasumi_RO</w:t>
-      </w:r>
-    </w:p>
-    <w:p>
-      <w:pPr>
-        <w:spacing w:before="100" w:after="100"/>
-      </w:pPr>
-      <w:r>
-        <w:rPr>
-          <w:rFonts w:ascii="BIZ UDPGothic" w:cs="BIZ UDPGothic" w:eastAsia="BIZ UDPGothic" w:hAnsi="BIZ UDPGothic"/>
-          <w:color w:val="404040"/>
-          <w:sz w:val="18"/>
-          <w:szCs w:val="18"/>
-        </w:rPr>
-        <w:t xml:space="preserve">Batch DB             prd/Batch_Kasumi           stg/Batch_Kasumi</w:t>
-      </w:r>
-    </w:p>
-    <w:p>
-      <w:pPr>
-        <w:spacing w:before="100" w:after="100"/>
-      </w:pPr>
-      <w:r>
-        <w:rPr>
-          <w:rFonts w:ascii="BIZ UDPGothic" w:cs="BIZ UDPGothic" w:eastAsia="BIZ UDPGothic" w:hAnsi="BIZ UDPGothic"/>
-          <w:color w:val="404040"/>
-          <w:sz w:val="18"/>
-          <w:szCs w:val="18"/>
-        </w:rPr>
-        <w:t xml:space="preserve">Mail DB              prd/Mail_Kasumi            stg/Mail_Kasumi</w:t>
-      </w:r>
-    </w:p>
-    <w:p>
-      <w:pPr>
-        <w:spacing w:before="100" w:after="100"/>
-      </w:pPr>
-      <w:r>
-        <w:rPr>
-          <w:rFonts w:ascii="BIZ UDPGothic" w:cs="BIZ UDPGothic" w:eastAsia="BIZ UDPGothic" w:hAnsi="BIZ UDPGothic"/>
-          <w:color w:val="404040"/>
-          <w:sz w:val="18"/>
-          <w:szCs w:val="18"/>
-        </w:rPr>
-        <w:t xml:space="preserve">SFTP                 ksm-posprd-sm-sftp         ksm-posstg-sm-sftp</w:t>
-      </w:r>
-    </w:p>
-    <w:p>
-      <w:pPr>
-        <w:spacing w:before="100" w:after="100"/>
-      </w:pPr>
-      <w:r>
-        <w:rPr>
-          <w:rFonts w:ascii="BIZ UDPGothic" w:cs="BIZ UDPGothic" w:eastAsia="BIZ UDPGothic" w:hAnsi="BIZ UDPGothic"/>
-          <w:b/>
-          <w:bCs/>
-          <w:color w:val="C8102E"/>
-          <w:sz w:val="20"/>
-          <w:szCs w:val="20"/>
-        </w:rPr>
-        <w:t xml:space="preserve">■ 調査内容</w:t>
-      </w:r>
-    </w:p>
-    <w:p>
-      <w:pPr>
-        <w:spacing w:before="100" w:after="100"/>
-      </w:pPr>
-      <w:r>
-        <w:rPr>
-          <w:rFonts w:ascii="BIZ UDPGothic" w:cs="BIZ UDPGothic" w:eastAsia="BIZ UDPGothic" w:hAnsi="BIZ UDPGothic"/>
-          <w:color w:val="404040"/>
-          <w:sz w:val="18"/>
-          <w:szCs w:val="18"/>
-        </w:rPr>
-        <w:t xml:space="preserve">全Lambda関数（PRD:21本 /</w:t>
-      </w:r>
-    </w:p>
-    <w:p>
-      <w:pPr>
-        <w:spacing w:before="100" w:after="100"/>
-      </w:pPr>
-      <w:r>
-        <w:rPr>
-          <w:rFonts w:ascii="BIZ UDPGothic" w:cs="BIZ UDPGothic" w:eastAsia="BIZ UDPGothic" w:hAnsi="BIZ UDPGothic"/>
-          <w:color w:val="404040"/>
-          <w:sz w:val="18"/>
-          <w:szCs w:val="18"/>
-        </w:rPr>
-        <w:t xml:space="preserve">STG:23本）およびECSタスク定義の環境変数を確認し、各シークレットの参照元一覧を作成する。</w:t>
+        <w:t xml:space="preserve">全Lambda関数（PRD:21本</w:t>
       </w:r>
       <w:r>
         <w:br/>
@@ -1747,7 +2997,40 @@
           <w:sz w:val="16"/>
           <w:szCs w:val="16"/>
         </w:rPr>
-        <w:t xml:space="preserve">/ Kiểm tra biến môi trường của tất cả Lambda (PRD:21 / STG:23) và ECS</w:t>
+        <w:t xml:space="preserve">/ STG:23本）およびECSタスク定義の環境変数を確認し、各シークレットの参照元一覧を作成する。 / Kiểm tra biến môi trường của tất cả Lambda (PRD:21 / STG:23) và ECS task definition, tạo danh sách nguồn tham chiếu.</w:t>
+      </w:r>
+    </w:p>
+    <w:p>
+      <w:pPr>
+        <w:pBdr>
+          <w:left w:val="thick" w:color="C8102E" w:sz="20" w:space="6"/>
+        </w:pBdr>
+        <w:spacing w:before="280" w:after="100"/>
+      </w:pPr>
+      <w:r>
+        <w:rPr>
+          <w:rFonts w:ascii="BIZ UDPGothic" w:cs="BIZ UDPGothic" w:eastAsia="BIZ UDPGothic" w:hAnsi="BIZ UDPGothic"/>
+          <w:b/>
+          <w:bCs/>
+          <w:color w:val="C8102E"/>
+          <w:sz w:val="24"/>
+          <w:szCs w:val="24"/>
+        </w:rPr>
+        <w:t xml:space="preserve">■ 報告方法</w:t>
+      </w:r>
+      <w:r>
+        <w:br/>
+      </w:r>
+      <w:r>
+        <w:rPr>
+          <w:rFonts w:ascii="BIZ UDPGothic" w:cs="BIZ UDPGothic" w:eastAsia="BIZ UDPGothic" w:hAnsi="BIZ UDPGothic"/>
+          <w:i/>
+          <w:iCs/>
+          <w:color w:val="AA3344"/>
+          <w:sz w:val="17"/>
+          <w:szCs w:val="17"/>
+        </w:rPr>
+        <w:t xml:space="preserve">　Phương thức báo cáo</w:t>
       </w:r>
     </w:p>
     <w:p>
@@ -1761,9 +3044,470 @@
           <w:sz w:val="18"/>
           <w:szCs w:val="18"/>
         </w:rPr>
-        <w:t xml:space="preserve">task definition, tạo danh sách nguồn tham chiếu.*</w:t>
+        <w:t xml:space="preserve">全テスト完了後、結果欄（OK</w:t>
+      </w:r>
+      <w:r>
+        <w:br/>
+      </w:r>
+      <w:r>
+        <w:rPr>
+          <w:rFonts w:ascii="BIZ UDPGothic" w:cs="BIZ UDPGothic" w:eastAsia="BIZ UDPGothic" w:hAnsi="BIZ UDPGothic"/>
+          <w:i/>
+          <w:iCs/>
+          <w:color w:val="777777"/>
+          <w:sz w:val="16"/>
+          <w:szCs w:val="16"/>
+        </w:rPr>
+        <w:t xml:space="preserve">/ NG）を記入して Thanh Nguyên へ提出すること。 / Sau khi hoàn thành tất cả kiểm thử, điền kết quả (OK/NG) và gửi cho Thanh Nguyên.</w:t>
       </w:r>
     </w:p>
+    <w:p>
+      <w:pPr>
+        <w:spacing w:before="100" w:after="100"/>
+      </w:pPr>
+      <w:r>
+        <w:rPr>
+          <w:rFonts w:ascii="BIZ UDPGothic" w:cs="BIZ UDPGothic" w:eastAsia="BIZ UDPGothic" w:hAnsi="BIZ UDPGothic"/>
+          <w:color w:val="404040"/>
+          <w:sz w:val="18"/>
+          <w:szCs w:val="18"/>
+        </w:rPr>
+        <w:t xml:space="preserve">提出先: nguyenthanhloc@luvina.net</w:t>
+      </w:r>
+      <w:r>
+        <w:br/>
+      </w:r>
+      <w:r>
+        <w:rPr>
+          <w:rFonts w:ascii="BIZ UDPGothic" w:cs="BIZ UDPGothic" w:eastAsia="BIZ UDPGothic" w:hAnsi="BIZ UDPGothic"/>
+          <w:i/>
+          <w:iCs/>
+          <w:color w:val="777777"/>
+          <w:sz w:val="16"/>
+          <w:szCs w:val="16"/>
+        </w:rPr>
+        <w:t xml:space="preserve">/ Địa chỉ nộp: nguyenthanhloc@luvina.net</w:t>
+      </w:r>
+    </w:p>
+    <w:p>
+      <w:pPr>
+        <w:spacing w:before="100" w:after="100"/>
+      </w:pPr>
+      <w:r>
+        <w:rPr>
+          <w:rFonts w:ascii="BIZ UDPGothic" w:cs="BIZ UDPGothic" w:eastAsia="BIZ UDPGothic" w:hAnsi="BIZ UDPGothic"/>
+          <w:color w:val="404040"/>
+          <w:sz w:val="18"/>
+          <w:szCs w:val="18"/>
+        </w:rPr>
+        <w:t xml:space="preserve"/>
+      </w:r>
+    </w:p>
+    <w:tbl>
+      <w:tblPr>
+        <w:tblW w:type="dxa" w:w="9506"/>
+        <w:tblBorders>
+          <w:top w:val="single" w:color="CCCCCC" w:sz="4"/>
+          <w:left w:val="single" w:color="CCCCCC" w:sz="4"/>
+          <w:bottom w:val="single" w:color="CCCCCC" w:sz="4"/>
+          <w:right w:val="single" w:color="CCCCCC" w:sz="4"/>
+          <w:insideH w:val="single" w:color="auto" w:sz="4"/>
+          <w:insideV w:val="single" w:color="auto" w:sz="4"/>
+        </w:tblBorders>
+      </w:tblPr>
+      <w:tblGrid>
+        <w:gridCol w:w="2400"/>
+        <w:gridCol w:w="7106"/>
+      </w:tblGrid>
+      <w:tr>
+        <w:trPr>
+          <w:cantSplit/>
+        </w:trPr>
+        <w:tc>
+          <w:tcPr>
+            <w:tcW w:type="dxa" w:w="2400"/>
+            <w:tcBorders>
+              <w:top w:val="single" w:color="CCCCCC" w:sz="4"/>
+              <w:left w:val="single" w:color="CCCCCC" w:sz="4"/>
+              <w:bottom w:val="single" w:color="CCCCCC" w:sz="4"/>
+              <w:right w:val="single" w:color="CCCCCC" w:sz="4"/>
+            </w:tcBorders>
+            <w:shd w:fill="E8E8E8" w:val="clear"/>
+            <w:tcMar>
+              <w:top w:type="dxa" w:w="80"/>
+              <w:left w:type="dxa" w:w="120"/>
+              <w:bottom w:type="dxa" w:w="80"/>
+              <w:right w:type="dxa" w:w="120"/>
+            </w:tcMar>
+            <w:vAlign w:val="center"/>
+          </w:tcPr>
+          <w:p>
+            <w:pPr>
+              <w:jc w:val="left"/>
+            </w:pPr>
+            <w:r>
+              <w:rPr>
+                <w:rFonts w:ascii="BIZ UDPGothic" w:cs="BIZ UDPGothic" w:eastAsia="BIZ UDPGothic" w:hAnsi="BIZ UDPGothic"/>
+                <w:b/>
+                <w:bCs/>
+                <w:color w:val="000000"/>
+                <w:sz w:val="18"/>
+                <w:szCs w:val="18"/>
+              </w:rPr>
+              <w:t xml:space="preserve">テスト実施日</w:t>
+            </w:r>
+            <w:r>
+              <w:rPr>
+                <w:rFonts w:ascii="BIZ UDPGothic" w:cs="BIZ UDPGothic" w:eastAsia="BIZ UDPGothic" w:hAnsi="BIZ UDPGothic"/>
+                <w:i/>
+                <w:iCs/>
+                <w:color w:val="888888"/>
+                <w:sz w:val="16"/>
+                <w:szCs w:val="16"/>
+              </w:rPr>
+              <w:t xml:space="preserve"> / </w:t>
+            </w:r>
+            <w:r>
+              <w:rPr>
+                <w:rFonts w:ascii="BIZ UDPGothic" w:cs="BIZ UDPGothic" w:eastAsia="BIZ UDPGothic" w:hAnsi="BIZ UDPGothic"/>
+                <w:i/>
+                <w:iCs/>
+                <w:color w:val="888888"/>
+                <w:sz w:val="16"/>
+                <w:szCs w:val="16"/>
+              </w:rPr>
+              <w:t xml:space="preserve">Ngày kiểm thử</w:t>
+            </w:r>
+          </w:p>
+        </w:tc>
+        <w:tc>
+          <w:tcPr>
+            <w:tcW w:type="dxa" w:w="7106"/>
+            <w:tcBorders>
+              <w:top w:val="single" w:color="CCCCCC" w:sz="4"/>
+              <w:left w:val="single" w:color="CCCCCC" w:sz="4"/>
+              <w:bottom w:val="single" w:color="CCCCCC" w:sz="4"/>
+              <w:right w:val="single" w:color="CCCCCC" w:sz="4"/>
+            </w:tcBorders>
+            <w:shd w:fill="FFFFFF" w:val="clear"/>
+            <w:tcMar>
+              <w:top w:type="dxa" w:w="80"/>
+              <w:left w:type="dxa" w:w="120"/>
+              <w:bottom w:type="dxa" w:w="80"/>
+              <w:right w:type="dxa" w:w="120"/>
+            </w:tcMar>
+            <w:vAlign w:val="center"/>
+          </w:tcPr>
+          <w:p>
+            <w:pPr>
+              <w:jc w:val="left"/>
+            </w:pPr>
+            <w:r>
+              <w:rPr>
+                <w:rFonts w:ascii="BIZ UDPGothic" w:cs="BIZ UDPGothic" w:eastAsia="BIZ UDPGothic" w:hAnsi="BIZ UDPGothic"/>
+                <w:b w:val="false"/>
+                <w:bCs w:val="false"/>
+                <w:color w:val="404040"/>
+                <w:sz w:val="18"/>
+                <w:szCs w:val="18"/>
+              </w:rPr>
+              <w:t xml:space="preserve"/>
+            </w:r>
+          </w:p>
+        </w:tc>
+      </w:tr>
+      <w:tr>
+        <w:trPr>
+          <w:cantSplit/>
+        </w:trPr>
+        <w:tc>
+          <w:tcPr>
+            <w:tcW w:type="dxa" w:w="2400"/>
+            <w:tcBorders>
+              <w:top w:val="single" w:color="CCCCCC" w:sz="4"/>
+              <w:left w:val="single" w:color="CCCCCC" w:sz="4"/>
+              <w:bottom w:val="single" w:color="CCCCCC" w:sz="4"/>
+              <w:right w:val="single" w:color="CCCCCC" w:sz="4"/>
+            </w:tcBorders>
+            <w:shd w:fill="E8E8E8" w:val="clear"/>
+            <w:tcMar>
+              <w:top w:type="dxa" w:w="80"/>
+              <w:left w:type="dxa" w:w="120"/>
+              <w:bottom w:type="dxa" w:w="80"/>
+              <w:right w:type="dxa" w:w="120"/>
+            </w:tcMar>
+            <w:vAlign w:val="center"/>
+          </w:tcPr>
+          <w:p>
+            <w:pPr>
+              <w:jc w:val="left"/>
+            </w:pPr>
+            <w:r>
+              <w:rPr>
+                <w:rFonts w:ascii="BIZ UDPGothic" w:cs="BIZ UDPGothic" w:eastAsia="BIZ UDPGothic" w:hAnsi="BIZ UDPGothic"/>
+                <w:b/>
+                <w:bCs/>
+                <w:color w:val="000000"/>
+                <w:sz w:val="18"/>
+                <w:szCs w:val="18"/>
+              </w:rPr>
+              <w:t xml:space="preserve">実施者</w:t>
+            </w:r>
+            <w:r>
+              <w:rPr>
+                <w:rFonts w:ascii="BIZ UDPGothic" w:cs="BIZ UDPGothic" w:eastAsia="BIZ UDPGothic" w:hAnsi="BIZ UDPGothic"/>
+                <w:i/>
+                <w:iCs/>
+                <w:color w:val="888888"/>
+                <w:sz w:val="16"/>
+                <w:szCs w:val="16"/>
+              </w:rPr>
+              <w:t xml:space="preserve"> / </w:t>
+            </w:r>
+            <w:r>
+              <w:rPr>
+                <w:rFonts w:ascii="BIZ UDPGothic" w:cs="BIZ UDPGothic" w:eastAsia="BIZ UDPGothic" w:hAnsi="BIZ UDPGothic"/>
+                <w:i/>
+                <w:iCs/>
+                <w:color w:val="888888"/>
+                <w:sz w:val="16"/>
+                <w:szCs w:val="16"/>
+              </w:rPr>
+              <w:t xml:space="preserve">Người thực hiện</w:t>
+            </w:r>
+          </w:p>
+        </w:tc>
+        <w:tc>
+          <w:tcPr>
+            <w:tcW w:type="dxa" w:w="7106"/>
+            <w:tcBorders>
+              <w:top w:val="single" w:color="CCCCCC" w:sz="4"/>
+              <w:left w:val="single" w:color="CCCCCC" w:sz="4"/>
+              <w:bottom w:val="single" w:color="CCCCCC" w:sz="4"/>
+              <w:right w:val="single" w:color="CCCCCC" w:sz="4"/>
+            </w:tcBorders>
+            <w:shd w:fill="FFFFFF" w:val="clear"/>
+            <w:tcMar>
+              <w:top w:type="dxa" w:w="80"/>
+              <w:left w:type="dxa" w:w="120"/>
+              <w:bottom w:type="dxa" w:w="80"/>
+              <w:right w:type="dxa" w:w="120"/>
+            </w:tcMar>
+            <w:vAlign w:val="center"/>
+          </w:tcPr>
+          <w:p>
+            <w:pPr>
+              <w:jc w:val="left"/>
+            </w:pPr>
+            <w:r>
+              <w:rPr>
+                <w:rFonts w:ascii="BIZ UDPGothic" w:cs="BIZ UDPGothic" w:eastAsia="BIZ UDPGothic" w:hAnsi="BIZ UDPGothic"/>
+                <w:b w:val="false"/>
+                <w:bCs w:val="false"/>
+                <w:color w:val="404040"/>
+                <w:sz w:val="18"/>
+                <w:szCs w:val="18"/>
+              </w:rPr>
+              <w:t xml:space="preserve"/>
+            </w:r>
+          </w:p>
+        </w:tc>
+      </w:tr>
+      <w:tr>
+        <w:trPr>
+          <w:cantSplit/>
+        </w:trPr>
+        <w:tc>
+          <w:tcPr>
+            <w:tcW w:type="dxa" w:w="2400"/>
+            <w:tcBorders>
+              <w:top w:val="single" w:color="CCCCCC" w:sz="4"/>
+              <w:left w:val="single" w:color="CCCCCC" w:sz="4"/>
+              <w:bottom w:val="single" w:color="CCCCCC" w:sz="4"/>
+              <w:right w:val="single" w:color="CCCCCC" w:sz="4"/>
+            </w:tcBorders>
+            <w:shd w:fill="E8E8E8" w:val="clear"/>
+            <w:tcMar>
+              <w:top w:type="dxa" w:w="80"/>
+              <w:left w:type="dxa" w:w="120"/>
+              <w:bottom w:type="dxa" w:w="80"/>
+              <w:right w:type="dxa" w:w="120"/>
+            </w:tcMar>
+            <w:vAlign w:val="center"/>
+          </w:tcPr>
+          <w:p>
+            <w:pPr>
+              <w:jc w:val="left"/>
+            </w:pPr>
+            <w:r>
+              <w:rPr>
+                <w:rFonts w:ascii="BIZ UDPGothic" w:cs="BIZ UDPGothic" w:eastAsia="BIZ UDPGothic" w:hAnsi="BIZ UDPGothic"/>
+                <w:b/>
+                <w:bCs/>
+                <w:color w:val="000000"/>
+                <w:sz w:val="18"/>
+                <w:szCs w:val="18"/>
+              </w:rPr>
+              <w:t xml:space="preserve">承認日</w:t>
+            </w:r>
+            <w:r>
+              <w:rPr>
+                <w:rFonts w:ascii="BIZ UDPGothic" w:cs="BIZ UDPGothic" w:eastAsia="BIZ UDPGothic" w:hAnsi="BIZ UDPGothic"/>
+                <w:i/>
+                <w:iCs/>
+                <w:color w:val="888888"/>
+                <w:sz w:val="16"/>
+                <w:szCs w:val="16"/>
+              </w:rPr>
+              <w:t xml:space="preserve"> / </w:t>
+            </w:r>
+            <w:r>
+              <w:rPr>
+                <w:rFonts w:ascii="BIZ UDPGothic" w:cs="BIZ UDPGothic" w:eastAsia="BIZ UDPGothic" w:hAnsi="BIZ UDPGothic"/>
+                <w:i/>
+                <w:iCs/>
+                <w:color w:val="888888"/>
+                <w:sz w:val="16"/>
+                <w:szCs w:val="16"/>
+              </w:rPr>
+              <w:t xml:space="preserve">Ngày duyệt</w:t>
+            </w:r>
+          </w:p>
+        </w:tc>
+        <w:tc>
+          <w:tcPr>
+            <w:tcW w:type="dxa" w:w="7106"/>
+            <w:tcBorders>
+              <w:top w:val="single" w:color="CCCCCC" w:sz="4"/>
+              <w:left w:val="single" w:color="CCCCCC" w:sz="4"/>
+              <w:bottom w:val="single" w:color="CCCCCC" w:sz="4"/>
+              <w:right w:val="single" w:color="CCCCCC" w:sz="4"/>
+            </w:tcBorders>
+            <w:shd w:fill="FFFFFF" w:val="clear"/>
+            <w:tcMar>
+              <w:top w:type="dxa" w:w="80"/>
+              <w:left w:type="dxa" w:w="120"/>
+              <w:bottom w:type="dxa" w:w="80"/>
+              <w:right w:type="dxa" w:w="120"/>
+            </w:tcMar>
+            <w:vAlign w:val="center"/>
+          </w:tcPr>
+          <w:p>
+            <w:pPr>
+              <w:jc w:val="left"/>
+            </w:pPr>
+            <w:r>
+              <w:rPr>
+                <w:rFonts w:ascii="BIZ UDPGothic" w:cs="BIZ UDPGothic" w:eastAsia="BIZ UDPGothic" w:hAnsi="BIZ UDPGothic"/>
+                <w:b w:val="false"/>
+                <w:bCs w:val="false"/>
+                <w:color w:val="404040"/>
+                <w:sz w:val="18"/>
+                <w:szCs w:val="18"/>
+              </w:rPr>
+              <w:t xml:space="preserve"/>
+            </w:r>
+          </w:p>
+        </w:tc>
+      </w:tr>
+      <w:tr>
+        <w:trPr>
+          <w:cantSplit/>
+        </w:trPr>
+        <w:tc>
+          <w:tcPr>
+            <w:tcW w:type="dxa" w:w="2400"/>
+            <w:tcBorders>
+              <w:top w:val="single" w:color="CCCCCC" w:sz="4"/>
+              <w:left w:val="single" w:color="CCCCCC" w:sz="4"/>
+              <w:bottom w:val="single" w:color="CCCCCC" w:sz="4"/>
+              <w:right w:val="single" w:color="CCCCCC" w:sz="4"/>
+            </w:tcBorders>
+            <w:shd w:fill="E8E8E8" w:val="clear"/>
+            <w:tcMar>
+              <w:top w:type="dxa" w:w="80"/>
+              <w:left w:type="dxa" w:w="120"/>
+              <w:bottom w:type="dxa" w:w="80"/>
+              <w:right w:type="dxa" w:w="120"/>
+            </w:tcMar>
+            <w:vAlign w:val="center"/>
+          </w:tcPr>
+          <w:p>
+            <w:pPr>
+              <w:jc w:val="left"/>
+            </w:pPr>
+            <w:r>
+              <w:rPr>
+                <w:rFonts w:ascii="BIZ UDPGothic" w:cs="BIZ UDPGothic" w:eastAsia="BIZ UDPGothic" w:hAnsi="BIZ UDPGothic"/>
+                <w:b/>
+                <w:bCs/>
+                <w:color w:val="000000"/>
+                <w:sz w:val="18"/>
+                <w:szCs w:val="18"/>
+              </w:rPr>
+              <w:t xml:space="preserve">承認者</w:t>
+            </w:r>
+            <w:r>
+              <w:rPr>
+                <w:rFonts w:ascii="BIZ UDPGothic" w:cs="BIZ UDPGothic" w:eastAsia="BIZ UDPGothic" w:hAnsi="BIZ UDPGothic"/>
+                <w:i/>
+                <w:iCs/>
+                <w:color w:val="888888"/>
+                <w:sz w:val="16"/>
+                <w:szCs w:val="16"/>
+              </w:rPr>
+              <w:t xml:space="preserve"> / </w:t>
+            </w:r>
+            <w:r>
+              <w:rPr>
+                <w:rFonts w:ascii="BIZ UDPGothic" w:cs="BIZ UDPGothic" w:eastAsia="BIZ UDPGothic" w:hAnsi="BIZ UDPGothic"/>
+                <w:i/>
+                <w:iCs/>
+                <w:color w:val="888888"/>
+                <w:sz w:val="16"/>
+                <w:szCs w:val="16"/>
+              </w:rPr>
+              <w:t xml:space="preserve">Người duyệt</w:t>
+            </w:r>
+          </w:p>
+        </w:tc>
+        <w:tc>
+          <w:tcPr>
+            <w:tcW w:type="dxa" w:w="7106"/>
+            <w:tcBorders>
+              <w:top w:val="single" w:color="CCCCCC" w:sz="4"/>
+              <w:left w:val="single" w:color="CCCCCC" w:sz="4"/>
+              <w:bottom w:val="single" w:color="CCCCCC" w:sz="4"/>
+              <w:right w:val="single" w:color="CCCCCC" w:sz="4"/>
+            </w:tcBorders>
+            <w:shd w:fill="FFFFFF" w:val="clear"/>
+            <w:tcMar>
+              <w:top w:type="dxa" w:w="80"/>
+              <w:left w:type="dxa" w:w="120"/>
+              <w:bottom w:type="dxa" w:w="80"/>
+              <w:right w:type="dxa" w:w="120"/>
+            </w:tcMar>
+            <w:vAlign w:val="center"/>
+          </w:tcPr>
+          <w:p>
+            <w:pPr>
+              <w:jc w:val="left"/>
+            </w:pPr>
+            <w:r>
+              <w:rPr>
+                <w:rFonts w:ascii="BIZ UDPGothic" w:cs="BIZ UDPGothic" w:eastAsia="BIZ UDPGothic" w:hAnsi="BIZ UDPGothic"/>
+                <w:b w:val="false"/>
+                <w:bCs w:val="false"/>
+                <w:color w:val="404040"/>
+                <w:sz w:val="18"/>
+                <w:szCs w:val="18"/>
+              </w:rPr>
+              <w:t xml:space="preserve"/>
+            </w:r>
+          </w:p>
+        </w:tc>
+      </w:tr>
+    </w:tbl>
     <w:p>
       <w:pPr>
         <w:pBdr>

--- a/40_AWS/05_改修資料/KSM_AWS_MOD_020_改修指示書_シークレット命名改善_ja_vi.docx
+++ b/40_AWS/05_改修資料/KSM_AWS_MOD_020_改修指示書_シークレット命名改善_ja_vi.docx
@@ -3089,6 +3089,1366 @@
         <w:t xml:space="preserve">/ Địa chỉ nộp: nguyenthanhloc@luvina.net</w:t>
       </w:r>
     </w:p>
+    <w:p>
+      <w:pPr>
+        <w:pBdr>
+          <w:left w:val="thick" w:color="C8102E" w:sz="20" w:space="6"/>
+        </w:pBdr>
+        <w:spacing w:before="280" w:after="100"/>
+      </w:pPr>
+      <w:r>
+        <w:rPr>
+          <w:rFonts w:ascii="BIZ UDPGothic" w:cs="BIZ UDPGothic" w:eastAsia="BIZ UDPGothic" w:hAnsi="BIZ UDPGothic"/>
+          <w:b/>
+          <w:bCs/>
+          <w:color w:val="C8102E"/>
+          <w:sz w:val="24"/>
+          <w:szCs w:val="24"/>
+        </w:rPr>
+        <w:t xml:space="preserve">■ デプロイ時確認・注意事項</w:t>
+      </w:r>
+      <w:r>
+        <w:br/>
+      </w:r>
+      <w:r>
+        <w:rPr>
+          <w:rFonts w:ascii="BIZ UDPGothic" w:cs="BIZ UDPGothic" w:eastAsia="BIZ UDPGothic" w:hAnsi="BIZ UDPGothic"/>
+          <w:i/>
+          <w:iCs/>
+          <w:color w:val="AA3344"/>
+          <w:sz w:val="17"/>
+          <w:szCs w:val="17"/>
+        </w:rPr>
+        <w:t xml:space="preserve">　Lưu Ý &amp; Xác Nhận Khi Triển Khai</w:t>
+      </w:r>
+    </w:p>
+    <w:p>
+      <w:pPr>
+        <w:spacing w:before="100" w:after="100"/>
+      </w:pPr>
+      <w:r>
+        <w:rPr>
+          <w:rFonts w:ascii="BIZ UDPGothic" w:cs="BIZ UDPGothic" w:eastAsia="BIZ UDPGothic" w:hAnsi="BIZ UDPGothic"/>
+          <w:color w:val="404040"/>
+          <w:sz w:val="18"/>
+          <w:szCs w:val="18"/>
+        </w:rPr>
+        <w:t xml:space="preserve">本改修のデプロイにあたり、以下の8項目を事前・事後に確認すること。</w:t>
+      </w:r>
+      <w:r>
+        <w:br/>
+      </w:r>
+      <w:r>
+        <w:rPr>
+          <w:rFonts w:ascii="BIZ UDPGothic" w:cs="BIZ UDPGothic" w:eastAsia="BIZ UDPGothic" w:hAnsi="BIZ UDPGothic"/>
+          <w:i/>
+          <w:iCs/>
+          <w:color w:val="777777"/>
+          <w:sz w:val="16"/>
+          <w:szCs w:val="16"/>
+        </w:rPr>
+        <w:t xml:space="preserve">/ Khi triển khai sửa đổi này, cần xác nhận 8 hạng mục dưới đây trước và sau khi deploy.</w:t>
+      </w:r>
+    </w:p>
+    <w:tbl>
+      <w:tblPr>
+        <w:tblW w:type="dxa" w:w="9506"/>
+        <w:tblBorders>
+          <w:top w:val="single" w:color="CCCCCC" w:sz="4"/>
+          <w:left w:val="single" w:color="CCCCCC" w:sz="4"/>
+          <w:bottom w:val="single" w:color="CCCCCC" w:sz="4"/>
+          <w:right w:val="single" w:color="CCCCCC" w:sz="4"/>
+          <w:insideH w:val="single" w:color="auto" w:sz="4"/>
+          <w:insideV w:val="single" w:color="auto" w:sz="4"/>
+        </w:tblBorders>
+      </w:tblPr>
+      <w:tblGrid>
+        <w:gridCol w:w="400"/>
+        <w:gridCol w:w="2200"/>
+        <w:gridCol w:w="6906"/>
+      </w:tblGrid>
+      <w:tr>
+        <w:trPr>
+          <w:cantSplit/>
+          <w:tblHeader/>
+        </w:trPr>
+        <w:tc>
+          <w:tcPr>
+            <w:tcW w:type="dxa" w:w="400"/>
+            <w:tcBorders>
+              <w:top w:val="single" w:color="CCCCCC" w:sz="4"/>
+              <w:left w:val="single" w:color="CCCCCC" w:sz="4"/>
+              <w:bottom w:val="single" w:color="CCCCCC" w:sz="4"/>
+              <w:right w:val="single" w:color="CCCCCC" w:sz="4"/>
+            </w:tcBorders>
+            <w:shd w:fill="E8E8E8" w:val="clear"/>
+            <w:tcMar>
+              <w:top w:type="dxa" w:w="80"/>
+              <w:left w:type="dxa" w:w="120"/>
+              <w:bottom w:type="dxa" w:w="80"/>
+              <w:right w:type="dxa" w:w="120"/>
+            </w:tcMar>
+            <w:vAlign w:val="center"/>
+          </w:tcPr>
+          <w:p>
+            <w:pPr>
+              <w:jc w:val="center"/>
+            </w:pPr>
+            <w:r>
+              <w:rPr>
+                <w:rFonts w:ascii="BIZ UDPGothic" w:cs="BIZ UDPGothic" w:eastAsia="BIZ UDPGothic" w:hAnsi="BIZ UDPGothic"/>
+                <w:b/>
+                <w:bCs/>
+                <w:color w:val="000000"/>
+                <w:sz w:val="18"/>
+                <w:szCs w:val="18"/>
+              </w:rPr>
+              <w:t xml:space="preserve">No.</w:t>
+            </w:r>
+          </w:p>
+        </w:tc>
+        <w:tc>
+          <w:tcPr>
+            <w:tcW w:type="dxa" w:w="2200"/>
+            <w:tcBorders>
+              <w:top w:val="single" w:color="CCCCCC" w:sz="4"/>
+              <w:left w:val="single" w:color="CCCCCC" w:sz="4"/>
+              <w:bottom w:val="single" w:color="CCCCCC" w:sz="4"/>
+              <w:right w:val="single" w:color="CCCCCC" w:sz="4"/>
+            </w:tcBorders>
+            <w:shd w:fill="E8E8E8" w:val="clear"/>
+            <w:tcMar>
+              <w:top w:type="dxa" w:w="80"/>
+              <w:left w:type="dxa" w:w="120"/>
+              <w:bottom w:type="dxa" w:w="80"/>
+              <w:right w:type="dxa" w:w="120"/>
+            </w:tcMar>
+            <w:vAlign w:val="center"/>
+          </w:tcPr>
+          <w:p>
+            <w:pPr>
+              <w:jc w:val="left"/>
+            </w:pPr>
+            <w:r>
+              <w:rPr>
+                <w:rFonts w:ascii="BIZ UDPGothic" w:cs="BIZ UDPGothic" w:eastAsia="BIZ UDPGothic" w:hAnsi="BIZ UDPGothic"/>
+                <w:b/>
+                <w:bCs/>
+                <w:color w:val="000000"/>
+                <w:sz w:val="18"/>
+                <w:szCs w:val="18"/>
+              </w:rPr>
+              <w:t xml:space="preserve">項目</w:t>
+            </w:r>
+            <w:r>
+              <w:rPr>
+                <w:rFonts w:ascii="BIZ UDPGothic" w:cs="BIZ UDPGothic" w:eastAsia="BIZ UDPGothic" w:hAnsi="BIZ UDPGothic"/>
+                <w:i/>
+                <w:iCs/>
+                <w:color w:val="888888"/>
+                <w:sz w:val="16"/>
+                <w:szCs w:val="16"/>
+              </w:rPr>
+              <w:t xml:space="preserve"> / </w:t>
+            </w:r>
+            <w:r>
+              <w:rPr>
+                <w:rFonts w:ascii="BIZ UDPGothic" w:cs="BIZ UDPGothic" w:eastAsia="BIZ UDPGothic" w:hAnsi="BIZ UDPGothic"/>
+                <w:i/>
+                <w:iCs/>
+                <w:color w:val="888888"/>
+                <w:sz w:val="16"/>
+                <w:szCs w:val="16"/>
+              </w:rPr>
+              <w:t xml:space="preserve">Hạng mục</w:t>
+            </w:r>
+          </w:p>
+        </w:tc>
+        <w:tc>
+          <w:tcPr>
+            <w:tcW w:type="dxa" w:w="6906"/>
+            <w:tcBorders>
+              <w:top w:val="single" w:color="CCCCCC" w:sz="4"/>
+              <w:left w:val="single" w:color="CCCCCC" w:sz="4"/>
+              <w:bottom w:val="single" w:color="CCCCCC" w:sz="4"/>
+              <w:right w:val="single" w:color="CCCCCC" w:sz="4"/>
+            </w:tcBorders>
+            <w:shd w:fill="E8E8E8" w:val="clear"/>
+            <w:tcMar>
+              <w:top w:type="dxa" w:w="80"/>
+              <w:left w:type="dxa" w:w="120"/>
+              <w:bottom w:type="dxa" w:w="80"/>
+              <w:right w:type="dxa" w:w="120"/>
+            </w:tcMar>
+            <w:vAlign w:val="center"/>
+          </w:tcPr>
+          <w:p>
+            <w:pPr>
+              <w:jc w:val="left"/>
+            </w:pPr>
+            <w:r>
+              <w:rPr>
+                <w:rFonts w:ascii="BIZ UDPGothic" w:cs="BIZ UDPGothic" w:eastAsia="BIZ UDPGothic" w:hAnsi="BIZ UDPGothic"/>
+                <w:b/>
+                <w:bCs/>
+                <w:color w:val="000000"/>
+                <w:sz w:val="18"/>
+                <w:szCs w:val="18"/>
+              </w:rPr>
+              <w:t xml:space="preserve">確認・注意事項</w:t>
+            </w:r>
+            <w:r>
+              <w:rPr>
+                <w:rFonts w:ascii="BIZ UDPGothic" w:cs="BIZ UDPGothic" w:eastAsia="BIZ UDPGothic" w:hAnsi="BIZ UDPGothic"/>
+                <w:i/>
+                <w:iCs/>
+                <w:color w:val="888888"/>
+                <w:sz w:val="16"/>
+                <w:szCs w:val="16"/>
+              </w:rPr>
+              <w:t xml:space="preserve"> / </w:t>
+            </w:r>
+            <w:r>
+              <w:rPr>
+                <w:rFonts w:ascii="BIZ UDPGothic" w:cs="BIZ UDPGothic" w:eastAsia="BIZ UDPGothic" w:hAnsi="BIZ UDPGothic"/>
+                <w:i/>
+                <w:iCs/>
+                <w:color w:val="888888"/>
+                <w:sz w:val="16"/>
+                <w:szCs w:val="16"/>
+              </w:rPr>
+              <w:t xml:space="preserve">Xác nhận &amp; Lưu ý</w:t>
+            </w:r>
+          </w:p>
+        </w:tc>
+      </w:tr>
+      <w:tr>
+        <w:trPr>
+          <w:cantSplit/>
+        </w:trPr>
+        <w:tc>
+          <w:tcPr>
+            <w:tcW w:type="dxa" w:w="400"/>
+            <w:tcBorders>
+              <w:top w:val="single" w:color="CCCCCC" w:sz="4"/>
+              <w:left w:val="single" w:color="CCCCCC" w:sz="4"/>
+              <w:bottom w:val="single" w:color="CCCCCC" w:sz="4"/>
+              <w:right w:val="single" w:color="CCCCCC" w:sz="4"/>
+            </w:tcBorders>
+            <w:shd w:fill="FFFFFF" w:val="clear"/>
+            <w:tcMar>
+              <w:top w:type="dxa" w:w="80"/>
+              <w:left w:type="dxa" w:w="120"/>
+              <w:bottom w:type="dxa" w:w="80"/>
+              <w:right w:type="dxa" w:w="120"/>
+            </w:tcMar>
+            <w:vAlign w:val="center"/>
+          </w:tcPr>
+          <w:p>
+            <w:pPr>
+              <w:jc w:val="center"/>
+            </w:pPr>
+            <w:r>
+              <w:rPr>
+                <w:rFonts w:ascii="BIZ UDPGothic" w:cs="BIZ UDPGothic" w:eastAsia="BIZ UDPGothic" w:hAnsi="BIZ UDPGothic"/>
+                <w:b w:val="false"/>
+                <w:bCs w:val="false"/>
+                <w:color w:val="404040"/>
+                <w:sz w:val="18"/>
+                <w:szCs w:val="18"/>
+              </w:rPr>
+              <w:t xml:space="preserve">1</w:t>
+            </w:r>
+          </w:p>
+        </w:tc>
+        <w:tc>
+          <w:tcPr>
+            <w:tcW w:type="dxa" w:w="2200"/>
+            <w:tcBorders>
+              <w:top w:val="single" w:color="CCCCCC" w:sz="4"/>
+              <w:left w:val="single" w:color="CCCCCC" w:sz="4"/>
+              <w:bottom w:val="single" w:color="CCCCCC" w:sz="4"/>
+              <w:right w:val="single" w:color="CCCCCC" w:sz="4"/>
+            </w:tcBorders>
+            <w:shd w:fill="FFFFFF" w:val="clear"/>
+            <w:tcMar>
+              <w:top w:type="dxa" w:w="80"/>
+              <w:left w:type="dxa" w:w="120"/>
+              <w:bottom w:type="dxa" w:w="80"/>
+              <w:right w:type="dxa" w:w="120"/>
+            </w:tcMar>
+          </w:tcPr>
+          <w:p>
+            <w:pPr>
+              <w:spacing w:before="0" w:after="0"/>
+            </w:pPr>
+            <w:r>
+              <w:rPr>
+                <w:rFonts w:ascii="BIZ UDPGothic" w:cs="BIZ UDPGothic" w:eastAsia="BIZ UDPGothic" w:hAnsi="BIZ UDPGothic"/>
+                <w:color w:val="404040"/>
+                <w:sz w:val="18"/>
+                <w:szCs w:val="18"/>
+              </w:rPr>
+              <w:t xml:space="preserve">[事前] ロールバック計画</w:t>
+            </w:r>
+          </w:p>
+          <w:p>
+            <w:pPr>
+              <w:spacing w:before="0" w:after="0"/>
+            </w:pPr>
+            <w:r>
+              <w:rPr>
+                <w:rFonts w:ascii="BIZ UDPGothic" w:cs="BIZ UDPGothic" w:eastAsia="BIZ UDPGothic" w:hAnsi="BIZ UDPGothic"/>
+                <w:color w:val="404040"/>
+                <w:sz w:val="18"/>
+                <w:szCs w:val="18"/>
+              </w:rPr>
+              <w:t xml:space="preserve">/ Kế hoạch rollback</w:t>
+            </w:r>
+          </w:p>
+        </w:tc>
+        <w:tc>
+          <w:tcPr>
+            <w:tcW w:type="dxa" w:w="6906"/>
+            <w:tcBorders>
+              <w:top w:val="single" w:color="CCCCCC" w:sz="4"/>
+              <w:left w:val="single" w:color="CCCCCC" w:sz="4"/>
+              <w:bottom w:val="single" w:color="CCCCCC" w:sz="4"/>
+              <w:right w:val="single" w:color="CCCCCC" w:sz="4"/>
+            </w:tcBorders>
+            <w:shd w:fill="FFFFFF" w:val="clear"/>
+            <w:tcMar>
+              <w:top w:type="dxa" w:w="80"/>
+              <w:left w:type="dxa" w:w="120"/>
+              <w:bottom w:type="dxa" w:w="80"/>
+              <w:right w:type="dxa" w:w="120"/>
+            </w:tcMar>
+          </w:tcPr>
+          <w:p>
+            <w:pPr>
+              <w:spacing w:before="0" w:after="0"/>
+            </w:pPr>
+            <w:r>
+              <w:rPr>
+                <w:rFonts w:ascii="BIZ UDPGothic" w:cs="BIZ UDPGothic" w:eastAsia="BIZ UDPGothic" w:hAnsi="BIZ UDPGothic"/>
+                <w:color w:val="404040"/>
+                <w:sz w:val="18"/>
+                <w:szCs w:val="18"/>
+              </w:rPr>
+              <w:t xml:space="preserve">新シークレットを削除し、旧シークレット参照に戻す</w:t>
+            </w:r>
+          </w:p>
+        </w:tc>
+      </w:tr>
+      <w:tr>
+        <w:trPr>
+          <w:cantSplit/>
+        </w:trPr>
+        <w:tc>
+          <w:tcPr>
+            <w:tcW w:type="dxa" w:w="400"/>
+            <w:tcBorders>
+              <w:top w:val="single" w:color="CCCCCC" w:sz="4"/>
+              <w:left w:val="single" w:color="CCCCCC" w:sz="4"/>
+              <w:bottom w:val="single" w:color="CCCCCC" w:sz="4"/>
+              <w:right w:val="single" w:color="CCCCCC" w:sz="4"/>
+            </w:tcBorders>
+            <w:shd w:fill="FFFFFF" w:val="clear"/>
+            <w:tcMar>
+              <w:top w:type="dxa" w:w="80"/>
+              <w:left w:type="dxa" w:w="120"/>
+              <w:bottom w:type="dxa" w:w="80"/>
+              <w:right w:type="dxa" w:w="120"/>
+            </w:tcMar>
+            <w:vAlign w:val="center"/>
+          </w:tcPr>
+          <w:p>
+            <w:pPr>
+              <w:jc w:val="center"/>
+            </w:pPr>
+            <w:r>
+              <w:rPr>
+                <w:rFonts w:ascii="BIZ UDPGothic" w:cs="BIZ UDPGothic" w:eastAsia="BIZ UDPGothic" w:hAnsi="BIZ UDPGothic"/>
+                <w:b w:val="false"/>
+                <w:bCs w:val="false"/>
+                <w:color w:val="404040"/>
+                <w:sz w:val="18"/>
+                <w:szCs w:val="18"/>
+              </w:rPr>
+              <w:t xml:space="preserve">2</w:t>
+            </w:r>
+          </w:p>
+        </w:tc>
+        <w:tc>
+          <w:tcPr>
+            <w:tcW w:type="dxa" w:w="2200"/>
+            <w:tcBorders>
+              <w:top w:val="single" w:color="CCCCCC" w:sz="4"/>
+              <w:left w:val="single" w:color="CCCCCC" w:sz="4"/>
+              <w:bottom w:val="single" w:color="CCCCCC" w:sz="4"/>
+              <w:right w:val="single" w:color="CCCCCC" w:sz="4"/>
+            </w:tcBorders>
+            <w:shd w:fill="FFFFFF" w:val="clear"/>
+            <w:tcMar>
+              <w:top w:type="dxa" w:w="80"/>
+              <w:left w:type="dxa" w:w="120"/>
+              <w:bottom w:type="dxa" w:w="80"/>
+              <w:right w:type="dxa" w:w="120"/>
+            </w:tcMar>
+          </w:tcPr>
+          <w:p>
+            <w:pPr>
+              <w:spacing w:before="0" w:after="0"/>
+            </w:pPr>
+            <w:r>
+              <w:rPr>
+                <w:rFonts w:ascii="BIZ UDPGothic" w:cs="BIZ UDPGothic" w:eastAsia="BIZ UDPGothic" w:hAnsi="BIZ UDPGothic"/>
+                <w:color w:val="404040"/>
+                <w:sz w:val="18"/>
+                <w:szCs w:val="18"/>
+              </w:rPr>
+              <w:t xml:space="preserve">[事前] データバックアップ</w:t>
+            </w:r>
+          </w:p>
+          <w:p>
+            <w:pPr>
+              <w:spacing w:before="0" w:after="0"/>
+            </w:pPr>
+            <w:r>
+              <w:rPr>
+                <w:rFonts w:ascii="BIZ UDPGothic" w:cs="BIZ UDPGothic" w:eastAsia="BIZ UDPGothic" w:hAnsi="BIZ UDPGothic"/>
+                <w:color w:val="404040"/>
+                <w:sz w:val="18"/>
+                <w:szCs w:val="18"/>
+              </w:rPr>
+              <w:t xml:space="preserve">/ Sao lưu dữ liệu</w:t>
+            </w:r>
+          </w:p>
+        </w:tc>
+        <w:tc>
+          <w:tcPr>
+            <w:tcW w:type="dxa" w:w="6906"/>
+            <w:tcBorders>
+              <w:top w:val="single" w:color="CCCCCC" w:sz="4"/>
+              <w:left w:val="single" w:color="CCCCCC" w:sz="4"/>
+              <w:bottom w:val="single" w:color="CCCCCC" w:sz="4"/>
+              <w:right w:val="single" w:color="CCCCCC" w:sz="4"/>
+            </w:tcBorders>
+            <w:shd w:fill="FFFFFF" w:val="clear"/>
+            <w:tcMar>
+              <w:top w:type="dxa" w:w="80"/>
+              <w:left w:type="dxa" w:w="120"/>
+              <w:bottom w:type="dxa" w:w="80"/>
+              <w:right w:type="dxa" w:w="120"/>
+            </w:tcMar>
+          </w:tcPr>
+          <w:p>
+            <w:pPr>
+              <w:spacing w:before="0" w:after="0"/>
+            </w:pPr>
+            <w:r>
+              <w:rPr>
+                <w:rFonts w:ascii="BIZ UDPGothic" w:cs="BIZ UDPGothic" w:eastAsia="BIZ UDPGothic" w:hAnsi="BIZ UDPGothic"/>
+                <w:color w:val="404040"/>
+                <w:sz w:val="18"/>
+                <w:szCs w:val="18"/>
+              </w:rPr>
+              <w:t xml:space="preserve">旧シークレット名と値をaws secretsmanager get-secret-valueで記録</w:t>
+            </w:r>
+          </w:p>
+        </w:tc>
+      </w:tr>
+      <w:tr>
+        <w:trPr>
+          <w:cantSplit/>
+        </w:trPr>
+        <w:tc>
+          <w:tcPr>
+            <w:tcW w:type="dxa" w:w="400"/>
+            <w:tcBorders>
+              <w:top w:val="single" w:color="CCCCCC" w:sz="4"/>
+              <w:left w:val="single" w:color="CCCCCC" w:sz="4"/>
+              <w:bottom w:val="single" w:color="CCCCCC" w:sz="4"/>
+              <w:right w:val="single" w:color="CCCCCC" w:sz="4"/>
+            </w:tcBorders>
+            <w:shd w:fill="FFFFFF" w:val="clear"/>
+            <w:tcMar>
+              <w:top w:type="dxa" w:w="80"/>
+              <w:left w:type="dxa" w:w="120"/>
+              <w:bottom w:type="dxa" w:w="80"/>
+              <w:right w:type="dxa" w:w="120"/>
+            </w:tcMar>
+            <w:vAlign w:val="center"/>
+          </w:tcPr>
+          <w:p>
+            <w:pPr>
+              <w:jc w:val="center"/>
+            </w:pPr>
+            <w:r>
+              <w:rPr>
+                <w:rFonts w:ascii="BIZ UDPGothic" w:cs="BIZ UDPGothic" w:eastAsia="BIZ UDPGothic" w:hAnsi="BIZ UDPGothic"/>
+                <w:b w:val="false"/>
+                <w:bCs w:val="false"/>
+                <w:color w:val="404040"/>
+                <w:sz w:val="18"/>
+                <w:szCs w:val="18"/>
+              </w:rPr>
+              <w:t xml:space="preserve">3</w:t>
+            </w:r>
+          </w:p>
+        </w:tc>
+        <w:tc>
+          <w:tcPr>
+            <w:tcW w:type="dxa" w:w="2200"/>
+            <w:tcBorders>
+              <w:top w:val="single" w:color="CCCCCC" w:sz="4"/>
+              <w:left w:val="single" w:color="CCCCCC" w:sz="4"/>
+              <w:bottom w:val="single" w:color="CCCCCC" w:sz="4"/>
+              <w:right w:val="single" w:color="CCCCCC" w:sz="4"/>
+            </w:tcBorders>
+            <w:shd w:fill="FFFFFF" w:val="clear"/>
+            <w:tcMar>
+              <w:top w:type="dxa" w:w="80"/>
+              <w:left w:type="dxa" w:w="120"/>
+              <w:bottom w:type="dxa" w:w="80"/>
+              <w:right w:type="dxa" w:w="120"/>
+            </w:tcMar>
+          </w:tcPr>
+          <w:p>
+            <w:pPr>
+              <w:spacing w:before="0" w:after="0"/>
+            </w:pPr>
+            <w:r>
+              <w:rPr>
+                <w:rFonts w:ascii="BIZ UDPGothic" w:cs="BIZ UDPGothic" w:eastAsia="BIZ UDPGothic" w:hAnsi="BIZ UDPGothic"/>
+                <w:color w:val="404040"/>
+                <w:sz w:val="18"/>
+                <w:szCs w:val="18"/>
+              </w:rPr>
+              <w:t xml:space="preserve">[事前] AWS事前作業確認</w:t>
+            </w:r>
+          </w:p>
+          <w:p>
+            <w:pPr>
+              <w:spacing w:before="0" w:after="0"/>
+            </w:pPr>
+            <w:r>
+              <w:rPr>
+                <w:rFonts w:ascii="BIZ UDPGothic" w:cs="BIZ UDPGothic" w:eastAsia="BIZ UDPGothic" w:hAnsi="BIZ UDPGothic"/>
+                <w:color w:val="404040"/>
+                <w:sz w:val="18"/>
+                <w:szCs w:val="18"/>
+              </w:rPr>
+              <w:t xml:space="preserve">/ Xác nhận công việc AWS</w:t>
+            </w:r>
+          </w:p>
+        </w:tc>
+        <w:tc>
+          <w:tcPr>
+            <w:tcW w:type="dxa" w:w="6906"/>
+            <w:tcBorders>
+              <w:top w:val="single" w:color="CCCCCC" w:sz="4"/>
+              <w:left w:val="single" w:color="CCCCCC" w:sz="4"/>
+              <w:bottom w:val="single" w:color="CCCCCC" w:sz="4"/>
+              <w:right w:val="single" w:color="CCCCCC" w:sz="4"/>
+            </w:tcBorders>
+            <w:shd w:fill="FFFFFF" w:val="clear"/>
+            <w:tcMar>
+              <w:top w:type="dxa" w:w="80"/>
+              <w:left w:type="dxa" w:w="120"/>
+              <w:bottom w:type="dxa" w:w="80"/>
+              <w:right w:type="dxa" w:w="120"/>
+            </w:tcMar>
+          </w:tcPr>
+          <w:p>
+            <w:pPr>
+              <w:spacing w:before="0" w:after="0"/>
+            </w:pPr>
+            <w:r>
+              <w:rPr>
+                <w:rFonts w:ascii="BIZ UDPGothic" w:cs="BIZ UDPGothic" w:eastAsia="BIZ UDPGothic" w:hAnsi="BIZ UDPGothic"/>
+                <w:color w:val="404040"/>
+                <w:sz w:val="18"/>
+                <w:szCs w:val="18"/>
+              </w:rPr>
+              <w:t xml:space="preserve">PRDアカウント（332802448674）CloudShellアクセス確認</w:t>
+            </w:r>
+          </w:p>
+          <w:p>
+            <w:pPr>
+              <w:spacing w:before="0" w:after="0"/>
+            </w:pPr>
+            <w:r>
+              <w:rPr>
+                <w:rFonts w:ascii="BIZ UDPGothic" w:cs="BIZ UDPGothic" w:eastAsia="BIZ UDPGothic" w:hAnsi="BIZ UDPGothic"/>
+                <w:color w:val="404040"/>
+                <w:sz w:val="18"/>
+                <w:szCs w:val="18"/>
+              </w:rPr>
+              <w:t xml:space="preserve">STGアカウント（750735758916）CloudShellアクセス確認</w:t>
+            </w:r>
+          </w:p>
+          <w:p>
+            <w:pPr>
+              <w:spacing w:before="0" w:after="0"/>
+            </w:pPr>
+            <w:r>
+              <w:rPr>
+                <w:rFonts w:ascii="BIZ UDPGothic" w:cs="BIZ UDPGothic" w:eastAsia="BIZ UDPGothic" w:hAnsi="BIZ UDPGothic"/>
+                <w:color w:val="404040"/>
+                <w:sz w:val="18"/>
+                <w:szCs w:val="18"/>
+              </w:rPr>
+              <w:t xml:space="preserve">全Lambda/ECSのシークレット参照先を調査</w:t>
+            </w:r>
+          </w:p>
+        </w:tc>
+      </w:tr>
+      <w:tr>
+        <w:trPr>
+          <w:cantSplit/>
+        </w:trPr>
+        <w:tc>
+          <w:tcPr>
+            <w:tcW w:type="dxa" w:w="400"/>
+            <w:tcBorders>
+              <w:top w:val="single" w:color="CCCCCC" w:sz="4"/>
+              <w:left w:val="single" w:color="CCCCCC" w:sz="4"/>
+              <w:bottom w:val="single" w:color="CCCCCC" w:sz="4"/>
+              <w:right w:val="single" w:color="CCCCCC" w:sz="4"/>
+            </w:tcBorders>
+            <w:shd w:fill="FFFFFF" w:val="clear"/>
+            <w:tcMar>
+              <w:top w:type="dxa" w:w="80"/>
+              <w:left w:type="dxa" w:w="120"/>
+              <w:bottom w:type="dxa" w:w="80"/>
+              <w:right w:type="dxa" w:w="120"/>
+            </w:tcMar>
+            <w:vAlign w:val="center"/>
+          </w:tcPr>
+          <w:p>
+            <w:pPr>
+              <w:jc w:val="center"/>
+            </w:pPr>
+            <w:r>
+              <w:rPr>
+                <w:rFonts w:ascii="BIZ UDPGothic" w:cs="BIZ UDPGothic" w:eastAsia="BIZ UDPGothic" w:hAnsi="BIZ UDPGothic"/>
+                <w:b w:val="false"/>
+                <w:bCs w:val="false"/>
+                <w:color w:val="404040"/>
+                <w:sz w:val="18"/>
+                <w:szCs w:val="18"/>
+              </w:rPr>
+              <w:t xml:space="preserve">4</w:t>
+            </w:r>
+          </w:p>
+        </w:tc>
+        <w:tc>
+          <w:tcPr>
+            <w:tcW w:type="dxa" w:w="2200"/>
+            <w:tcBorders>
+              <w:top w:val="single" w:color="CCCCCC" w:sz="4"/>
+              <w:left w:val="single" w:color="CCCCCC" w:sz="4"/>
+              <w:bottom w:val="single" w:color="CCCCCC" w:sz="4"/>
+              <w:right w:val="single" w:color="CCCCCC" w:sz="4"/>
+            </w:tcBorders>
+            <w:shd w:fill="FFFFFF" w:val="clear"/>
+            <w:tcMar>
+              <w:top w:type="dxa" w:w="80"/>
+              <w:left w:type="dxa" w:w="120"/>
+              <w:bottom w:type="dxa" w:w="80"/>
+              <w:right w:type="dxa" w:w="120"/>
+            </w:tcMar>
+          </w:tcPr>
+          <w:p>
+            <w:pPr>
+              <w:spacing w:before="0" w:after="0"/>
+            </w:pPr>
+            <w:r>
+              <w:rPr>
+                <w:rFonts w:ascii="BIZ UDPGothic" w:cs="BIZ UDPGothic" w:eastAsia="BIZ UDPGothic" w:hAnsi="BIZ UDPGothic"/>
+                <w:color w:val="404040"/>
+                <w:sz w:val="18"/>
+                <w:szCs w:val="18"/>
+              </w:rPr>
+              <w:t xml:space="preserve">[事前] デプロイタイムライン</w:t>
+            </w:r>
+          </w:p>
+          <w:p>
+            <w:pPr>
+              <w:spacing w:before="0" w:after="0"/>
+            </w:pPr>
+            <w:r>
+              <w:rPr>
+                <w:rFonts w:ascii="BIZ UDPGothic" w:cs="BIZ UDPGothic" w:eastAsia="BIZ UDPGothic" w:hAnsi="BIZ UDPGothic"/>
+                <w:color w:val="404040"/>
+                <w:sz w:val="18"/>
+                <w:szCs w:val="18"/>
+              </w:rPr>
+              <w:t xml:space="preserve">/ Timeline triển khai</w:t>
+            </w:r>
+          </w:p>
+        </w:tc>
+        <w:tc>
+          <w:tcPr>
+            <w:tcW w:type="dxa" w:w="6906"/>
+            <w:tcBorders>
+              <w:top w:val="single" w:color="CCCCCC" w:sz="4"/>
+              <w:left w:val="single" w:color="CCCCCC" w:sz="4"/>
+              <w:bottom w:val="single" w:color="CCCCCC" w:sz="4"/>
+              <w:right w:val="single" w:color="CCCCCC" w:sz="4"/>
+            </w:tcBorders>
+            <w:shd w:fill="FFFFFF" w:val="clear"/>
+            <w:tcMar>
+              <w:top w:type="dxa" w:w="80"/>
+              <w:left w:type="dxa" w:w="120"/>
+              <w:bottom w:type="dxa" w:w="80"/>
+              <w:right w:type="dxa" w:w="120"/>
+            </w:tcMar>
+          </w:tcPr>
+          <w:p>
+            <w:pPr>
+              <w:spacing w:before="0" w:after="0"/>
+            </w:pPr>
+            <w:r>
+              <w:rPr>
+                <w:rFonts w:ascii="BIZ UDPGothic" w:cs="BIZ UDPGothic" w:eastAsia="BIZ UDPGothic" w:hAnsi="BIZ UDPGothic"/>
+                <w:color w:val="404040"/>
+                <w:sz w:val="18"/>
+                <w:szCs w:val="18"/>
+              </w:rPr>
+              <w:t xml:space="preserve">No.1 影響範囲調査: 1日</w:t>
+            </w:r>
+          </w:p>
+          <w:p>
+            <w:pPr>
+              <w:spacing w:before="0" w:after="0"/>
+            </w:pPr>
+            <w:r>
+              <w:rPr>
+                <w:rFonts w:ascii="BIZ UDPGothic" w:cs="BIZ UDPGothic" w:eastAsia="BIZ UDPGothic" w:hAnsi="BIZ UDPGothic"/>
+                <w:color w:val="404040"/>
+                <w:sz w:val="18"/>
+                <w:szCs w:val="18"/>
+              </w:rPr>
+              <w:t xml:space="preserve">No.2 変更計画策定: 1日</w:t>
+            </w:r>
+          </w:p>
+          <w:p>
+            <w:pPr>
+              <w:spacing w:before="0" w:after="0"/>
+            </w:pPr>
+            <w:r>
+              <w:rPr>
+                <w:rFonts w:ascii="BIZ UDPGothic" w:cs="BIZ UDPGothic" w:eastAsia="BIZ UDPGothic" w:hAnsi="BIZ UDPGothic"/>
+                <w:color w:val="404040"/>
+                <w:sz w:val="18"/>
+                <w:szCs w:val="18"/>
+              </w:rPr>
+              <w:t xml:space="preserve">No.3 新シークレット作成: 1日</w:t>
+            </w:r>
+          </w:p>
+          <w:p>
+            <w:pPr>
+              <w:spacing w:before="0" w:after="0"/>
+            </w:pPr>
+            <w:r>
+              <w:rPr>
+                <w:rFonts w:ascii="BIZ UDPGothic" w:cs="BIZ UDPGothic" w:eastAsia="BIZ UDPGothic" w:hAnsi="BIZ UDPGothic"/>
+                <w:color w:val="404040"/>
+                <w:sz w:val="18"/>
+                <w:szCs w:val="18"/>
+              </w:rPr>
+              <w:t xml:space="preserve">No.4 旧シークレット削除: 0.5日</w:t>
+            </w:r>
+          </w:p>
+        </w:tc>
+      </w:tr>
+      <w:tr>
+        <w:trPr>
+          <w:cantSplit/>
+        </w:trPr>
+        <w:tc>
+          <w:tcPr>
+            <w:tcW w:type="dxa" w:w="400"/>
+            <w:tcBorders>
+              <w:top w:val="single" w:color="CCCCCC" w:sz="4"/>
+              <w:left w:val="single" w:color="CCCCCC" w:sz="4"/>
+              <w:bottom w:val="single" w:color="CCCCCC" w:sz="4"/>
+              <w:right w:val="single" w:color="CCCCCC" w:sz="4"/>
+            </w:tcBorders>
+            <w:shd w:fill="FFFFFF" w:val="clear"/>
+            <w:tcMar>
+              <w:top w:type="dxa" w:w="80"/>
+              <w:left w:type="dxa" w:w="120"/>
+              <w:bottom w:type="dxa" w:w="80"/>
+              <w:right w:type="dxa" w:w="120"/>
+            </w:tcMar>
+            <w:vAlign w:val="center"/>
+          </w:tcPr>
+          <w:p>
+            <w:pPr>
+              <w:jc w:val="center"/>
+            </w:pPr>
+            <w:r>
+              <w:rPr>
+                <w:rFonts w:ascii="BIZ UDPGothic" w:cs="BIZ UDPGothic" w:eastAsia="BIZ UDPGothic" w:hAnsi="BIZ UDPGothic"/>
+                <w:b w:val="false"/>
+                <w:bCs w:val="false"/>
+                <w:color w:val="404040"/>
+                <w:sz w:val="18"/>
+                <w:szCs w:val="18"/>
+              </w:rPr>
+              <w:t xml:space="preserve">5</w:t>
+            </w:r>
+          </w:p>
+        </w:tc>
+        <w:tc>
+          <w:tcPr>
+            <w:tcW w:type="dxa" w:w="2200"/>
+            <w:tcBorders>
+              <w:top w:val="single" w:color="CCCCCC" w:sz="4"/>
+              <w:left w:val="single" w:color="CCCCCC" w:sz="4"/>
+              <w:bottom w:val="single" w:color="CCCCCC" w:sz="4"/>
+              <w:right w:val="single" w:color="CCCCCC" w:sz="4"/>
+            </w:tcBorders>
+            <w:shd w:fill="FFFFFF" w:val="clear"/>
+            <w:tcMar>
+              <w:top w:type="dxa" w:w="80"/>
+              <w:left w:type="dxa" w:w="120"/>
+              <w:bottom w:type="dxa" w:w="80"/>
+              <w:right w:type="dxa" w:w="120"/>
+            </w:tcMar>
+          </w:tcPr>
+          <w:p>
+            <w:pPr>
+              <w:spacing w:before="0" w:after="0"/>
+            </w:pPr>
+            <w:r>
+              <w:rPr>
+                <w:rFonts w:ascii="BIZ UDPGothic" w:cs="BIZ UDPGothic" w:eastAsia="BIZ UDPGothic" w:hAnsi="BIZ UDPGothic"/>
+                <w:color w:val="404040"/>
+                <w:sz w:val="18"/>
+                <w:szCs w:val="18"/>
+              </w:rPr>
+              <w:t xml:space="preserve">[事前] 担当者確認</w:t>
+            </w:r>
+          </w:p>
+          <w:p>
+            <w:pPr>
+              <w:spacing w:before="0" w:after="0"/>
+            </w:pPr>
+            <w:r>
+              <w:rPr>
+                <w:rFonts w:ascii="BIZ UDPGothic" w:cs="BIZ UDPGothic" w:eastAsia="BIZ UDPGothic" w:hAnsi="BIZ UDPGothic"/>
+                <w:color w:val="404040"/>
+                <w:sz w:val="18"/>
+                <w:szCs w:val="18"/>
+              </w:rPr>
+              <w:t xml:space="preserve">/ Xác nhận người phụ trách</w:t>
+            </w:r>
+          </w:p>
+        </w:tc>
+        <w:tc>
+          <w:tcPr>
+            <w:tcW w:type="dxa" w:w="6906"/>
+            <w:tcBorders>
+              <w:top w:val="single" w:color="CCCCCC" w:sz="4"/>
+              <w:left w:val="single" w:color="CCCCCC" w:sz="4"/>
+              <w:bottom w:val="single" w:color="CCCCCC" w:sz="4"/>
+              <w:right w:val="single" w:color="CCCCCC" w:sz="4"/>
+            </w:tcBorders>
+            <w:shd w:fill="FFFFFF" w:val="clear"/>
+            <w:tcMar>
+              <w:top w:type="dxa" w:w="80"/>
+              <w:left w:type="dxa" w:w="120"/>
+              <w:bottom w:type="dxa" w:w="80"/>
+              <w:right w:type="dxa" w:w="120"/>
+            </w:tcMar>
+          </w:tcPr>
+          <w:p>
+            <w:pPr>
+              <w:spacing w:before="0" w:after="0"/>
+            </w:pPr>
+            <w:r>
+              <w:rPr>
+                <w:rFonts w:ascii="BIZ UDPGothic" w:cs="BIZ UDPGothic" w:eastAsia="BIZ UDPGothic" w:hAnsi="BIZ UDPGothic"/>
+                <w:color w:val="404040"/>
+                <w:sz w:val="18"/>
+                <w:szCs w:val="18"/>
+              </w:rPr>
+              <w:t xml:space="preserve">作業: Thanh Nguyên</w:t>
+            </w:r>
+          </w:p>
+          <w:p>
+            <w:pPr>
+              <w:spacing w:before="0" w:after="0"/>
+            </w:pPr>
+            <w:r>
+              <w:rPr>
+                <w:rFonts w:ascii="BIZ UDPGothic" w:cs="BIZ UDPGothic" w:eastAsia="BIZ UDPGothic" w:hAnsi="BIZ UDPGothic"/>
+                <w:color w:val="404040"/>
+                <w:sz w:val="18"/>
+                <w:szCs w:val="18"/>
+              </w:rPr>
+              <w:t xml:space="preserve">レビュー: きよはら</w:t>
+            </w:r>
+          </w:p>
+          <w:p>
+            <w:pPr>
+              <w:spacing w:before="0" w:after="0"/>
+            </w:pPr>
+            <w:r>
+              <w:rPr>
+                <w:rFonts w:ascii="BIZ UDPGothic" w:cs="BIZ UDPGothic" w:eastAsia="BIZ UDPGothic" w:hAnsi="BIZ UDPGothic"/>
+                <w:color w:val="404040"/>
+                <w:sz w:val="18"/>
+                <w:szCs w:val="18"/>
+              </w:rPr>
+              <w:t xml:space="preserve">立会: 不要</w:t>
+            </w:r>
+          </w:p>
+        </w:tc>
+      </w:tr>
+      <w:tr>
+        <w:trPr>
+          <w:cantSplit/>
+        </w:trPr>
+        <w:tc>
+          <w:tcPr>
+            <w:tcW w:type="dxa" w:w="400"/>
+            <w:tcBorders>
+              <w:top w:val="single" w:color="CCCCCC" w:sz="4"/>
+              <w:left w:val="single" w:color="CCCCCC" w:sz="4"/>
+              <w:bottom w:val="single" w:color="CCCCCC" w:sz="4"/>
+              <w:right w:val="single" w:color="CCCCCC" w:sz="4"/>
+            </w:tcBorders>
+            <w:shd w:fill="FFFFFF" w:val="clear"/>
+            <w:tcMar>
+              <w:top w:type="dxa" w:w="80"/>
+              <w:left w:type="dxa" w:w="120"/>
+              <w:bottom w:type="dxa" w:w="80"/>
+              <w:right w:type="dxa" w:w="120"/>
+            </w:tcMar>
+            <w:vAlign w:val="center"/>
+          </w:tcPr>
+          <w:p>
+            <w:pPr>
+              <w:jc w:val="center"/>
+            </w:pPr>
+            <w:r>
+              <w:rPr>
+                <w:rFonts w:ascii="BIZ UDPGothic" w:cs="BIZ UDPGothic" w:eastAsia="BIZ UDPGothic" w:hAnsi="BIZ UDPGothic"/>
+                <w:b w:val="false"/>
+                <w:bCs w:val="false"/>
+                <w:color w:val="404040"/>
+                <w:sz w:val="18"/>
+                <w:szCs w:val="18"/>
+              </w:rPr>
+              <w:t xml:space="preserve">6</w:t>
+            </w:r>
+          </w:p>
+        </w:tc>
+        <w:tc>
+          <w:tcPr>
+            <w:tcW w:type="dxa" w:w="2200"/>
+            <w:tcBorders>
+              <w:top w:val="single" w:color="CCCCCC" w:sz="4"/>
+              <w:left w:val="single" w:color="CCCCCC" w:sz="4"/>
+              <w:bottom w:val="single" w:color="CCCCCC" w:sz="4"/>
+              <w:right w:val="single" w:color="CCCCCC" w:sz="4"/>
+            </w:tcBorders>
+            <w:shd w:fill="FFFFFF" w:val="clear"/>
+            <w:tcMar>
+              <w:top w:type="dxa" w:w="80"/>
+              <w:left w:type="dxa" w:w="120"/>
+              <w:bottom w:type="dxa" w:w="80"/>
+              <w:right w:type="dxa" w:w="120"/>
+            </w:tcMar>
+          </w:tcPr>
+          <w:p>
+            <w:pPr>
+              <w:spacing w:before="0" w:after="0"/>
+            </w:pPr>
+            <w:r>
+              <w:rPr>
+                <w:rFonts w:ascii="BIZ UDPGothic" w:cs="BIZ UDPGothic" w:eastAsia="BIZ UDPGothic" w:hAnsi="BIZ UDPGothic"/>
+                <w:color w:val="404040"/>
+                <w:sz w:val="18"/>
+                <w:szCs w:val="18"/>
+              </w:rPr>
+              <w:t xml:space="preserve">[事後] デプロイ後確認</w:t>
+            </w:r>
+          </w:p>
+          <w:p>
+            <w:pPr>
+              <w:spacing w:before="0" w:after="0"/>
+            </w:pPr>
+            <w:r>
+              <w:rPr>
+                <w:rFonts w:ascii="BIZ UDPGothic" w:cs="BIZ UDPGothic" w:eastAsia="BIZ UDPGothic" w:hAnsi="BIZ UDPGothic"/>
+                <w:color w:val="404040"/>
+                <w:sz w:val="18"/>
+                <w:szCs w:val="18"/>
+              </w:rPr>
+              <w:t xml:space="preserve">/ Kiểm tra sau deploy</w:t>
+            </w:r>
+          </w:p>
+        </w:tc>
+        <w:tc>
+          <w:tcPr>
+            <w:tcW w:type="dxa" w:w="6906"/>
+            <w:tcBorders>
+              <w:top w:val="single" w:color="CCCCCC" w:sz="4"/>
+              <w:left w:val="single" w:color="CCCCCC" w:sz="4"/>
+              <w:bottom w:val="single" w:color="CCCCCC" w:sz="4"/>
+              <w:right w:val="single" w:color="CCCCCC" w:sz="4"/>
+            </w:tcBorders>
+            <w:shd w:fill="FFFFFF" w:val="clear"/>
+            <w:tcMar>
+              <w:top w:type="dxa" w:w="80"/>
+              <w:left w:type="dxa" w:w="120"/>
+              <w:bottom w:type="dxa" w:w="80"/>
+              <w:right w:type="dxa" w:w="120"/>
+            </w:tcMar>
+          </w:tcPr>
+          <w:p>
+            <w:pPr>
+              <w:spacing w:before="0" w:after="0"/>
+            </w:pPr>
+            <w:r>
+              <w:rPr>
+                <w:rFonts w:ascii="BIZ UDPGothic" w:cs="BIZ UDPGothic" w:eastAsia="BIZ UDPGothic" w:hAnsi="BIZ UDPGothic"/>
+                <w:color w:val="404040"/>
+                <w:sz w:val="18"/>
+                <w:szCs w:val="18"/>
+              </w:rPr>
+              <w:t xml:space="preserve">□ 全Lambda/ECSが新シークレット名で正常動作すること</w:t>
+            </w:r>
+          </w:p>
+          <w:p>
+            <w:pPr>
+              <w:spacing w:before="0" w:after="0"/>
+            </w:pPr>
+            <w:r>
+              <w:rPr>
+                <w:rFonts w:ascii="BIZ UDPGothic" w:cs="BIZ UDPGothic" w:eastAsia="BIZ UDPGothic" w:hAnsi="BIZ UDPGothic"/>
+                <w:color w:val="404040"/>
+                <w:sz w:val="18"/>
+                <w:szCs w:val="18"/>
+              </w:rPr>
+              <w:t xml:space="preserve">□ 旧シークレットが削除されていること（No.4実施後）</w:t>
+            </w:r>
+          </w:p>
+        </w:tc>
+      </w:tr>
+      <w:tr>
+        <w:trPr>
+          <w:cantSplit/>
+        </w:trPr>
+        <w:tc>
+          <w:tcPr>
+            <w:tcW w:type="dxa" w:w="400"/>
+            <w:tcBorders>
+              <w:top w:val="single" w:color="CCCCCC" w:sz="4"/>
+              <w:left w:val="single" w:color="CCCCCC" w:sz="4"/>
+              <w:bottom w:val="single" w:color="CCCCCC" w:sz="4"/>
+              <w:right w:val="single" w:color="CCCCCC" w:sz="4"/>
+            </w:tcBorders>
+            <w:shd w:fill="FFFFFF" w:val="clear"/>
+            <w:tcMar>
+              <w:top w:type="dxa" w:w="80"/>
+              <w:left w:type="dxa" w:w="120"/>
+              <w:bottom w:type="dxa" w:w="80"/>
+              <w:right w:type="dxa" w:w="120"/>
+            </w:tcMar>
+            <w:vAlign w:val="center"/>
+          </w:tcPr>
+          <w:p>
+            <w:pPr>
+              <w:jc w:val="center"/>
+            </w:pPr>
+            <w:r>
+              <w:rPr>
+                <w:rFonts w:ascii="BIZ UDPGothic" w:cs="BIZ UDPGothic" w:eastAsia="BIZ UDPGothic" w:hAnsi="BIZ UDPGothic"/>
+                <w:b w:val="false"/>
+                <w:bCs w:val="false"/>
+                <w:color w:val="404040"/>
+                <w:sz w:val="18"/>
+                <w:szCs w:val="18"/>
+              </w:rPr>
+              <w:t xml:space="preserve">7</w:t>
+            </w:r>
+          </w:p>
+        </w:tc>
+        <w:tc>
+          <w:tcPr>
+            <w:tcW w:type="dxa" w:w="2200"/>
+            <w:tcBorders>
+              <w:top w:val="single" w:color="CCCCCC" w:sz="4"/>
+              <w:left w:val="single" w:color="CCCCCC" w:sz="4"/>
+              <w:bottom w:val="single" w:color="CCCCCC" w:sz="4"/>
+              <w:right w:val="single" w:color="CCCCCC" w:sz="4"/>
+            </w:tcBorders>
+            <w:shd w:fill="FFFFFF" w:val="clear"/>
+            <w:tcMar>
+              <w:top w:type="dxa" w:w="80"/>
+              <w:left w:type="dxa" w:w="120"/>
+              <w:bottom w:type="dxa" w:w="80"/>
+              <w:right w:type="dxa" w:w="120"/>
+            </w:tcMar>
+          </w:tcPr>
+          <w:p>
+            <w:pPr>
+              <w:spacing w:before="0" w:after="0"/>
+            </w:pPr>
+            <w:r>
+              <w:rPr>
+                <w:rFonts w:ascii="BIZ UDPGothic" w:cs="BIZ UDPGothic" w:eastAsia="BIZ UDPGothic" w:hAnsi="BIZ UDPGothic"/>
+                <w:color w:val="404040"/>
+                <w:sz w:val="18"/>
+                <w:szCs w:val="18"/>
+              </w:rPr>
+              <w:t xml:space="preserve">[事後] Go-Live後の監視</w:t>
+            </w:r>
+          </w:p>
+          <w:p>
+            <w:pPr>
+              <w:spacing w:before="0" w:after="0"/>
+            </w:pPr>
+            <w:r>
+              <w:rPr>
+                <w:rFonts w:ascii="BIZ UDPGothic" w:cs="BIZ UDPGothic" w:eastAsia="BIZ UDPGothic" w:hAnsi="BIZ UDPGothic"/>
+                <w:color w:val="404040"/>
+                <w:sz w:val="18"/>
+                <w:szCs w:val="18"/>
+              </w:rPr>
+              <w:t xml:space="preserve">/ Giám sát sau Go-Live</w:t>
+            </w:r>
+          </w:p>
+        </w:tc>
+        <w:tc>
+          <w:tcPr>
+            <w:tcW w:type="dxa" w:w="6906"/>
+            <w:tcBorders>
+              <w:top w:val="single" w:color="CCCCCC" w:sz="4"/>
+              <w:left w:val="single" w:color="CCCCCC" w:sz="4"/>
+              <w:bottom w:val="single" w:color="CCCCCC" w:sz="4"/>
+              <w:right w:val="single" w:color="CCCCCC" w:sz="4"/>
+            </w:tcBorders>
+            <w:shd w:fill="FFFFFF" w:val="clear"/>
+            <w:tcMar>
+              <w:top w:type="dxa" w:w="80"/>
+              <w:left w:type="dxa" w:w="120"/>
+              <w:bottom w:type="dxa" w:w="80"/>
+              <w:right w:type="dxa" w:w="120"/>
+            </w:tcMar>
+          </w:tcPr>
+          <w:p>
+            <w:pPr>
+              <w:spacing w:before="0" w:after="0"/>
+            </w:pPr>
+            <w:r>
+              <w:rPr>
+                <w:rFonts w:ascii="BIZ UDPGothic" w:cs="BIZ UDPGothic" w:eastAsia="BIZ UDPGothic" w:hAnsi="BIZ UDPGothic"/>
+                <w:color w:val="404040"/>
+                <w:sz w:val="18"/>
+                <w:szCs w:val="18"/>
+              </w:rPr>
+              <w:t xml:space="preserve">監視期間: 各No.実施後1週間</w:t>
+            </w:r>
+          </w:p>
+          <w:p>
+            <w:pPr>
+              <w:spacing w:before="0" w:after="0"/>
+            </w:pPr>
+            <w:r>
+              <w:rPr>
+                <w:rFonts w:ascii="BIZ UDPGothic" w:cs="BIZ UDPGothic" w:eastAsia="BIZ UDPGothic" w:hAnsi="BIZ UDPGothic"/>
+                <w:color w:val="404040"/>
+                <w:sz w:val="18"/>
+                <w:szCs w:val="18"/>
+              </w:rPr>
+              <w:t xml:space="preserve">確認方法: CloudWatch Logsでシークレット参照エラーがないこと</w:t>
+            </w:r>
+          </w:p>
+          <w:p>
+            <w:pPr>
+              <w:spacing w:before="0" w:after="0"/>
+            </w:pPr>
+            <w:r>
+              <w:rPr>
+                <w:rFonts w:ascii="BIZ UDPGothic" w:cs="BIZ UDPGothic" w:eastAsia="BIZ UDPGothic" w:hAnsi="BIZ UDPGothic"/>
+                <w:color w:val="404040"/>
+                <w:sz w:val="18"/>
+                <w:szCs w:val="18"/>
+              </w:rPr>
+              <w:t xml:space="preserve">異常時: 旧シークレットを再作成</w:t>
+            </w:r>
+          </w:p>
+        </w:tc>
+      </w:tr>
+      <w:tr>
+        <w:trPr>
+          <w:cantSplit/>
+        </w:trPr>
+        <w:tc>
+          <w:tcPr>
+            <w:tcW w:type="dxa" w:w="400"/>
+            <w:tcBorders>
+              <w:top w:val="single" w:color="CCCCCC" w:sz="4"/>
+              <w:left w:val="single" w:color="CCCCCC" w:sz="4"/>
+              <w:bottom w:val="single" w:color="CCCCCC" w:sz="4"/>
+              <w:right w:val="single" w:color="CCCCCC" w:sz="4"/>
+            </w:tcBorders>
+            <w:shd w:fill="FFFFFF" w:val="clear"/>
+            <w:tcMar>
+              <w:top w:type="dxa" w:w="80"/>
+              <w:left w:type="dxa" w:w="120"/>
+              <w:bottom w:type="dxa" w:w="80"/>
+              <w:right w:type="dxa" w:w="120"/>
+            </w:tcMar>
+            <w:vAlign w:val="center"/>
+          </w:tcPr>
+          <w:p>
+            <w:pPr>
+              <w:jc w:val="center"/>
+            </w:pPr>
+            <w:r>
+              <w:rPr>
+                <w:rFonts w:ascii="BIZ UDPGothic" w:cs="BIZ UDPGothic" w:eastAsia="BIZ UDPGothic" w:hAnsi="BIZ UDPGothic"/>
+                <w:b w:val="false"/>
+                <w:bCs w:val="false"/>
+                <w:color w:val="404040"/>
+                <w:sz w:val="18"/>
+                <w:szCs w:val="18"/>
+              </w:rPr>
+              <w:t xml:space="preserve">8</w:t>
+            </w:r>
+          </w:p>
+        </w:tc>
+        <w:tc>
+          <w:tcPr>
+            <w:tcW w:type="dxa" w:w="2200"/>
+            <w:tcBorders>
+              <w:top w:val="single" w:color="CCCCCC" w:sz="4"/>
+              <w:left w:val="single" w:color="CCCCCC" w:sz="4"/>
+              <w:bottom w:val="single" w:color="CCCCCC" w:sz="4"/>
+              <w:right w:val="single" w:color="CCCCCC" w:sz="4"/>
+            </w:tcBorders>
+            <w:shd w:fill="FFFFFF" w:val="clear"/>
+            <w:tcMar>
+              <w:top w:type="dxa" w:w="80"/>
+              <w:left w:type="dxa" w:w="120"/>
+              <w:bottom w:type="dxa" w:w="80"/>
+              <w:right w:type="dxa" w:w="120"/>
+            </w:tcMar>
+          </w:tcPr>
+          <w:p>
+            <w:pPr>
+              <w:spacing w:before="0" w:after="0"/>
+            </w:pPr>
+            <w:r>
+              <w:rPr>
+                <w:rFonts w:ascii="BIZ UDPGothic" w:cs="BIZ UDPGothic" w:eastAsia="BIZ UDPGothic" w:hAnsi="BIZ UDPGothic"/>
+                <w:color w:val="404040"/>
+                <w:sz w:val="18"/>
+                <w:szCs w:val="18"/>
+              </w:rPr>
+              <w:t xml:space="preserve">[参考] テストシナリオ</w:t>
+            </w:r>
+          </w:p>
+          <w:p>
+            <w:pPr>
+              <w:spacing w:before="0" w:after="0"/>
+            </w:pPr>
+            <w:r>
+              <w:rPr>
+                <w:rFonts w:ascii="BIZ UDPGothic" w:cs="BIZ UDPGothic" w:eastAsia="BIZ UDPGothic" w:hAnsi="BIZ UDPGothic"/>
+                <w:color w:val="404040"/>
+                <w:sz w:val="18"/>
+                <w:szCs w:val="18"/>
+              </w:rPr>
+              <w:t xml:space="preserve">/ Kịch bản kiểm thử</w:t>
+            </w:r>
+          </w:p>
+        </w:tc>
+        <w:tc>
+          <w:tcPr>
+            <w:tcW w:type="dxa" w:w="6906"/>
+            <w:tcBorders>
+              <w:top w:val="single" w:color="CCCCCC" w:sz="4"/>
+              <w:left w:val="single" w:color="CCCCCC" w:sz="4"/>
+              <w:bottom w:val="single" w:color="CCCCCC" w:sz="4"/>
+              <w:right w:val="single" w:color="CCCCCC" w:sz="4"/>
+            </w:tcBorders>
+            <w:shd w:fill="FFFFFF" w:val="clear"/>
+            <w:tcMar>
+              <w:top w:type="dxa" w:w="80"/>
+              <w:left w:type="dxa" w:w="120"/>
+              <w:bottom w:type="dxa" w:w="80"/>
+              <w:right w:type="dxa" w:w="120"/>
+            </w:tcMar>
+          </w:tcPr>
+          <w:p>
+            <w:pPr>
+              <w:spacing w:before="0" w:after="0"/>
+            </w:pPr>
+            <w:r>
+              <w:rPr>
+                <w:rFonts w:ascii="BIZ UDPGothic" w:cs="BIZ UDPGothic" w:eastAsia="BIZ UDPGothic" w:hAnsi="BIZ UDPGothic"/>
+                <w:color w:val="404040"/>
+                <w:sz w:val="18"/>
+                <w:szCs w:val="18"/>
+              </w:rPr>
+              <w:t xml:space="preserve">T1: 影響範囲調査結果確認</w:t>
+            </w:r>
+          </w:p>
+          <w:p>
+            <w:pPr>
+              <w:spacing w:before="0" w:after="0"/>
+            </w:pPr>
+            <w:r>
+              <w:rPr>
+                <w:rFonts w:ascii="BIZ UDPGothic" w:cs="BIZ UDPGothic" w:eastAsia="BIZ UDPGothic" w:hAnsi="BIZ UDPGothic"/>
+                <w:color w:val="404040"/>
+                <w:sz w:val="18"/>
+                <w:szCs w:val="18"/>
+              </w:rPr>
+              <w:t xml:space="preserve">T2: 新シークレット作成確認</w:t>
+            </w:r>
+          </w:p>
+          <w:p>
+            <w:pPr>
+              <w:spacing w:before="0" w:after="0"/>
+            </w:pPr>
+            <w:r>
+              <w:rPr>
+                <w:rFonts w:ascii="BIZ UDPGothic" w:cs="BIZ UDPGothic" w:eastAsia="BIZ UDPGothic" w:hAnsi="BIZ UDPGothic"/>
+                <w:color w:val="404040"/>
+                <w:sz w:val="18"/>
+                <w:szCs w:val="18"/>
+              </w:rPr>
+              <w:t xml:space="preserve">T3: Lambda/ECS動作確認</w:t>
+            </w:r>
+          </w:p>
+          <w:p>
+            <w:pPr>
+              <w:spacing w:before="0" w:after="0"/>
+            </w:pPr>
+            <w:r>
+              <w:rPr>
+                <w:rFonts w:ascii="BIZ UDPGothic" w:cs="BIZ UDPGothic" w:eastAsia="BIZ UDPGothic" w:hAnsi="BIZ UDPGothic"/>
+                <w:color w:val="404040"/>
+                <w:sz w:val="18"/>
+                <w:szCs w:val="18"/>
+              </w:rPr>
+              <w:t xml:space="preserve">T4: 旧シークレット削除確認</w:t>
+            </w:r>
+          </w:p>
+        </w:tc>
+      </w:tr>
+    </w:tbl>
     <w:p>
       <w:pPr>
         <w:spacing w:before="100" w:after="100"/>
